--- a/Actividades/Semana8_Video_Prevencion_Individuos_Poblaciones.docx
+++ b/Actividades/Semana8_Video_Prevencion_Individuos_Poblaciones.docx
@@ -7403,7 +7403,7 @@
           <w:sz w:val="22"/>
           <w:szCs w:val="22"/>
         </w:rPr>
-        <w:t xml:space="preserve">7 minutos y 25 segundos. </w:t>
+        <w:t xml:space="preserve">7 minutos y 45 segundos (24 escenas). </w:t>
       </w:r>
       <w:r>
         <w:rPr>
@@ -7487,11 +7487,11 @@
         </w:tblBorders>
       </w:tblPr>
       <w:tblGrid>
-        <w:gridCol w:w="1250"/>
-        <w:gridCol w:w="900"/>
-        <w:gridCol w:w="2100"/>
-        <w:gridCol w:w="2100"/>
-        <w:gridCol w:w="1960"/>
+        <w:gridCol w:w="1500"/>
+        <w:gridCol w:w="850"/>
+        <w:gridCol w:w="2000"/>
+        <w:gridCol w:w="2050"/>
+        <w:gridCol w:w="1910"/>
         <w:gridCol w:w="1050"/>
       </w:tblGrid>
       <w:tr>
@@ -7500,7 +7500,7 @@
         </w:trPr>
         <w:tc>
           <w:tcPr>
-            <w:tcW w:type="dxa" w:w="1250"/>
+            <w:tcW w:type="dxa" w:w="1500"/>
             <w:tcBorders>
               <w:top w:val="single" w:color="8EAADB" w:sz="4"/>
               <w:left w:val="single" w:color="8EAADB" w:sz="4"/>
@@ -7535,7 +7535,7 @@
         </w:tc>
         <w:tc>
           <w:tcPr>
-            <w:tcW w:type="dxa" w:w="900"/>
+            <w:tcW w:type="dxa" w:w="850"/>
             <w:tcBorders>
               <w:top w:val="single" w:color="8EAADB" w:sz="4"/>
               <w:left w:val="single" w:color="8EAADB" w:sz="4"/>
@@ -7570,7 +7570,7 @@
         </w:tc>
         <w:tc>
           <w:tcPr>
-            <w:tcW w:type="dxa" w:w="2100"/>
+            <w:tcW w:type="dxa" w:w="2000"/>
             <w:tcBorders>
               <w:top w:val="single" w:color="8EAADB" w:sz="4"/>
               <w:left w:val="single" w:color="8EAADB" w:sz="4"/>
@@ -7605,7 +7605,7 @@
         </w:tc>
         <w:tc>
           <w:tcPr>
-            <w:tcW w:type="dxa" w:w="2100"/>
+            <w:tcW w:type="dxa" w:w="2050"/>
             <w:tcBorders>
               <w:top w:val="single" w:color="8EAADB" w:sz="4"/>
               <w:left w:val="single" w:color="8EAADB" w:sz="4"/>
@@ -7640,7 +7640,7 @@
         </w:tc>
         <w:tc>
           <w:tcPr>
-            <w:tcW w:type="dxa" w:w="1960"/>
+            <w:tcW w:type="dxa" w:w="1910"/>
             <w:tcBorders>
               <w:top w:val="single" w:color="8EAADB" w:sz="4"/>
               <w:left w:val="single" w:color="8EAADB" w:sz="4"/>
@@ -7715,7 +7715,7 @@
         </w:trPr>
         <w:tc>
           <w:tcPr>
-            <w:tcW w:type="dxa" w:w="1250"/>
+            <w:tcW w:type="dxa" w:w="1500"/>
             <w:tcBorders>
               <w:top w:val="single" w:color="8EAADB" w:sz="4"/>
               <w:left w:val="single" w:color="8EAADB" w:sz="4"/>
@@ -7750,137 +7750,137 @@
         </w:tc>
         <w:tc>
           <w:tcPr>
-            <w:tcW w:type="dxa" w:w="900"/>
-            <w:tcBorders>
-              <w:top w:val="single" w:color="8EAADB" w:sz="4"/>
-              <w:left w:val="single" w:color="8EAADB" w:sz="4"/>
-              <w:bottom w:val="single" w:color="8EAADB" w:sz="4"/>
-              <w:right w:val="single" w:color="8EAADB" w:sz="4"/>
-            </w:tcBorders>
-            <w:tcMar>
-              <w:top w:type="dxa" w:w="35"/>
-              <w:left w:type="dxa" w:w="80"/>
-              <w:bottom w:type="dxa" w:w="35"/>
-              <w:right w:type="dxa" w:w="80"/>
-            </w:tcMar>
-            <w:vAlign w:val="center"/>
-          </w:tcPr>
-          <w:p>
-            <w:pPr>
-              <w:spacing w:after="20"/>
-            </w:pPr>
-            <w:r>
-              <w:rPr>
-                <w:rFonts w:ascii="Arial" w:cs="Arial" w:eastAsia="Arial" w:hAnsi="Arial"/>
-                <w:b w:val="false"/>
-                <w:bCs w:val="false"/>
-                <w:color w:val="000000"/>
-                <w:sz w:val="18"/>
-                <w:szCs w:val="18"/>
-              </w:rPr>
-              <w:t xml:space="preserve">0:00 – 0:15</w:t>
-            </w:r>
-          </w:p>
-        </w:tc>
-        <w:tc>
-          <w:tcPr>
-            <w:tcW w:type="dxa" w:w="2100"/>
-            <w:tcBorders>
-              <w:top w:val="single" w:color="8EAADB" w:sz="4"/>
-              <w:left w:val="single" w:color="8EAADB" w:sz="4"/>
-              <w:bottom w:val="single" w:color="8EAADB" w:sz="4"/>
-              <w:right w:val="single" w:color="8EAADB" w:sz="4"/>
-            </w:tcBorders>
-            <w:tcMar>
-              <w:top w:type="dxa" w:w="35"/>
-              <w:left w:type="dxa" w:w="80"/>
-              <w:bottom w:type="dxa" w:w="35"/>
-              <w:right w:type="dxa" w:w="80"/>
-            </w:tcMar>
-            <w:vAlign w:val="center"/>
-          </w:tcPr>
-          <w:p>
-            <w:pPr>
-              <w:spacing w:after="20"/>
-            </w:pPr>
-            <w:r>
-              <w:rPr>
-                <w:rFonts w:ascii="Arial" w:cs="Arial" w:eastAsia="Arial" w:hAnsi="Arial"/>
-                <w:b w:val="false"/>
-                <w:bCs w:val="false"/>
-                <w:color w:val="000000"/>
-                <w:sz w:val="18"/>
-                <w:szCs w:val="18"/>
-              </w:rPr>
-              <w:t xml:space="preserve">Fotografía de una familia y profesionales de salud en un entorno comunitario.</w:t>
-            </w:r>
-          </w:p>
-        </w:tc>
-        <w:tc>
-          <w:tcPr>
-            <w:tcW w:type="dxa" w:w="2100"/>
-            <w:tcBorders>
-              <w:top w:val="single" w:color="8EAADB" w:sz="4"/>
-              <w:left w:val="single" w:color="8EAADB" w:sz="4"/>
-              <w:bottom w:val="single" w:color="8EAADB" w:sz="4"/>
-              <w:right w:val="single" w:color="8EAADB" w:sz="4"/>
-            </w:tcBorders>
-            <w:tcMar>
-              <w:top w:type="dxa" w:w="35"/>
-              <w:left w:type="dxa" w:w="80"/>
-              <w:bottom w:type="dxa" w:w="35"/>
-              <w:right w:type="dxa" w:w="80"/>
-            </w:tcMar>
-            <w:vAlign w:val="center"/>
-          </w:tcPr>
-          <w:p>
-            <w:pPr>
-              <w:spacing w:after="20"/>
-            </w:pPr>
-            <w:r>
-              <w:rPr>
-                <w:rFonts w:ascii="Arial" w:cs="Arial" w:eastAsia="Arial" w:hAnsi="Arial"/>
-                <w:b w:val="false"/>
-                <w:bCs w:val="false"/>
-                <w:color w:val="000000"/>
-                <w:sz w:val="18"/>
-                <w:szCs w:val="18"/>
-              </w:rPr>
-              <w:t xml:space="preserve">Prevenir es cuidar: una mirada hacia la prevención en individuos y poblaciones</w:t>
-            </w:r>
-          </w:p>
-        </w:tc>
-        <w:tc>
-          <w:tcPr>
-            <w:tcW w:type="dxa" w:w="1960"/>
-            <w:tcBorders>
-              <w:top w:val="single" w:color="8EAADB" w:sz="4"/>
-              <w:left w:val="single" w:color="8EAADB" w:sz="4"/>
-              <w:bottom w:val="single" w:color="8EAADB" w:sz="4"/>
-              <w:right w:val="single" w:color="8EAADB" w:sz="4"/>
-            </w:tcBorders>
-            <w:tcMar>
-              <w:top w:type="dxa" w:w="35"/>
-              <w:left w:type="dxa" w:w="80"/>
-              <w:bottom w:type="dxa" w:w="35"/>
-              <w:right w:type="dxa" w:w="80"/>
-            </w:tcMar>
-            <w:vAlign w:val="center"/>
-          </w:tcPr>
-          <w:p>
-            <w:pPr>
-              <w:spacing w:after="20"/>
-            </w:pPr>
-            <w:r>
-              <w:rPr>
-                <w:rFonts w:ascii="Arial" w:cs="Arial" w:eastAsia="Arial" w:hAnsi="Arial"/>
-                <w:b w:val="false"/>
-                <w:bCs w:val="false"/>
-                <w:color w:val="000000"/>
-                <w:sz w:val="18"/>
-                <w:szCs w:val="18"/>
-              </w:rPr>
-              <w:t xml:space="preserve">Música de apertura. Sin voz.</w:t>
+            <w:tcW w:type="dxa" w:w="850"/>
+            <w:tcBorders>
+              <w:top w:val="single" w:color="8EAADB" w:sz="4"/>
+              <w:left w:val="single" w:color="8EAADB" w:sz="4"/>
+              <w:bottom w:val="single" w:color="8EAADB" w:sz="4"/>
+              <w:right w:val="single" w:color="8EAADB" w:sz="4"/>
+            </w:tcBorders>
+            <w:tcMar>
+              <w:top w:type="dxa" w:w="35"/>
+              <w:left w:type="dxa" w:w="80"/>
+              <w:bottom w:type="dxa" w:w="35"/>
+              <w:right w:type="dxa" w:w="80"/>
+            </w:tcMar>
+            <w:vAlign w:val="center"/>
+          </w:tcPr>
+          <w:p>
+            <w:pPr>
+              <w:spacing w:after="20"/>
+            </w:pPr>
+            <w:r>
+              <w:rPr>
+                <w:rFonts w:ascii="Arial" w:cs="Arial" w:eastAsia="Arial" w:hAnsi="Arial"/>
+                <w:b w:val="false"/>
+                <w:bCs w:val="false"/>
+                <w:color w:val="000000"/>
+                <w:sz w:val="18"/>
+                <w:szCs w:val="18"/>
+              </w:rPr>
+              <w:t xml:space="preserve">0:00 – 0:10</w:t>
+            </w:r>
+          </w:p>
+        </w:tc>
+        <w:tc>
+          <w:tcPr>
+            <w:tcW w:type="dxa" w:w="2000"/>
+            <w:tcBorders>
+              <w:top w:val="single" w:color="8EAADB" w:sz="4"/>
+              <w:left w:val="single" w:color="8EAADB" w:sz="4"/>
+              <w:bottom w:val="single" w:color="8EAADB" w:sz="4"/>
+              <w:right w:val="single" w:color="8EAADB" w:sz="4"/>
+            </w:tcBorders>
+            <w:tcMar>
+              <w:top w:type="dxa" w:w="35"/>
+              <w:left w:type="dxa" w:w="80"/>
+              <w:bottom w:type="dxa" w:w="35"/>
+              <w:right w:type="dxa" w:w="80"/>
+            </w:tcMar>
+            <w:vAlign w:val="center"/>
+          </w:tcPr>
+          <w:p>
+            <w:pPr>
+              <w:spacing w:after="20"/>
+            </w:pPr>
+            <w:r>
+              <w:rPr>
+                <w:rFonts w:ascii="Arial" w:cs="Arial" w:eastAsia="Arial" w:hAnsi="Arial"/>
+                <w:b w:val="false"/>
+                <w:bCs w:val="false"/>
+                <w:color w:val="000000"/>
+                <w:sz w:val="18"/>
+                <w:szCs w:val="18"/>
+              </w:rPr>
+              <w:t xml:space="preserve">Agente de salud comunitaria con una familia; logo de UNIMINUTO.</w:t>
+            </w:r>
+          </w:p>
+        </w:tc>
+        <w:tc>
+          <w:tcPr>
+            <w:tcW w:type="dxa" w:w="2050"/>
+            <w:tcBorders>
+              <w:top w:val="single" w:color="8EAADB" w:sz="4"/>
+              <w:left w:val="single" w:color="8EAADB" w:sz="4"/>
+              <w:bottom w:val="single" w:color="8EAADB" w:sz="4"/>
+              <w:right w:val="single" w:color="8EAADB" w:sz="4"/>
+            </w:tcBorders>
+            <w:tcMar>
+              <w:top w:type="dxa" w:w="35"/>
+              <w:left w:type="dxa" w:w="80"/>
+              <w:bottom w:type="dxa" w:w="35"/>
+              <w:right w:type="dxa" w:w="80"/>
+            </w:tcMar>
+            <w:vAlign w:val="center"/>
+          </w:tcPr>
+          <w:p>
+            <w:pPr>
+              <w:spacing w:after="20"/>
+            </w:pPr>
+            <w:r>
+              <w:rPr>
+                <w:rFonts w:ascii="Arial" w:cs="Arial" w:eastAsia="Arial" w:hAnsi="Arial"/>
+                <w:b w:val="false"/>
+                <w:bCs w:val="false"/>
+                <w:color w:val="000000"/>
+                <w:sz w:val="18"/>
+                <w:szCs w:val="18"/>
+              </w:rPr>
+              <w:t xml:space="preserve">Prevenir es cuidar · Tema, curso, autora y logo</w:t>
+            </w:r>
+          </w:p>
+        </w:tc>
+        <w:tc>
+          <w:tcPr>
+            <w:tcW w:type="dxa" w:w="1910"/>
+            <w:tcBorders>
+              <w:top w:val="single" w:color="8EAADB" w:sz="4"/>
+              <w:left w:val="single" w:color="8EAADB" w:sz="4"/>
+              <w:bottom w:val="single" w:color="8EAADB" w:sz="4"/>
+              <w:right w:val="single" w:color="8EAADB" w:sz="4"/>
+            </w:tcBorders>
+            <w:tcMar>
+              <w:top w:type="dxa" w:w="35"/>
+              <w:left w:type="dxa" w:w="80"/>
+              <w:bottom w:type="dxa" w:w="35"/>
+              <w:right w:type="dxa" w:w="80"/>
+            </w:tcMar>
+            <w:vAlign w:val="center"/>
+          </w:tcPr>
+          <w:p>
+            <w:pPr>
+              <w:spacing w:after="20"/>
+            </w:pPr>
+            <w:r>
+              <w:rPr>
+                <w:rFonts w:ascii="Arial" w:cs="Arial" w:eastAsia="Arial" w:hAnsi="Arial"/>
+                <w:b w:val="false"/>
+                <w:bCs w:val="false"/>
+                <w:color w:val="000000"/>
+                <w:sz w:val="18"/>
+                <w:szCs w:val="18"/>
+              </w:rPr>
+              <w:t xml:space="preserve">Sin voz. Música: apertura cálida.</w:t>
             </w:r>
           </w:p>
         </w:tc>
@@ -7914,7 +7914,7 @@
                 <w:sz w:val="18"/>
                 <w:szCs w:val="18"/>
               </w:rPr>
-              <w:t xml:space="preserve">15 s</w:t>
+              <w:t xml:space="preserve">10 s</w:t>
             </w:r>
           </w:p>
         </w:tc>
@@ -7925,7 +7925,7 @@
         </w:trPr>
         <w:tc>
           <w:tcPr>
-            <w:tcW w:type="dxa" w:w="1250"/>
+            <w:tcW w:type="dxa" w:w="1500"/>
             <w:tcBorders>
               <w:top w:val="single" w:color="8EAADB" w:sz="4"/>
               <w:left w:val="single" w:color="8EAADB" w:sz="4"/>
@@ -7960,137 +7960,137 @@
         </w:tc>
         <w:tc>
           <w:tcPr>
-            <w:tcW w:type="dxa" w:w="900"/>
-            <w:tcBorders>
-              <w:top w:val="single" w:color="8EAADB" w:sz="4"/>
-              <w:left w:val="single" w:color="8EAADB" w:sz="4"/>
-              <w:bottom w:val="single" w:color="8EAADB" w:sz="4"/>
-              <w:right w:val="single" w:color="8EAADB" w:sz="4"/>
-            </w:tcBorders>
-            <w:tcMar>
-              <w:top w:type="dxa" w:w="35"/>
-              <w:left w:type="dxa" w:w="80"/>
-              <w:bottom w:type="dxa" w:w="35"/>
-              <w:right w:type="dxa" w:w="80"/>
-            </w:tcMar>
-            <w:vAlign w:val="center"/>
-          </w:tcPr>
-          <w:p>
-            <w:pPr>
-              <w:spacing w:after="20"/>
-            </w:pPr>
-            <w:r>
-              <w:rPr>
-                <w:rFonts w:ascii="Arial" w:cs="Arial" w:eastAsia="Arial" w:hAnsi="Arial"/>
-                <w:b w:val="false"/>
-                <w:bCs w:val="false"/>
-                <w:color w:val="000000"/>
-                <w:sz w:val="18"/>
-                <w:szCs w:val="18"/>
-              </w:rPr>
-              <w:t xml:space="preserve">0:15 – 0:40</w:t>
-            </w:r>
-          </w:p>
-        </w:tc>
-        <w:tc>
-          <w:tcPr>
-            <w:tcW w:type="dxa" w:w="2100"/>
-            <w:tcBorders>
-              <w:top w:val="single" w:color="8EAADB" w:sz="4"/>
-              <w:left w:val="single" w:color="8EAADB" w:sz="4"/>
-              <w:bottom w:val="single" w:color="8EAADB" w:sz="4"/>
-              <w:right w:val="single" w:color="8EAADB" w:sz="4"/>
-            </w:tcBorders>
-            <w:tcMar>
-              <w:top w:type="dxa" w:w="35"/>
-              <w:left w:type="dxa" w:w="80"/>
-              <w:bottom w:type="dxa" w:w="35"/>
-              <w:right w:type="dxa" w:w="80"/>
-            </w:tcMar>
-            <w:vAlign w:val="center"/>
-          </w:tcPr>
-          <w:p>
-            <w:pPr>
-              <w:spacing w:after="20"/>
-            </w:pPr>
-            <w:r>
-              <w:rPr>
-                <w:rFonts w:ascii="Arial" w:cs="Arial" w:eastAsia="Arial" w:hAnsi="Arial"/>
-                <w:b w:val="false"/>
-                <w:bCs w:val="false"/>
-                <w:color w:val="000000"/>
-                <w:sz w:val="18"/>
-                <w:szCs w:val="18"/>
-              </w:rPr>
-              <w:t xml:space="preserve">Collage de las tres poblaciones: campesinos, estudiantes y adultos mayores.</w:t>
-            </w:r>
-          </w:p>
-        </w:tc>
-        <w:tc>
-          <w:tcPr>
-            <w:tcW w:type="dxa" w:w="2100"/>
-            <w:tcBorders>
-              <w:top w:val="single" w:color="8EAADB" w:sz="4"/>
-              <w:left w:val="single" w:color="8EAADB" w:sz="4"/>
-              <w:bottom w:val="single" w:color="8EAADB" w:sz="4"/>
-              <w:right w:val="single" w:color="8EAADB" w:sz="4"/>
-            </w:tcBorders>
-            <w:tcMar>
-              <w:top w:type="dxa" w:w="35"/>
-              <w:left w:type="dxa" w:w="80"/>
-              <w:bottom w:type="dxa" w:w="35"/>
-              <w:right w:type="dxa" w:w="80"/>
-            </w:tcMar>
-            <w:vAlign w:val="center"/>
-          </w:tcPr>
-          <w:p>
-            <w:pPr>
-              <w:spacing w:after="20"/>
-            </w:pPr>
-            <w:r>
-              <w:rPr>
-                <w:rFonts w:ascii="Arial" w:cs="Arial" w:eastAsia="Arial" w:hAnsi="Arial"/>
-                <w:b w:val="false"/>
-                <w:bCs w:val="false"/>
-                <w:color w:val="000000"/>
-                <w:sz w:val="18"/>
-                <w:szCs w:val="18"/>
-              </w:rPr>
-              <w:t xml:space="preserve">Tres contextos, tres propuestas de prevención</w:t>
-            </w:r>
-          </w:p>
-        </w:tc>
-        <w:tc>
-          <w:tcPr>
-            <w:tcW w:type="dxa" w:w="1960"/>
-            <w:tcBorders>
-              <w:top w:val="single" w:color="8EAADB" w:sz="4"/>
-              <w:left w:val="single" w:color="8EAADB" w:sz="4"/>
-              <w:bottom w:val="single" w:color="8EAADB" w:sz="4"/>
-              <w:right w:val="single" w:color="8EAADB" w:sz="4"/>
-            </w:tcBorders>
-            <w:tcMar>
-              <w:top w:type="dxa" w:w="35"/>
-              <w:left w:type="dxa" w:w="80"/>
-              <w:bottom w:type="dxa" w:w="35"/>
-              <w:right w:type="dxa" w:w="80"/>
-            </w:tcMar>
-            <w:vAlign w:val="center"/>
-          </w:tcPr>
-          <w:p>
-            <w:pPr>
-              <w:spacing w:after="20"/>
-            </w:pPr>
-            <w:r>
-              <w:rPr>
-                <w:rFonts w:ascii="Arial" w:cs="Arial" w:eastAsia="Arial" w:hAnsi="Arial"/>
-                <w:b w:val="false"/>
-                <w:bCs w:val="false"/>
-                <w:color w:val="000000"/>
-                <w:sz w:val="18"/>
-                <w:szCs w:val="18"/>
-              </w:rPr>
-              <w:t xml:space="preserve">Voz en off: presentación de la autora, objetivo del video y población a la que va dirigido.</w:t>
+            <w:tcW w:type="dxa" w:w="850"/>
+            <w:tcBorders>
+              <w:top w:val="single" w:color="8EAADB" w:sz="4"/>
+              <w:left w:val="single" w:color="8EAADB" w:sz="4"/>
+              <w:bottom w:val="single" w:color="8EAADB" w:sz="4"/>
+              <w:right w:val="single" w:color="8EAADB" w:sz="4"/>
+            </w:tcBorders>
+            <w:tcMar>
+              <w:top w:type="dxa" w:w="35"/>
+              <w:left w:type="dxa" w:w="80"/>
+              <w:bottom w:type="dxa" w:w="35"/>
+              <w:right w:type="dxa" w:w="80"/>
+            </w:tcMar>
+            <w:vAlign w:val="center"/>
+          </w:tcPr>
+          <w:p>
+            <w:pPr>
+              <w:spacing w:after="20"/>
+            </w:pPr>
+            <w:r>
+              <w:rPr>
+                <w:rFonts w:ascii="Arial" w:cs="Arial" w:eastAsia="Arial" w:hAnsi="Arial"/>
+                <w:b w:val="false"/>
+                <w:bCs w:val="false"/>
+                <w:color w:val="000000"/>
+                <w:sz w:val="18"/>
+                <w:szCs w:val="18"/>
+              </w:rPr>
+              <w:t xml:space="preserve">0:10 – 0:30</w:t>
+            </w:r>
+          </w:p>
+        </w:tc>
+        <w:tc>
+          <w:tcPr>
+            <w:tcW w:type="dxa" w:w="2000"/>
+            <w:tcBorders>
+              <w:top w:val="single" w:color="8EAADB" w:sz="4"/>
+              <w:left w:val="single" w:color="8EAADB" w:sz="4"/>
+              <w:bottom w:val="single" w:color="8EAADB" w:sz="4"/>
+              <w:right w:val="single" w:color="8EAADB" w:sz="4"/>
+            </w:tcBorders>
+            <w:tcMar>
+              <w:top w:type="dxa" w:w="35"/>
+              <w:left w:type="dxa" w:w="80"/>
+              <w:bottom w:type="dxa" w:w="35"/>
+              <w:right w:type="dxa" w:w="80"/>
+            </w:tcMar>
+            <w:vAlign w:val="center"/>
+          </w:tcPr>
+          <w:p>
+            <w:pPr>
+              <w:spacing w:after="20"/>
+            </w:pPr>
+            <w:r>
+              <w:rPr>
+                <w:rFonts w:ascii="Arial" w:cs="Arial" w:eastAsia="Arial" w:hAnsi="Arial"/>
+                <w:b w:val="false"/>
+                <w:bCs w:val="false"/>
+                <w:color w:val="000000"/>
+                <w:sz w:val="18"/>
+                <w:szCs w:val="18"/>
+              </w:rPr>
+              <w:t xml:space="preserve">Tres fotos: campesino, estudiantes y adulto mayor.</w:t>
+            </w:r>
+          </w:p>
+        </w:tc>
+        <w:tc>
+          <w:tcPr>
+            <w:tcW w:type="dxa" w:w="2050"/>
+            <w:tcBorders>
+              <w:top w:val="single" w:color="8EAADB" w:sz="4"/>
+              <w:left w:val="single" w:color="8EAADB" w:sz="4"/>
+              <w:bottom w:val="single" w:color="8EAADB" w:sz="4"/>
+              <w:right w:val="single" w:color="8EAADB" w:sz="4"/>
+            </w:tcBorders>
+            <w:tcMar>
+              <w:top w:type="dxa" w:w="35"/>
+              <w:left w:type="dxa" w:w="80"/>
+              <w:bottom w:type="dxa" w:w="35"/>
+              <w:right w:type="dxa" w:w="80"/>
+            </w:tcMar>
+            <w:vAlign w:val="center"/>
+          </w:tcPr>
+          <w:p>
+            <w:pPr>
+              <w:spacing w:after="20"/>
+            </w:pPr>
+            <w:r>
+              <w:rPr>
+                <w:rFonts w:ascii="Arial" w:cs="Arial" w:eastAsia="Arial" w:hAnsi="Arial"/>
+                <w:b w:val="false"/>
+                <w:bCs w:val="false"/>
+                <w:color w:val="000000"/>
+                <w:sz w:val="18"/>
+                <w:szCs w:val="18"/>
+              </w:rPr>
+              <w:t xml:space="preserve">Tres contextos, tres propuestas</w:t>
+            </w:r>
+          </w:p>
+        </w:tc>
+        <w:tc>
+          <w:tcPr>
+            <w:tcW w:type="dxa" w:w="1910"/>
+            <w:tcBorders>
+              <w:top w:val="single" w:color="8EAADB" w:sz="4"/>
+              <w:left w:val="single" w:color="8EAADB" w:sz="4"/>
+              <w:bottom w:val="single" w:color="8EAADB" w:sz="4"/>
+              <w:right w:val="single" w:color="8EAADB" w:sz="4"/>
+            </w:tcBorders>
+            <w:tcMar>
+              <w:top w:type="dxa" w:w="35"/>
+              <w:left w:type="dxa" w:w="80"/>
+              <w:bottom w:type="dxa" w:w="35"/>
+              <w:right w:type="dxa" w:w="80"/>
+            </w:tcMar>
+            <w:vAlign w:val="center"/>
+          </w:tcPr>
+          <w:p>
+            <w:pPr>
+              <w:spacing w:after="20"/>
+            </w:pPr>
+            <w:r>
+              <w:rPr>
+                <w:rFonts w:ascii="Arial" w:cs="Arial" w:eastAsia="Arial" w:hAnsi="Arial"/>
+                <w:b w:val="false"/>
+                <w:bCs w:val="false"/>
+                <w:color w:val="000000"/>
+                <w:sz w:val="18"/>
+                <w:szCs w:val="18"/>
+              </w:rPr>
+              <w:t xml:space="preserve">Voz en off. Música: suave.</w:t>
             </w:r>
           </w:p>
         </w:tc>
@@ -8124,7 +8124,7 @@
                 <w:sz w:val="18"/>
                 <w:szCs w:val="18"/>
               </w:rPr>
-              <w:t xml:space="preserve">25 s</w:t>
+              <w:t xml:space="preserve">20 s</w:t>
             </w:r>
           </w:p>
         </w:tc>
@@ -8135,7 +8135,7 @@
         </w:trPr>
         <w:tc>
           <w:tcPr>
-            <w:tcW w:type="dxa" w:w="1250"/>
+            <w:tcW w:type="dxa" w:w="1500"/>
             <w:tcBorders>
               <w:top w:val="single" w:color="8EAADB" w:sz="4"/>
               <w:left w:val="single" w:color="8EAADB" w:sz="4"/>
@@ -8164,143 +8164,143 @@
                 <w:sz w:val="18"/>
                 <w:szCs w:val="18"/>
               </w:rPr>
-              <w:t xml:space="preserve">3. Promoción y prevención</w:t>
-            </w:r>
-          </w:p>
-        </w:tc>
-        <w:tc>
-          <w:tcPr>
-            <w:tcW w:type="dxa" w:w="900"/>
-            <w:tcBorders>
-              <w:top w:val="single" w:color="8EAADB" w:sz="4"/>
-              <w:left w:val="single" w:color="8EAADB" w:sz="4"/>
-              <w:bottom w:val="single" w:color="8EAADB" w:sz="4"/>
-              <w:right w:val="single" w:color="8EAADB" w:sz="4"/>
-            </w:tcBorders>
-            <w:tcMar>
-              <w:top w:type="dxa" w:w="35"/>
-              <w:left w:type="dxa" w:w="80"/>
-              <w:bottom w:type="dxa" w:w="35"/>
-              <w:right w:type="dxa" w:w="80"/>
-            </w:tcMar>
-            <w:vAlign w:val="center"/>
-          </w:tcPr>
-          <w:p>
-            <w:pPr>
-              <w:spacing w:after="20"/>
-            </w:pPr>
-            <w:r>
-              <w:rPr>
-                <w:rFonts w:ascii="Arial" w:cs="Arial" w:eastAsia="Arial" w:hAnsi="Arial"/>
-                <w:b w:val="false"/>
-                <w:bCs w:val="false"/>
-                <w:color w:val="000000"/>
-                <w:sz w:val="18"/>
-                <w:szCs w:val="18"/>
-              </w:rPr>
-              <w:t xml:space="preserve">0:40 – 1:00</w:t>
-            </w:r>
-          </w:p>
-        </w:tc>
-        <w:tc>
-          <w:tcPr>
-            <w:tcW w:type="dxa" w:w="2100"/>
-            <w:tcBorders>
-              <w:top w:val="single" w:color="8EAADB" w:sz="4"/>
-              <w:left w:val="single" w:color="8EAADB" w:sz="4"/>
-              <w:bottom w:val="single" w:color="8EAADB" w:sz="4"/>
-              <w:right w:val="single" w:color="8EAADB" w:sz="4"/>
-            </w:tcBorders>
-            <w:tcMar>
-              <w:top w:type="dxa" w:w="35"/>
-              <w:left w:type="dxa" w:w="80"/>
-              <w:bottom w:type="dxa" w:w="35"/>
-              <w:right w:type="dxa" w:w="80"/>
-            </w:tcMar>
-            <w:vAlign w:val="center"/>
-          </w:tcPr>
-          <w:p>
-            <w:pPr>
-              <w:spacing w:after="20"/>
-            </w:pPr>
-            <w:r>
-              <w:rPr>
-                <w:rFonts w:ascii="Arial" w:cs="Arial" w:eastAsia="Arial" w:hAnsi="Arial"/>
-                <w:b w:val="false"/>
-                <w:bCs w:val="false"/>
-                <w:color w:val="000000"/>
-                <w:sz w:val="18"/>
-                <w:szCs w:val="18"/>
-              </w:rPr>
-              <w:t xml:space="preserve">Íconos de los tres niveles de prevención: escudo, lupa y venda.</w:t>
-            </w:r>
-          </w:p>
-        </w:tc>
-        <w:tc>
-          <w:tcPr>
-            <w:tcW w:type="dxa" w:w="2100"/>
-            <w:tcBorders>
-              <w:top w:val="single" w:color="8EAADB" w:sz="4"/>
-              <w:left w:val="single" w:color="8EAADB" w:sz="4"/>
-              <w:bottom w:val="single" w:color="8EAADB" w:sz="4"/>
-              <w:right w:val="single" w:color="8EAADB" w:sz="4"/>
-            </w:tcBorders>
-            <w:tcMar>
-              <w:top w:type="dxa" w:w="35"/>
-              <w:left w:type="dxa" w:w="80"/>
-              <w:bottom w:type="dxa" w:w="35"/>
-              <w:right w:type="dxa" w:w="80"/>
-            </w:tcMar>
-            <w:vAlign w:val="center"/>
-          </w:tcPr>
-          <w:p>
-            <w:pPr>
-              <w:spacing w:after="20"/>
-            </w:pPr>
-            <w:r>
-              <w:rPr>
-                <w:rFonts w:ascii="Arial" w:cs="Arial" w:eastAsia="Arial" w:hAnsi="Arial"/>
-                <w:b w:val="false"/>
-                <w:bCs w:val="false"/>
-                <w:color w:val="000000"/>
-                <w:sz w:val="18"/>
-                <w:szCs w:val="18"/>
-              </w:rPr>
-              <w:t xml:space="preserve">Prevención primaria · secundaria · terciaria</w:t>
-            </w:r>
-          </w:p>
-        </w:tc>
-        <w:tc>
-          <w:tcPr>
-            <w:tcW w:type="dxa" w:w="1960"/>
-            <w:tcBorders>
-              <w:top w:val="single" w:color="8EAADB" w:sz="4"/>
-              <w:left w:val="single" w:color="8EAADB" w:sz="4"/>
-              <w:bottom w:val="single" w:color="8EAADB" w:sz="4"/>
-              <w:right w:val="single" w:color="8EAADB" w:sz="4"/>
-            </w:tcBorders>
-            <w:tcMar>
-              <w:top w:type="dxa" w:w="35"/>
-              <w:left w:type="dxa" w:w="80"/>
-              <w:bottom w:type="dxa" w:w="35"/>
-              <w:right w:type="dxa" w:w="80"/>
-            </w:tcMar>
-            <w:vAlign w:val="center"/>
-          </w:tcPr>
-          <w:p>
-            <w:pPr>
-              <w:spacing w:after="20"/>
-            </w:pPr>
-            <w:r>
-              <w:rPr>
-                <w:rFonts w:ascii="Arial" w:cs="Arial" w:eastAsia="Arial" w:hAnsi="Arial"/>
-                <w:b w:val="false"/>
-                <w:bCs w:val="false"/>
-                <w:color w:val="000000"/>
-                <w:sz w:val="18"/>
-                <w:szCs w:val="18"/>
-              </w:rPr>
-              <w:t xml:space="preserve">Voz en off: qué es promover la salud y los tres niveles de prevención.</w:t>
+              <w:t xml:space="preserve">3. Niveles de prevención</w:t>
+            </w:r>
+          </w:p>
+        </w:tc>
+        <w:tc>
+          <w:tcPr>
+            <w:tcW w:type="dxa" w:w="850"/>
+            <w:tcBorders>
+              <w:top w:val="single" w:color="8EAADB" w:sz="4"/>
+              <w:left w:val="single" w:color="8EAADB" w:sz="4"/>
+              <w:bottom w:val="single" w:color="8EAADB" w:sz="4"/>
+              <w:right w:val="single" w:color="8EAADB" w:sz="4"/>
+            </w:tcBorders>
+            <w:tcMar>
+              <w:top w:type="dxa" w:w="35"/>
+              <w:left w:type="dxa" w:w="80"/>
+              <w:bottom w:type="dxa" w:w="35"/>
+              <w:right w:type="dxa" w:w="80"/>
+            </w:tcMar>
+            <w:vAlign w:val="center"/>
+          </w:tcPr>
+          <w:p>
+            <w:pPr>
+              <w:spacing w:after="20"/>
+            </w:pPr>
+            <w:r>
+              <w:rPr>
+                <w:rFonts w:ascii="Arial" w:cs="Arial" w:eastAsia="Arial" w:hAnsi="Arial"/>
+                <w:b w:val="false"/>
+                <w:bCs w:val="false"/>
+                <w:color w:val="000000"/>
+                <w:sz w:val="18"/>
+                <w:szCs w:val="18"/>
+              </w:rPr>
+              <w:t xml:space="preserve">0:30 – 0:50</w:t>
+            </w:r>
+          </w:p>
+        </w:tc>
+        <w:tc>
+          <w:tcPr>
+            <w:tcW w:type="dxa" w:w="2000"/>
+            <w:tcBorders>
+              <w:top w:val="single" w:color="8EAADB" w:sz="4"/>
+              <w:left w:val="single" w:color="8EAADB" w:sz="4"/>
+              <w:bottom w:val="single" w:color="8EAADB" w:sz="4"/>
+              <w:right w:val="single" w:color="8EAADB" w:sz="4"/>
+            </w:tcBorders>
+            <w:tcMar>
+              <w:top w:type="dxa" w:w="35"/>
+              <w:left w:type="dxa" w:w="80"/>
+              <w:bottom w:type="dxa" w:w="35"/>
+              <w:right w:type="dxa" w:w="80"/>
+            </w:tcMar>
+            <w:vAlign w:val="center"/>
+          </w:tcPr>
+          <w:p>
+            <w:pPr>
+              <w:spacing w:after="20"/>
+            </w:pPr>
+            <w:r>
+              <w:rPr>
+                <w:rFonts w:ascii="Arial" w:cs="Arial" w:eastAsia="Arial" w:hAnsi="Arial"/>
+                <w:b w:val="false"/>
+                <w:bCs w:val="false"/>
+                <w:color w:val="000000"/>
+                <w:sz w:val="18"/>
+                <w:szCs w:val="18"/>
+              </w:rPr>
+              <w:t xml:space="preserve">Escalera de los tres niveles y foto de una toma de presión arterial.</w:t>
+            </w:r>
+          </w:p>
+        </w:tc>
+        <w:tc>
+          <w:tcPr>
+            <w:tcW w:type="dxa" w:w="2050"/>
+            <w:tcBorders>
+              <w:top w:val="single" w:color="8EAADB" w:sz="4"/>
+              <w:left w:val="single" w:color="8EAADB" w:sz="4"/>
+              <w:bottom w:val="single" w:color="8EAADB" w:sz="4"/>
+              <w:right w:val="single" w:color="8EAADB" w:sz="4"/>
+            </w:tcBorders>
+            <w:tcMar>
+              <w:top w:type="dxa" w:w="35"/>
+              <w:left w:type="dxa" w:w="80"/>
+              <w:bottom w:type="dxa" w:w="35"/>
+              <w:right w:type="dxa" w:w="80"/>
+            </w:tcMar>
+            <w:vAlign w:val="center"/>
+          </w:tcPr>
+          <w:p>
+            <w:pPr>
+              <w:spacing w:after="20"/>
+            </w:pPr>
+            <w:r>
+              <w:rPr>
+                <w:rFonts w:ascii="Arial" w:cs="Arial" w:eastAsia="Arial" w:hAnsi="Arial"/>
+                <w:b w:val="false"/>
+                <w:bCs w:val="false"/>
+                <w:color w:val="000000"/>
+                <w:sz w:val="18"/>
+                <w:szCs w:val="18"/>
+              </w:rPr>
+              <w:t xml:space="preserve">Primaria · Secundaria · Terciaria</w:t>
+            </w:r>
+          </w:p>
+        </w:tc>
+        <w:tc>
+          <w:tcPr>
+            <w:tcW w:type="dxa" w:w="1910"/>
+            <w:tcBorders>
+              <w:top w:val="single" w:color="8EAADB" w:sz="4"/>
+              <w:left w:val="single" w:color="8EAADB" w:sz="4"/>
+              <w:bottom w:val="single" w:color="8EAADB" w:sz="4"/>
+              <w:right w:val="single" w:color="8EAADB" w:sz="4"/>
+            </w:tcBorders>
+            <w:tcMar>
+              <w:top w:type="dxa" w:w="35"/>
+              <w:left w:type="dxa" w:w="80"/>
+              <w:bottom w:type="dxa" w:w="35"/>
+              <w:right w:type="dxa" w:w="80"/>
+            </w:tcMar>
+            <w:vAlign w:val="center"/>
+          </w:tcPr>
+          <w:p>
+            <w:pPr>
+              <w:spacing w:after="20"/>
+            </w:pPr>
+            <w:r>
+              <w:rPr>
+                <w:rFonts w:ascii="Arial" w:cs="Arial" w:eastAsia="Arial" w:hAnsi="Arial"/>
+                <w:b w:val="false"/>
+                <w:bCs w:val="false"/>
+                <w:color w:val="000000"/>
+                <w:sz w:val="18"/>
+                <w:szCs w:val="18"/>
+              </w:rPr>
+              <w:t xml:space="preserve">Voz en off. Música: suave.</w:t>
             </w:r>
           </w:p>
         </w:tc>
@@ -8345,7 +8345,7 @@
         </w:trPr>
         <w:tc>
           <w:tcPr>
-            <w:tcW w:type="dxa" w:w="1250"/>
+            <w:tcW w:type="dxa" w:w="1500"/>
             <w:tcBorders>
               <w:top w:val="single" w:color="8EAADB" w:sz="4"/>
               <w:left w:val="single" w:color="8EAADB" w:sz="4"/>
@@ -8380,137 +8380,137 @@
         </w:tc>
         <w:tc>
           <w:tcPr>
-            <w:tcW w:type="dxa" w:w="900"/>
-            <w:tcBorders>
-              <w:top w:val="single" w:color="8EAADB" w:sz="4"/>
-              <w:left w:val="single" w:color="8EAADB" w:sz="4"/>
-              <w:bottom w:val="single" w:color="8EAADB" w:sz="4"/>
-              <w:right w:val="single" w:color="8EAADB" w:sz="4"/>
-            </w:tcBorders>
-            <w:tcMar>
-              <w:top w:type="dxa" w:w="35"/>
-              <w:left w:type="dxa" w:w="80"/>
-              <w:bottom w:type="dxa" w:w="35"/>
-              <w:right w:type="dxa" w:w="80"/>
-            </w:tcMar>
-            <w:vAlign w:val="center"/>
-          </w:tcPr>
-          <w:p>
-            <w:pPr>
-              <w:spacing w:after="20"/>
-            </w:pPr>
-            <w:r>
-              <w:rPr>
-                <w:rFonts w:ascii="Arial" w:cs="Arial" w:eastAsia="Arial" w:hAnsi="Arial"/>
-                <w:b w:val="false"/>
-                <w:bCs w:val="false"/>
-                <w:color w:val="000000"/>
-                <w:sz w:val="18"/>
-                <w:szCs w:val="18"/>
-              </w:rPr>
-              <w:t xml:space="preserve">1:00 – 1:20</w:t>
-            </w:r>
-          </w:p>
-        </w:tc>
-        <w:tc>
-          <w:tcPr>
-            <w:tcW w:type="dxa" w:w="2100"/>
-            <w:tcBorders>
-              <w:top w:val="single" w:color="8EAADB" w:sz="4"/>
-              <w:left w:val="single" w:color="8EAADB" w:sz="4"/>
-              <w:bottom w:val="single" w:color="8EAADB" w:sz="4"/>
-              <w:right w:val="single" w:color="8EAADB" w:sz="4"/>
-            </w:tcBorders>
-            <w:tcMar>
-              <w:top w:type="dxa" w:w="35"/>
-              <w:left w:type="dxa" w:w="80"/>
-              <w:bottom w:type="dxa" w:w="35"/>
-              <w:right w:type="dxa" w:w="80"/>
-            </w:tcMar>
-            <w:vAlign w:val="center"/>
-          </w:tcPr>
-          <w:p>
-            <w:pPr>
-              <w:spacing w:after="20"/>
-            </w:pPr>
-            <w:r>
-              <w:rPr>
-                <w:rFonts w:ascii="Arial" w:cs="Arial" w:eastAsia="Arial" w:hAnsi="Arial"/>
-                <w:b w:val="false"/>
-                <w:bCs w:val="false"/>
-                <w:color w:val="000000"/>
-                <w:sz w:val="18"/>
-                <w:szCs w:val="18"/>
-              </w:rPr>
-              <w:t xml:space="preserve">Íconos de documentos y logo del Ministerio de Salud.</w:t>
-            </w:r>
-          </w:p>
-        </w:tc>
-        <w:tc>
-          <w:tcPr>
-            <w:tcW w:type="dxa" w:w="2100"/>
-            <w:tcBorders>
-              <w:top w:val="single" w:color="8EAADB" w:sz="4"/>
-              <w:left w:val="single" w:color="8EAADB" w:sz="4"/>
-              <w:bottom w:val="single" w:color="8EAADB" w:sz="4"/>
-              <w:right w:val="single" w:color="8EAADB" w:sz="4"/>
-            </w:tcBorders>
-            <w:tcMar>
-              <w:top w:type="dxa" w:w="35"/>
-              <w:left w:type="dxa" w:w="80"/>
-              <w:bottom w:type="dxa" w:w="35"/>
-              <w:right w:type="dxa" w:w="80"/>
-            </w:tcMar>
-            <w:vAlign w:val="center"/>
-          </w:tcPr>
-          <w:p>
-            <w:pPr>
-              <w:spacing w:after="20"/>
-            </w:pPr>
-            <w:r>
-              <w:rPr>
-                <w:rFonts w:ascii="Arial" w:cs="Arial" w:eastAsia="Arial" w:hAnsi="Arial"/>
-                <w:b w:val="false"/>
-                <w:bCs w:val="false"/>
-                <w:color w:val="000000"/>
-                <w:sz w:val="18"/>
-                <w:szCs w:val="18"/>
-              </w:rPr>
-              <w:t xml:space="preserve">Ley 1751 de 2015 · Resolución 3280 de 2018 · Resolución 1035 de 2022 · Resolución 1597 de 2025</w:t>
-            </w:r>
-          </w:p>
-        </w:tc>
-        <w:tc>
-          <w:tcPr>
-            <w:tcW w:type="dxa" w:w="1960"/>
-            <w:tcBorders>
-              <w:top w:val="single" w:color="8EAADB" w:sz="4"/>
-              <w:left w:val="single" w:color="8EAADB" w:sz="4"/>
-              <w:bottom w:val="single" w:color="8EAADB" w:sz="4"/>
-              <w:right w:val="single" w:color="8EAADB" w:sz="4"/>
-            </w:tcBorders>
-            <w:tcMar>
-              <w:top w:type="dxa" w:w="35"/>
-              <w:left w:type="dxa" w:w="80"/>
-              <w:bottom w:type="dxa" w:w="35"/>
-              <w:right w:type="dxa" w:w="80"/>
-            </w:tcMar>
-            <w:vAlign w:val="center"/>
-          </w:tcPr>
-          <w:p>
-            <w:pPr>
-              <w:spacing w:after="20"/>
-            </w:pPr>
-            <w:r>
-              <w:rPr>
-                <w:rFonts w:ascii="Arial" w:cs="Arial" w:eastAsia="Arial" w:hAnsi="Arial"/>
-                <w:b w:val="false"/>
-                <w:bCs w:val="false"/>
-                <w:color w:val="000000"/>
-                <w:sz w:val="18"/>
-                <w:szCs w:val="18"/>
-              </w:rPr>
-              <w:t xml:space="preserve">Voz en off: normas que respaldan las intervenciones.</w:t>
+            <w:tcW w:type="dxa" w:w="850"/>
+            <w:tcBorders>
+              <w:top w:val="single" w:color="8EAADB" w:sz="4"/>
+              <w:left w:val="single" w:color="8EAADB" w:sz="4"/>
+              <w:bottom w:val="single" w:color="8EAADB" w:sz="4"/>
+              <w:right w:val="single" w:color="8EAADB" w:sz="4"/>
+            </w:tcBorders>
+            <w:tcMar>
+              <w:top w:type="dxa" w:w="35"/>
+              <w:left w:type="dxa" w:w="80"/>
+              <w:bottom w:type="dxa" w:w="35"/>
+              <w:right w:type="dxa" w:w="80"/>
+            </w:tcMar>
+            <w:vAlign w:val="center"/>
+          </w:tcPr>
+          <w:p>
+            <w:pPr>
+              <w:spacing w:after="20"/>
+            </w:pPr>
+            <w:r>
+              <w:rPr>
+                <w:rFonts w:ascii="Arial" w:cs="Arial" w:eastAsia="Arial" w:hAnsi="Arial"/>
+                <w:b w:val="false"/>
+                <w:bCs w:val="false"/>
+                <w:color w:val="000000"/>
+                <w:sz w:val="18"/>
+                <w:szCs w:val="18"/>
+              </w:rPr>
+              <w:t xml:space="preserve">0:50 – 1:10</w:t>
+            </w:r>
+          </w:p>
+        </w:tc>
+        <w:tc>
+          <w:tcPr>
+            <w:tcW w:type="dxa" w:w="2000"/>
+            <w:tcBorders>
+              <w:top w:val="single" w:color="8EAADB" w:sz="4"/>
+              <w:left w:val="single" w:color="8EAADB" w:sz="4"/>
+              <w:bottom w:val="single" w:color="8EAADB" w:sz="4"/>
+              <w:right w:val="single" w:color="8EAADB" w:sz="4"/>
+            </w:tcBorders>
+            <w:tcMar>
+              <w:top w:type="dxa" w:w="35"/>
+              <w:left w:type="dxa" w:w="80"/>
+              <w:bottom w:type="dxa" w:w="35"/>
+              <w:right w:type="dxa" w:w="80"/>
+            </w:tcMar>
+            <w:vAlign w:val="center"/>
+          </w:tcPr>
+          <w:p>
+            <w:pPr>
+              <w:spacing w:after="20"/>
+            </w:pPr>
+            <w:r>
+              <w:rPr>
+                <w:rFonts w:ascii="Arial" w:cs="Arial" w:eastAsia="Arial" w:hAnsi="Arial"/>
+                <w:b w:val="false"/>
+                <w:bCs w:val="false"/>
+                <w:color w:val="000000"/>
+                <w:sz w:val="18"/>
+                <w:szCs w:val="18"/>
+              </w:rPr>
+              <w:t xml:space="preserve">Línea de tiempo de las normas.</w:t>
+            </w:r>
+          </w:p>
+        </w:tc>
+        <w:tc>
+          <w:tcPr>
+            <w:tcW w:type="dxa" w:w="2050"/>
+            <w:tcBorders>
+              <w:top w:val="single" w:color="8EAADB" w:sz="4"/>
+              <w:left w:val="single" w:color="8EAADB" w:sz="4"/>
+              <w:bottom w:val="single" w:color="8EAADB" w:sz="4"/>
+              <w:right w:val="single" w:color="8EAADB" w:sz="4"/>
+            </w:tcBorders>
+            <w:tcMar>
+              <w:top w:type="dxa" w:w="35"/>
+              <w:left w:type="dxa" w:w="80"/>
+              <w:bottom w:type="dxa" w:w="35"/>
+              <w:right w:type="dxa" w:w="80"/>
+            </w:tcMar>
+            <w:vAlign w:val="center"/>
+          </w:tcPr>
+          <w:p>
+            <w:pPr>
+              <w:spacing w:after="20"/>
+            </w:pPr>
+            <w:r>
+              <w:rPr>
+                <w:rFonts w:ascii="Arial" w:cs="Arial" w:eastAsia="Arial" w:hAnsi="Arial"/>
+                <w:b w:val="false"/>
+                <w:bCs w:val="false"/>
+                <w:color w:val="000000"/>
+                <w:sz w:val="18"/>
+                <w:szCs w:val="18"/>
+              </w:rPr>
+              <w:t xml:space="preserve">Ley 1751 · Res. 3280 · Res. 1035 · Res. 100 · Res. 1597</w:t>
+            </w:r>
+          </w:p>
+        </w:tc>
+        <w:tc>
+          <w:tcPr>
+            <w:tcW w:type="dxa" w:w="1910"/>
+            <w:tcBorders>
+              <w:top w:val="single" w:color="8EAADB" w:sz="4"/>
+              <w:left w:val="single" w:color="8EAADB" w:sz="4"/>
+              <w:bottom w:val="single" w:color="8EAADB" w:sz="4"/>
+              <w:right w:val="single" w:color="8EAADB" w:sz="4"/>
+            </w:tcBorders>
+            <w:tcMar>
+              <w:top w:type="dxa" w:w="35"/>
+              <w:left w:type="dxa" w:w="80"/>
+              <w:bottom w:type="dxa" w:w="35"/>
+              <w:right w:type="dxa" w:w="80"/>
+            </w:tcMar>
+            <w:vAlign w:val="center"/>
+          </w:tcPr>
+          <w:p>
+            <w:pPr>
+              <w:spacing w:after="20"/>
+            </w:pPr>
+            <w:r>
+              <w:rPr>
+                <w:rFonts w:ascii="Arial" w:cs="Arial" w:eastAsia="Arial" w:hAnsi="Arial"/>
+                <w:b w:val="false"/>
+                <w:bCs w:val="false"/>
+                <w:color w:val="000000"/>
+                <w:sz w:val="18"/>
+                <w:szCs w:val="18"/>
+              </w:rPr>
+              <w:t xml:space="preserve">Voz en off. Música: suave.</w:t>
             </w:r>
           </w:p>
         </w:tc>
@@ -8555,7 +8555,7 @@
         </w:trPr>
         <w:tc>
           <w:tcPr>
-            <w:tcW w:type="dxa" w:w="1250"/>
+            <w:tcW w:type="dxa" w:w="1500"/>
             <w:tcBorders>
               <w:top w:val="single" w:color="8EAADB" w:sz="4"/>
               <w:left w:val="single" w:color="8EAADB" w:sz="4"/>
@@ -8584,143 +8584,143 @@
                 <w:sz w:val="18"/>
                 <w:szCs w:val="18"/>
               </w:rPr>
-              <w:t xml:space="preserve">5. Caso 1: diagnóstico</w:t>
-            </w:r>
-          </w:p>
-        </w:tc>
-        <w:tc>
-          <w:tcPr>
-            <w:tcW w:type="dxa" w:w="900"/>
-            <w:tcBorders>
-              <w:top w:val="single" w:color="8EAADB" w:sz="4"/>
-              <w:left w:val="single" w:color="8EAADB" w:sz="4"/>
-              <w:bottom w:val="single" w:color="8EAADB" w:sz="4"/>
-              <w:right w:val="single" w:color="8EAADB" w:sz="4"/>
-            </w:tcBorders>
-            <w:tcMar>
-              <w:top w:type="dxa" w:w="35"/>
-              <w:left w:type="dxa" w:w="80"/>
-              <w:bottom w:type="dxa" w:w="35"/>
-              <w:right w:type="dxa" w:w="80"/>
-            </w:tcMar>
-            <w:vAlign w:val="center"/>
-          </w:tcPr>
-          <w:p>
-            <w:pPr>
-              <w:spacing w:after="20"/>
-            </w:pPr>
-            <w:r>
-              <w:rPr>
-                <w:rFonts w:ascii="Arial" w:cs="Arial" w:eastAsia="Arial" w:hAnsi="Arial"/>
-                <w:b w:val="false"/>
-                <w:bCs w:val="false"/>
-                <w:color w:val="000000"/>
-                <w:sz w:val="18"/>
-                <w:szCs w:val="18"/>
-              </w:rPr>
-              <w:t xml:space="preserve">1:20 – 1:45</w:t>
-            </w:r>
-          </w:p>
-        </w:tc>
-        <w:tc>
-          <w:tcPr>
-            <w:tcW w:type="dxa" w:w="2100"/>
-            <w:tcBorders>
-              <w:top w:val="single" w:color="8EAADB" w:sz="4"/>
-              <w:left w:val="single" w:color="8EAADB" w:sz="4"/>
-              <w:bottom w:val="single" w:color="8EAADB" w:sz="4"/>
-              <w:right w:val="single" w:color="8EAADB" w:sz="4"/>
-            </w:tcBorders>
-            <w:tcMar>
-              <w:top w:type="dxa" w:w="35"/>
-              <w:left w:type="dxa" w:w="80"/>
-              <w:bottom w:type="dxa" w:w="35"/>
-              <w:right w:type="dxa" w:w="80"/>
-            </w:tcMar>
-            <w:vAlign w:val="center"/>
-          </w:tcPr>
-          <w:p>
-            <w:pPr>
-              <w:spacing w:after="20"/>
-            </w:pPr>
-            <w:r>
-              <w:rPr>
-                <w:rFonts w:ascii="Arial" w:cs="Arial" w:eastAsia="Arial" w:hAnsi="Arial"/>
-                <w:b w:val="false"/>
-                <w:bCs w:val="false"/>
-                <w:color w:val="000000"/>
-                <w:sz w:val="18"/>
-                <w:szCs w:val="18"/>
-              </w:rPr>
-              <w:t xml:space="preserve">Fotografía o video de una vereda y de un campesino fumigando sin protección.</w:t>
-            </w:r>
-          </w:p>
-        </w:tc>
-        <w:tc>
-          <w:tcPr>
-            <w:tcW w:type="dxa" w:w="2100"/>
-            <w:tcBorders>
-              <w:top w:val="single" w:color="8EAADB" w:sz="4"/>
-              <w:left w:val="single" w:color="8EAADB" w:sz="4"/>
-              <w:bottom w:val="single" w:color="8EAADB" w:sz="4"/>
-              <w:right w:val="single" w:color="8EAADB" w:sz="4"/>
-            </w:tcBorders>
-            <w:tcMar>
-              <w:top w:type="dxa" w:w="35"/>
-              <w:left w:type="dxa" w:w="80"/>
-              <w:bottom w:type="dxa" w:w="35"/>
-              <w:right w:type="dxa" w:w="80"/>
-            </w:tcMar>
-            <w:vAlign w:val="center"/>
-          </w:tcPr>
-          <w:p>
-            <w:pPr>
-              <w:spacing w:after="20"/>
-            </w:pPr>
-            <w:r>
-              <w:rPr>
-                <w:rFonts w:ascii="Arial" w:cs="Arial" w:eastAsia="Arial" w:hAnsi="Arial"/>
-                <w:b w:val="false"/>
-                <w:bCs w:val="false"/>
-                <w:color w:val="000000"/>
-                <w:sz w:val="18"/>
-                <w:szCs w:val="18"/>
-              </w:rPr>
-              <w:t xml:space="preserve">Comunidad rural agrícola · agua sin tratar · agroquímicos sin protección</w:t>
-            </w:r>
-          </w:p>
-        </w:tc>
-        <w:tc>
-          <w:tcPr>
-            <w:tcW w:type="dxa" w:w="1960"/>
-            <w:tcBorders>
-              <w:top w:val="single" w:color="8EAADB" w:sz="4"/>
-              <w:left w:val="single" w:color="8EAADB" w:sz="4"/>
-              <w:bottom w:val="single" w:color="8EAADB" w:sz="4"/>
-              <w:right w:val="single" w:color="8EAADB" w:sz="4"/>
-            </w:tcBorders>
-            <w:tcMar>
-              <w:top w:type="dxa" w:w="35"/>
-              <w:left w:type="dxa" w:w="80"/>
-              <w:bottom w:type="dxa" w:w="35"/>
-              <w:right w:type="dxa" w:w="80"/>
-            </w:tcMar>
-            <w:vAlign w:val="center"/>
-          </w:tcPr>
-          <w:p>
-            <w:pPr>
-              <w:spacing w:after="20"/>
-            </w:pPr>
-            <w:r>
-              <w:rPr>
-                <w:rFonts w:ascii="Arial" w:cs="Arial" w:eastAsia="Arial" w:hAnsi="Arial"/>
-                <w:b w:val="false"/>
-                <w:bCs w:val="false"/>
-                <w:color w:val="000000"/>
-                <w:sz w:val="18"/>
-                <w:szCs w:val="18"/>
-              </w:rPr>
-              <w:t xml:space="preserve">Voz en off: diagnóstico del contexto rural. Música suave de campo.</w:t>
+              <w:t xml:space="preserve">5. Caso 1: población y necesidades</w:t>
+            </w:r>
+          </w:p>
+        </w:tc>
+        <w:tc>
+          <w:tcPr>
+            <w:tcW w:type="dxa" w:w="850"/>
+            <w:tcBorders>
+              <w:top w:val="single" w:color="8EAADB" w:sz="4"/>
+              <w:left w:val="single" w:color="8EAADB" w:sz="4"/>
+              <w:bottom w:val="single" w:color="8EAADB" w:sz="4"/>
+              <w:right w:val="single" w:color="8EAADB" w:sz="4"/>
+            </w:tcBorders>
+            <w:tcMar>
+              <w:top w:type="dxa" w:w="35"/>
+              <w:left w:type="dxa" w:w="80"/>
+              <w:bottom w:type="dxa" w:w="35"/>
+              <w:right w:type="dxa" w:w="80"/>
+            </w:tcMar>
+            <w:vAlign w:val="center"/>
+          </w:tcPr>
+          <w:p>
+            <w:pPr>
+              <w:spacing w:after="20"/>
+            </w:pPr>
+            <w:r>
+              <w:rPr>
+                <w:rFonts w:ascii="Arial" w:cs="Arial" w:eastAsia="Arial" w:hAnsi="Arial"/>
+                <w:b w:val="false"/>
+                <w:bCs w:val="false"/>
+                <w:color w:val="000000"/>
+                <w:sz w:val="18"/>
+                <w:szCs w:val="18"/>
+              </w:rPr>
+              <w:t xml:space="preserve">1:10 – 1:35</w:t>
+            </w:r>
+          </w:p>
+        </w:tc>
+        <w:tc>
+          <w:tcPr>
+            <w:tcW w:type="dxa" w:w="2000"/>
+            <w:tcBorders>
+              <w:top w:val="single" w:color="8EAADB" w:sz="4"/>
+              <w:left w:val="single" w:color="8EAADB" w:sz="4"/>
+              <w:bottom w:val="single" w:color="8EAADB" w:sz="4"/>
+              <w:right w:val="single" w:color="8EAADB" w:sz="4"/>
+            </w:tcBorders>
+            <w:tcMar>
+              <w:top w:type="dxa" w:w="35"/>
+              <w:left w:type="dxa" w:w="80"/>
+              <w:bottom w:type="dxa" w:w="35"/>
+              <w:right w:type="dxa" w:w="80"/>
+            </w:tcMar>
+            <w:vAlign w:val="center"/>
+          </w:tcPr>
+          <w:p>
+            <w:pPr>
+              <w:spacing w:after="20"/>
+            </w:pPr>
+            <w:r>
+              <w:rPr>
+                <w:rFonts w:ascii="Arial" w:cs="Arial" w:eastAsia="Arial" w:hAnsi="Arial"/>
+                <w:b w:val="false"/>
+                <w:bCs w:val="false"/>
+                <w:color w:val="000000"/>
+                <w:sz w:val="18"/>
+                <w:szCs w:val="18"/>
+              </w:rPr>
+              <w:t xml:space="preserve">Campesinos con fumigadoras.</w:t>
+            </w:r>
+          </w:p>
+        </w:tc>
+        <w:tc>
+          <w:tcPr>
+            <w:tcW w:type="dxa" w:w="2050"/>
+            <w:tcBorders>
+              <w:top w:val="single" w:color="8EAADB" w:sz="4"/>
+              <w:left w:val="single" w:color="8EAADB" w:sz="4"/>
+              <w:bottom w:val="single" w:color="8EAADB" w:sz="4"/>
+              <w:right w:val="single" w:color="8EAADB" w:sz="4"/>
+            </w:tcBorders>
+            <w:tcMar>
+              <w:top w:type="dxa" w:w="35"/>
+              <w:left w:type="dxa" w:w="80"/>
+              <w:bottom w:type="dxa" w:w="35"/>
+              <w:right w:type="dxa" w:w="80"/>
+            </w:tcMar>
+            <w:vAlign w:val="center"/>
+          </w:tcPr>
+          <w:p>
+            <w:pPr>
+              <w:spacing w:after="20"/>
+            </w:pPr>
+            <w:r>
+              <w:rPr>
+                <w:rFonts w:ascii="Arial" w:cs="Arial" w:eastAsia="Arial" w:hAnsi="Arial"/>
+                <w:b w:val="false"/>
+                <w:bCs w:val="false"/>
+                <w:color w:val="000000"/>
+                <w:sz w:val="18"/>
+                <w:szCs w:val="18"/>
+              </w:rPr>
+              <w:t xml:space="preserve">Salud · Nutrición · Higiene y entorno · Prevención</w:t>
+            </w:r>
+          </w:p>
+        </w:tc>
+        <w:tc>
+          <w:tcPr>
+            <w:tcW w:type="dxa" w:w="1910"/>
+            <w:tcBorders>
+              <w:top w:val="single" w:color="8EAADB" w:sz="4"/>
+              <w:left w:val="single" w:color="8EAADB" w:sz="4"/>
+              <w:bottom w:val="single" w:color="8EAADB" w:sz="4"/>
+              <w:right w:val="single" w:color="8EAADB" w:sz="4"/>
+            </w:tcBorders>
+            <w:tcMar>
+              <w:top w:type="dxa" w:w="35"/>
+              <w:left w:type="dxa" w:w="80"/>
+              <w:bottom w:type="dxa" w:w="35"/>
+              <w:right w:type="dxa" w:w="80"/>
+            </w:tcMar>
+            <w:vAlign w:val="center"/>
+          </w:tcPr>
+          <w:p>
+            <w:pPr>
+              <w:spacing w:after="20"/>
+            </w:pPr>
+            <w:r>
+              <w:rPr>
+                <w:rFonts w:ascii="Arial" w:cs="Arial" w:eastAsia="Arial" w:hAnsi="Arial"/>
+                <w:b w:val="false"/>
+                <w:bCs w:val="false"/>
+                <w:color w:val="000000"/>
+                <w:sz w:val="18"/>
+                <w:szCs w:val="18"/>
+              </w:rPr>
+              <w:t xml:space="preserve">Voz en off. Música: acústica de campo.</w:t>
             </w:r>
           </w:p>
         </w:tc>
@@ -8765,7 +8765,7 @@
         </w:trPr>
         <w:tc>
           <w:tcPr>
-            <w:tcW w:type="dxa" w:w="1250"/>
+            <w:tcW w:type="dxa" w:w="1500"/>
             <w:tcBorders>
               <w:top w:val="single" w:color="8EAADB" w:sz="4"/>
               <w:left w:val="single" w:color="8EAADB" w:sz="4"/>
@@ -8800,137 +8800,137 @@
         </w:tc>
         <w:tc>
           <w:tcPr>
-            <w:tcW w:type="dxa" w:w="900"/>
-            <w:tcBorders>
-              <w:top w:val="single" w:color="8EAADB" w:sz="4"/>
-              <w:left w:val="single" w:color="8EAADB" w:sz="4"/>
-              <w:bottom w:val="single" w:color="8EAADB" w:sz="4"/>
-              <w:right w:val="single" w:color="8EAADB" w:sz="4"/>
-            </w:tcBorders>
-            <w:tcMar>
-              <w:top w:type="dxa" w:w="35"/>
-              <w:left w:type="dxa" w:w="80"/>
-              <w:bottom w:type="dxa" w:w="35"/>
-              <w:right w:type="dxa" w:w="80"/>
-            </w:tcMar>
-            <w:vAlign w:val="center"/>
-          </w:tcPr>
-          <w:p>
-            <w:pPr>
-              <w:spacing w:after="20"/>
-            </w:pPr>
-            <w:r>
-              <w:rPr>
-                <w:rFonts w:ascii="Arial" w:cs="Arial" w:eastAsia="Arial" w:hAnsi="Arial"/>
-                <w:b w:val="false"/>
-                <w:bCs w:val="false"/>
-                <w:color w:val="000000"/>
-                <w:sz w:val="18"/>
-                <w:szCs w:val="18"/>
-              </w:rPr>
-              <w:t xml:space="preserve">1:45 – 2:05</w:t>
-            </w:r>
-          </w:p>
-        </w:tc>
-        <w:tc>
-          <w:tcPr>
-            <w:tcW w:type="dxa" w:w="2100"/>
-            <w:tcBorders>
-              <w:top w:val="single" w:color="8EAADB" w:sz="4"/>
-              <w:left w:val="single" w:color="8EAADB" w:sz="4"/>
-              <w:bottom w:val="single" w:color="8EAADB" w:sz="4"/>
-              <w:right w:val="single" w:color="8EAADB" w:sz="4"/>
-            </w:tcBorders>
-            <w:tcMar>
-              <w:top w:type="dxa" w:w="35"/>
-              <w:left w:type="dxa" w:w="80"/>
-              <w:bottom w:type="dxa" w:w="35"/>
-              <w:right w:type="dxa" w:w="80"/>
-            </w:tcMar>
-            <w:vAlign w:val="center"/>
-          </w:tcPr>
-          <w:p>
-            <w:pPr>
-              <w:spacing w:after="20"/>
-            </w:pPr>
-            <w:r>
-              <w:rPr>
-                <w:rFonts w:ascii="Arial" w:cs="Arial" w:eastAsia="Arial" w:hAnsi="Arial"/>
-                <w:b w:val="false"/>
-                <w:bCs w:val="false"/>
-                <w:color w:val="000000"/>
-                <w:sz w:val="18"/>
-                <w:szCs w:val="18"/>
-              </w:rPr>
-              <w:t xml:space="preserve">Íconos de agua, químicos, piel, pulmones y niño con dolor de estómago.</w:t>
-            </w:r>
-          </w:p>
-        </w:tc>
-        <w:tc>
-          <w:tcPr>
-            <w:tcW w:type="dxa" w:w="2100"/>
-            <w:tcBorders>
-              <w:top w:val="single" w:color="8EAADB" w:sz="4"/>
-              <w:left w:val="single" w:color="8EAADB" w:sz="4"/>
-              <w:bottom w:val="single" w:color="8EAADB" w:sz="4"/>
-              <w:right w:val="single" w:color="8EAADB" w:sz="4"/>
-            </w:tcBorders>
-            <w:tcMar>
-              <w:top w:type="dxa" w:w="35"/>
-              <w:left w:type="dxa" w:w="80"/>
-              <w:bottom w:type="dxa" w:w="35"/>
-              <w:right w:type="dxa" w:w="80"/>
-            </w:tcMar>
-            <w:vAlign w:val="center"/>
-          </w:tcPr>
-          <w:p>
-            <w:pPr>
-              <w:spacing w:after="20"/>
-            </w:pPr>
-            <w:r>
-              <w:rPr>
-                <w:rFonts w:ascii="Arial" w:cs="Arial" w:eastAsia="Arial" w:hAnsi="Arial"/>
-                <w:b w:val="false"/>
-                <w:bCs w:val="false"/>
-                <w:color w:val="000000"/>
-                <w:sz w:val="18"/>
-                <w:szCs w:val="18"/>
-              </w:rPr>
-              <w:t xml:space="preserve">Riesgo ambiental y ocupacional · prioridad alta</w:t>
-            </w:r>
-          </w:p>
-        </w:tc>
-        <w:tc>
-          <w:tcPr>
-            <w:tcW w:type="dxa" w:w="1960"/>
-            <w:tcBorders>
-              <w:top w:val="single" w:color="8EAADB" w:sz="4"/>
-              <w:left w:val="single" w:color="8EAADB" w:sz="4"/>
-              <w:bottom w:val="single" w:color="8EAADB" w:sz="4"/>
-              <w:right w:val="single" w:color="8EAADB" w:sz="4"/>
-            </w:tcBorders>
-            <w:tcMar>
-              <w:top w:type="dxa" w:w="35"/>
-              <w:left w:type="dxa" w:w="80"/>
-              <w:bottom w:type="dxa" w:w="35"/>
-              <w:right w:type="dxa" w:w="80"/>
-            </w:tcMar>
-            <w:vAlign w:val="center"/>
-          </w:tcPr>
-          <w:p>
-            <w:pPr>
-              <w:spacing w:after="20"/>
-            </w:pPr>
-            <w:r>
-              <w:rPr>
-                <w:rFonts w:ascii="Arial" w:cs="Arial" w:eastAsia="Arial" w:hAnsi="Arial"/>
-                <w:b w:val="false"/>
-                <w:bCs w:val="false"/>
-                <w:color w:val="000000"/>
-                <w:sz w:val="18"/>
-                <w:szCs w:val="18"/>
-              </w:rPr>
-              <w:t xml:space="preserve">Voz en off: riesgos prevalentes y clasificación.</w:t>
+            <w:tcW w:type="dxa" w:w="850"/>
+            <w:tcBorders>
+              <w:top w:val="single" w:color="8EAADB" w:sz="4"/>
+              <w:left w:val="single" w:color="8EAADB" w:sz="4"/>
+              <w:bottom w:val="single" w:color="8EAADB" w:sz="4"/>
+              <w:right w:val="single" w:color="8EAADB" w:sz="4"/>
+            </w:tcBorders>
+            <w:tcMar>
+              <w:top w:type="dxa" w:w="35"/>
+              <w:left w:type="dxa" w:w="80"/>
+              <w:bottom w:type="dxa" w:w="35"/>
+              <w:right w:type="dxa" w:w="80"/>
+            </w:tcMar>
+            <w:vAlign w:val="center"/>
+          </w:tcPr>
+          <w:p>
+            <w:pPr>
+              <w:spacing w:after="20"/>
+            </w:pPr>
+            <w:r>
+              <w:rPr>
+                <w:rFonts w:ascii="Arial" w:cs="Arial" w:eastAsia="Arial" w:hAnsi="Arial"/>
+                <w:b w:val="false"/>
+                <w:bCs w:val="false"/>
+                <w:color w:val="000000"/>
+                <w:sz w:val="18"/>
+                <w:szCs w:val="18"/>
+              </w:rPr>
+              <w:t xml:space="preserve">1:35 – 1:55</w:t>
+            </w:r>
+          </w:p>
+        </w:tc>
+        <w:tc>
+          <w:tcPr>
+            <w:tcW w:type="dxa" w:w="2000"/>
+            <w:tcBorders>
+              <w:top w:val="single" w:color="8EAADB" w:sz="4"/>
+              <w:left w:val="single" w:color="8EAADB" w:sz="4"/>
+              <w:bottom w:val="single" w:color="8EAADB" w:sz="4"/>
+              <w:right w:val="single" w:color="8EAADB" w:sz="4"/>
+            </w:tcBorders>
+            <w:tcMar>
+              <w:top w:type="dxa" w:w="35"/>
+              <w:left w:type="dxa" w:w="80"/>
+              <w:bottom w:type="dxa" w:w="35"/>
+              <w:right w:type="dxa" w:w="80"/>
+            </w:tcMar>
+            <w:vAlign w:val="center"/>
+          </w:tcPr>
+          <w:p>
+            <w:pPr>
+              <w:spacing w:after="20"/>
+            </w:pPr>
+            <w:r>
+              <w:rPr>
+                <w:rFonts w:ascii="Arial" w:cs="Arial" w:eastAsia="Arial" w:hAnsi="Arial"/>
+                <w:b w:val="false"/>
+                <w:bCs w:val="false"/>
+                <w:color w:val="000000"/>
+                <w:sz w:val="18"/>
+                <w:szCs w:val="18"/>
+              </w:rPr>
+              <w:t xml:space="preserve">Campesino tomando agua de un charco para mezclar el químico.</w:t>
+            </w:r>
+          </w:p>
+        </w:tc>
+        <w:tc>
+          <w:tcPr>
+            <w:tcW w:type="dxa" w:w="2050"/>
+            <w:tcBorders>
+              <w:top w:val="single" w:color="8EAADB" w:sz="4"/>
+              <w:left w:val="single" w:color="8EAADB" w:sz="4"/>
+              <w:bottom w:val="single" w:color="8EAADB" w:sz="4"/>
+              <w:right w:val="single" w:color="8EAADB" w:sz="4"/>
+            </w:tcBorders>
+            <w:tcMar>
+              <w:top w:type="dxa" w:w="35"/>
+              <w:left w:type="dxa" w:w="80"/>
+              <w:bottom w:type="dxa" w:w="35"/>
+              <w:right w:type="dxa" w:w="80"/>
+            </w:tcMar>
+            <w:vAlign w:val="center"/>
+          </w:tcPr>
+          <w:p>
+            <w:pPr>
+              <w:spacing w:after="20"/>
+            </w:pPr>
+            <w:r>
+              <w:rPr>
+                <w:rFonts w:ascii="Arial" w:cs="Arial" w:eastAsia="Arial" w:hAnsi="Arial"/>
+                <w:b w:val="false"/>
+                <w:bCs w:val="false"/>
+                <w:color w:val="000000"/>
+                <w:sz w:val="18"/>
+                <w:szCs w:val="18"/>
+              </w:rPr>
+              <w:t xml:space="preserve">Riesgo ambiental y ocupacional · colectivo · prioridad alta</w:t>
+            </w:r>
+          </w:p>
+        </w:tc>
+        <w:tc>
+          <w:tcPr>
+            <w:tcW w:type="dxa" w:w="1910"/>
+            <w:tcBorders>
+              <w:top w:val="single" w:color="8EAADB" w:sz="4"/>
+              <w:left w:val="single" w:color="8EAADB" w:sz="4"/>
+              <w:bottom w:val="single" w:color="8EAADB" w:sz="4"/>
+              <w:right w:val="single" w:color="8EAADB" w:sz="4"/>
+            </w:tcBorders>
+            <w:tcMar>
+              <w:top w:type="dxa" w:w="35"/>
+              <w:left w:type="dxa" w:w="80"/>
+              <w:bottom w:type="dxa" w:w="35"/>
+              <w:right w:type="dxa" w:w="80"/>
+            </w:tcMar>
+            <w:vAlign w:val="center"/>
+          </w:tcPr>
+          <w:p>
+            <w:pPr>
+              <w:spacing w:after="20"/>
+            </w:pPr>
+            <w:r>
+              <w:rPr>
+                <w:rFonts w:ascii="Arial" w:cs="Arial" w:eastAsia="Arial" w:hAnsi="Arial"/>
+                <w:b w:val="false"/>
+                <w:bCs w:val="false"/>
+                <w:color w:val="000000"/>
+                <w:sz w:val="18"/>
+                <w:szCs w:val="18"/>
+              </w:rPr>
+              <w:t xml:space="preserve">Voz en off. Música: acústica de campo.</w:t>
             </w:r>
           </w:p>
         </w:tc>
@@ -8975,7 +8975,7 @@
         </w:trPr>
         <w:tc>
           <w:tcPr>
-            <w:tcW w:type="dxa" w:w="1250"/>
+            <w:tcW w:type="dxa" w:w="1500"/>
             <w:tcBorders>
               <w:top w:val="single" w:color="8EAADB" w:sz="4"/>
               <w:left w:val="single" w:color="8EAADB" w:sz="4"/>
@@ -9010,137 +9010,137 @@
         </w:tc>
         <w:tc>
           <w:tcPr>
-            <w:tcW w:type="dxa" w:w="900"/>
-            <w:tcBorders>
-              <w:top w:val="single" w:color="8EAADB" w:sz="4"/>
-              <w:left w:val="single" w:color="8EAADB" w:sz="4"/>
-              <w:bottom w:val="single" w:color="8EAADB" w:sz="4"/>
-              <w:right w:val="single" w:color="8EAADB" w:sz="4"/>
-            </w:tcBorders>
-            <w:tcMar>
-              <w:top w:type="dxa" w:w="35"/>
-              <w:left w:type="dxa" w:w="80"/>
-              <w:bottom w:type="dxa" w:w="35"/>
-              <w:right w:type="dxa" w:w="80"/>
-            </w:tcMar>
-            <w:vAlign w:val="center"/>
-          </w:tcPr>
-          <w:p>
-            <w:pPr>
-              <w:spacing w:after="20"/>
-            </w:pPr>
-            <w:r>
-              <w:rPr>
-                <w:rFonts w:ascii="Arial" w:cs="Arial" w:eastAsia="Arial" w:hAnsi="Arial"/>
-                <w:b w:val="false"/>
-                <w:bCs w:val="false"/>
-                <w:color w:val="000000"/>
-                <w:sz w:val="18"/>
-                <w:szCs w:val="18"/>
-              </w:rPr>
-              <w:t xml:space="preserve">2:05 – 2:30</w:t>
-            </w:r>
-          </w:p>
-        </w:tc>
-        <w:tc>
-          <w:tcPr>
-            <w:tcW w:type="dxa" w:w="2100"/>
-            <w:tcBorders>
-              <w:top w:val="single" w:color="8EAADB" w:sz="4"/>
-              <w:left w:val="single" w:color="8EAADB" w:sz="4"/>
-              <w:bottom w:val="single" w:color="8EAADB" w:sz="4"/>
-              <w:right w:val="single" w:color="8EAADB" w:sz="4"/>
-            </w:tcBorders>
-            <w:tcMar>
-              <w:top w:type="dxa" w:w="35"/>
-              <w:left w:type="dxa" w:w="80"/>
-              <w:bottom w:type="dxa" w:w="35"/>
-              <w:right w:type="dxa" w:w="80"/>
-            </w:tcMar>
-            <w:vAlign w:val="center"/>
-          </w:tcPr>
-          <w:p>
-            <w:pPr>
-              <w:spacing w:after="20"/>
-            </w:pPr>
-            <w:r>
-              <w:rPr>
-                <w:rFonts w:ascii="Arial" w:cs="Arial" w:eastAsia="Arial" w:hAnsi="Arial"/>
-                <w:b w:val="false"/>
-                <w:bCs w:val="false"/>
-                <w:color w:val="000000"/>
-                <w:sz w:val="18"/>
-                <w:szCs w:val="18"/>
-              </w:rPr>
-              <w:t xml:space="preserve">Fotografía de un taller comunitario en una caseta o escuela rural.</w:t>
-            </w:r>
-          </w:p>
-        </w:tc>
-        <w:tc>
-          <w:tcPr>
-            <w:tcW w:type="dxa" w:w="2100"/>
-            <w:tcBorders>
-              <w:top w:val="single" w:color="8EAADB" w:sz="4"/>
-              <w:left w:val="single" w:color="8EAADB" w:sz="4"/>
-              <w:bottom w:val="single" w:color="8EAADB" w:sz="4"/>
-              <w:right w:val="single" w:color="8EAADB" w:sz="4"/>
-            </w:tcBorders>
-            <w:tcMar>
-              <w:top w:type="dxa" w:w="35"/>
-              <w:left w:type="dxa" w:w="80"/>
-              <w:bottom w:type="dxa" w:w="35"/>
-              <w:right w:type="dxa" w:w="80"/>
-            </w:tcMar>
-            <w:vAlign w:val="center"/>
-          </w:tcPr>
-          <w:p>
-            <w:pPr>
-              <w:spacing w:after="20"/>
-            </w:pPr>
-            <w:r>
-              <w:rPr>
-                <w:rFonts w:ascii="Arial" w:cs="Arial" w:eastAsia="Arial" w:hAnsi="Arial"/>
-                <w:b w:val="false"/>
-                <w:bCs w:val="false"/>
-                <w:color w:val="000000"/>
-                <w:sz w:val="18"/>
-                <w:szCs w:val="18"/>
-              </w:rPr>
-              <w:t xml:space="preserve">“Finca sana, familia sana” · prevención primaria · familias de la vereda</w:t>
-            </w:r>
-          </w:p>
-        </w:tc>
-        <w:tc>
-          <w:tcPr>
-            <w:tcW w:type="dxa" w:w="1960"/>
-            <w:tcBorders>
-              <w:top w:val="single" w:color="8EAADB" w:sz="4"/>
-              <w:left w:val="single" w:color="8EAADB" w:sz="4"/>
-              <w:bottom w:val="single" w:color="8EAADB" w:sz="4"/>
-              <w:right w:val="single" w:color="8EAADB" w:sz="4"/>
-            </w:tcBorders>
-            <w:tcMar>
-              <w:top w:type="dxa" w:w="35"/>
-              <w:left w:type="dxa" w:w="80"/>
-              <w:bottom w:type="dxa" w:w="35"/>
-              <w:right w:type="dxa" w:w="80"/>
-            </w:tcMar>
-            <w:vAlign w:val="center"/>
-          </w:tcPr>
-          <w:p>
-            <w:pPr>
-              <w:spacing w:after="20"/>
-            </w:pPr>
-            <w:r>
-              <w:rPr>
-                <w:rFonts w:ascii="Arial" w:cs="Arial" w:eastAsia="Arial" w:hAnsi="Arial"/>
-                <w:b w:val="false"/>
-                <w:bCs w:val="false"/>
-                <w:color w:val="000000"/>
-                <w:sz w:val="18"/>
-                <w:szCs w:val="18"/>
-              </w:rPr>
-              <w:t xml:space="preserve">Voz en off: nombre, nivel de prevención, población y objetivo.</w:t>
+            <w:tcW w:type="dxa" w:w="850"/>
+            <w:tcBorders>
+              <w:top w:val="single" w:color="8EAADB" w:sz="4"/>
+              <w:left w:val="single" w:color="8EAADB" w:sz="4"/>
+              <w:bottom w:val="single" w:color="8EAADB" w:sz="4"/>
+              <w:right w:val="single" w:color="8EAADB" w:sz="4"/>
+            </w:tcBorders>
+            <w:tcMar>
+              <w:top w:type="dxa" w:w="35"/>
+              <w:left w:type="dxa" w:w="80"/>
+              <w:bottom w:type="dxa" w:w="35"/>
+              <w:right w:type="dxa" w:w="80"/>
+            </w:tcMar>
+            <w:vAlign w:val="center"/>
+          </w:tcPr>
+          <w:p>
+            <w:pPr>
+              <w:spacing w:after="20"/>
+            </w:pPr>
+            <w:r>
+              <w:rPr>
+                <w:rFonts w:ascii="Arial" w:cs="Arial" w:eastAsia="Arial" w:hAnsi="Arial"/>
+                <w:b w:val="false"/>
+                <w:bCs w:val="false"/>
+                <w:color w:val="000000"/>
+                <w:sz w:val="18"/>
+                <w:szCs w:val="18"/>
+              </w:rPr>
+              <w:t xml:space="preserve">1:55 – 2:15</w:t>
+            </w:r>
+          </w:p>
+        </w:tc>
+        <w:tc>
+          <w:tcPr>
+            <w:tcW w:type="dxa" w:w="2000"/>
+            <w:tcBorders>
+              <w:top w:val="single" w:color="8EAADB" w:sz="4"/>
+              <w:left w:val="single" w:color="8EAADB" w:sz="4"/>
+              <w:bottom w:val="single" w:color="8EAADB" w:sz="4"/>
+              <w:right w:val="single" w:color="8EAADB" w:sz="4"/>
+            </w:tcBorders>
+            <w:tcMar>
+              <w:top w:type="dxa" w:w="35"/>
+              <w:left w:type="dxa" w:w="80"/>
+              <w:bottom w:type="dxa" w:w="35"/>
+              <w:right w:type="dxa" w:w="80"/>
+            </w:tcMar>
+            <w:vAlign w:val="center"/>
+          </w:tcPr>
+          <w:p>
+            <w:pPr>
+              <w:spacing w:after="20"/>
+            </w:pPr>
+            <w:r>
+              <w:rPr>
+                <w:rFonts w:ascii="Arial" w:cs="Arial" w:eastAsia="Arial" w:hAnsi="Arial"/>
+                <w:b w:val="false"/>
+                <w:bCs w:val="false"/>
+                <w:color w:val="000000"/>
+                <w:sz w:val="18"/>
+                <w:szCs w:val="18"/>
+              </w:rPr>
+              <w:t xml:space="preserve">Taller comunitario en una caseta o escuela rural.</w:t>
+            </w:r>
+          </w:p>
+        </w:tc>
+        <w:tc>
+          <w:tcPr>
+            <w:tcW w:type="dxa" w:w="2050"/>
+            <w:tcBorders>
+              <w:top w:val="single" w:color="8EAADB" w:sz="4"/>
+              <w:left w:val="single" w:color="8EAADB" w:sz="4"/>
+              <w:bottom w:val="single" w:color="8EAADB" w:sz="4"/>
+              <w:right w:val="single" w:color="8EAADB" w:sz="4"/>
+            </w:tcBorders>
+            <w:tcMar>
+              <w:top w:type="dxa" w:w="35"/>
+              <w:left w:type="dxa" w:w="80"/>
+              <w:bottom w:type="dxa" w:w="35"/>
+              <w:right w:type="dxa" w:w="80"/>
+            </w:tcMar>
+            <w:vAlign w:val="center"/>
+          </w:tcPr>
+          <w:p>
+            <w:pPr>
+              <w:spacing w:after="20"/>
+            </w:pPr>
+            <w:r>
+              <w:rPr>
+                <w:rFonts w:ascii="Arial" w:cs="Arial" w:eastAsia="Arial" w:hAnsi="Arial"/>
+                <w:b w:val="false"/>
+                <w:bCs w:val="false"/>
+                <w:color w:val="000000"/>
+                <w:sz w:val="18"/>
+                <w:szCs w:val="18"/>
+              </w:rPr>
+              <w:t xml:space="preserve">“Finca sana, familia sana” · prevención primaria</w:t>
+            </w:r>
+          </w:p>
+        </w:tc>
+        <w:tc>
+          <w:tcPr>
+            <w:tcW w:type="dxa" w:w="1910"/>
+            <w:tcBorders>
+              <w:top w:val="single" w:color="8EAADB" w:sz="4"/>
+              <w:left w:val="single" w:color="8EAADB" w:sz="4"/>
+              <w:bottom w:val="single" w:color="8EAADB" w:sz="4"/>
+              <w:right w:val="single" w:color="8EAADB" w:sz="4"/>
+            </w:tcBorders>
+            <w:tcMar>
+              <w:top w:type="dxa" w:w="35"/>
+              <w:left w:type="dxa" w:w="80"/>
+              <w:bottom w:type="dxa" w:w="35"/>
+              <w:right w:type="dxa" w:w="80"/>
+            </w:tcMar>
+            <w:vAlign w:val="center"/>
+          </w:tcPr>
+          <w:p>
+            <w:pPr>
+              <w:spacing w:after="20"/>
+            </w:pPr>
+            <w:r>
+              <w:rPr>
+                <w:rFonts w:ascii="Arial" w:cs="Arial" w:eastAsia="Arial" w:hAnsi="Arial"/>
+                <w:b w:val="false"/>
+                <w:bCs w:val="false"/>
+                <w:color w:val="000000"/>
+                <w:sz w:val="18"/>
+                <w:szCs w:val="18"/>
+              </w:rPr>
+              <w:t xml:space="preserve">Voz en off. Música: acústica de campo.</w:t>
             </w:r>
           </w:p>
         </w:tc>
@@ -9174,7 +9174,7 @@
                 <w:sz w:val="18"/>
                 <w:szCs w:val="18"/>
               </w:rPr>
-              <w:t xml:space="preserve">25 s</w:t>
+              <w:t xml:space="preserve">20 s</w:t>
             </w:r>
           </w:p>
         </w:tc>
@@ -9185,7 +9185,7 @@
         </w:trPr>
         <w:tc>
           <w:tcPr>
-            <w:tcW w:type="dxa" w:w="1250"/>
+            <w:tcW w:type="dxa" w:w="1500"/>
             <w:tcBorders>
               <w:top w:val="single" w:color="8EAADB" w:sz="4"/>
               <w:left w:val="single" w:color="8EAADB" w:sz="4"/>
@@ -9214,143 +9214,143 @@
                 <w:sz w:val="18"/>
                 <w:szCs w:val="18"/>
               </w:rPr>
-              <w:t xml:space="preserve">8. Caso 1: acciones y recursos</w:t>
-            </w:r>
-          </w:p>
-        </w:tc>
-        <w:tc>
-          <w:tcPr>
-            <w:tcW w:type="dxa" w:w="900"/>
-            <w:tcBorders>
-              <w:top w:val="single" w:color="8EAADB" w:sz="4"/>
-              <w:left w:val="single" w:color="8EAADB" w:sz="4"/>
-              <w:bottom w:val="single" w:color="8EAADB" w:sz="4"/>
-              <w:right w:val="single" w:color="8EAADB" w:sz="4"/>
-            </w:tcBorders>
-            <w:tcMar>
-              <w:top w:type="dxa" w:w="35"/>
-              <w:left w:type="dxa" w:w="80"/>
-              <w:bottom w:type="dxa" w:w="35"/>
-              <w:right w:type="dxa" w:w="80"/>
-            </w:tcMar>
-            <w:vAlign w:val="center"/>
-          </w:tcPr>
-          <w:p>
-            <w:pPr>
-              <w:spacing w:after="20"/>
-            </w:pPr>
-            <w:r>
-              <w:rPr>
-                <w:rFonts w:ascii="Arial" w:cs="Arial" w:eastAsia="Arial" w:hAnsi="Arial"/>
-                <w:b w:val="false"/>
-                <w:bCs w:val="false"/>
-                <w:color w:val="000000"/>
-                <w:sz w:val="18"/>
-                <w:szCs w:val="18"/>
-              </w:rPr>
-              <w:t xml:space="preserve">2:30 – 2:55</w:t>
-            </w:r>
-          </w:p>
-        </w:tc>
-        <w:tc>
-          <w:tcPr>
-            <w:tcW w:type="dxa" w:w="2100"/>
-            <w:tcBorders>
-              <w:top w:val="single" w:color="8EAADB" w:sz="4"/>
-              <w:left w:val="single" w:color="8EAADB" w:sz="4"/>
-              <w:bottom w:val="single" w:color="8EAADB" w:sz="4"/>
-              <w:right w:val="single" w:color="8EAADB" w:sz="4"/>
-            </w:tcBorders>
-            <w:tcMar>
-              <w:top w:type="dxa" w:w="35"/>
-              <w:left w:type="dxa" w:w="80"/>
-              <w:bottom w:type="dxa" w:w="35"/>
-              <w:right w:type="dxa" w:w="80"/>
-            </w:tcMar>
-            <w:vAlign w:val="center"/>
-          </w:tcPr>
-          <w:p>
-            <w:pPr>
-              <w:spacing w:after="20"/>
-            </w:pPr>
-            <w:r>
-              <w:rPr>
-                <w:rFonts w:ascii="Arial" w:cs="Arial" w:eastAsia="Arial" w:hAnsi="Arial"/>
-                <w:b w:val="false"/>
-                <w:bCs w:val="false"/>
-                <w:color w:val="000000"/>
-                <w:sz w:val="18"/>
-                <w:szCs w:val="18"/>
-              </w:rPr>
-              <w:t xml:space="preserve">Tres tarjetas: agua segura, agroquímicos sin riesgo y cuerpo sano.</w:t>
-            </w:r>
-          </w:p>
-        </w:tc>
-        <w:tc>
-          <w:tcPr>
-            <w:tcW w:type="dxa" w:w="2100"/>
-            <w:tcBorders>
-              <w:top w:val="single" w:color="8EAADB" w:sz="4"/>
-              <w:left w:val="single" w:color="8EAADB" w:sz="4"/>
-              <w:bottom w:val="single" w:color="8EAADB" w:sz="4"/>
-              <w:right w:val="single" w:color="8EAADB" w:sz="4"/>
-            </w:tcBorders>
-            <w:tcMar>
-              <w:top w:type="dxa" w:w="35"/>
-              <w:left w:type="dxa" w:w="80"/>
-              <w:bottom w:type="dxa" w:w="35"/>
-              <w:right w:type="dxa" w:w="80"/>
-            </w:tcMar>
-            <w:vAlign w:val="center"/>
-          </w:tcPr>
-          <w:p>
-            <w:pPr>
-              <w:spacing w:after="20"/>
-            </w:pPr>
-            <w:r>
-              <w:rPr>
-                <w:rFonts w:ascii="Arial" w:cs="Arial" w:eastAsia="Arial" w:hAnsi="Arial"/>
-                <w:b w:val="false"/>
-                <w:bCs w:val="false"/>
-                <w:color w:val="000000"/>
-                <w:sz w:val="18"/>
-                <w:szCs w:val="18"/>
-              </w:rPr>
-              <w:t xml:space="preserve">Estaciones · recursos · PIC municipal · Resolución 2115 de 2007</w:t>
-            </w:r>
-          </w:p>
-        </w:tc>
-        <w:tc>
-          <w:tcPr>
-            <w:tcW w:type="dxa" w:w="1960"/>
-            <w:tcBorders>
-              <w:top w:val="single" w:color="8EAADB" w:sz="4"/>
-              <w:left w:val="single" w:color="8EAADB" w:sz="4"/>
-              <w:bottom w:val="single" w:color="8EAADB" w:sz="4"/>
-              <w:right w:val="single" w:color="8EAADB" w:sz="4"/>
-            </w:tcBorders>
-            <w:tcMar>
-              <w:top w:type="dxa" w:w="35"/>
-              <w:left w:type="dxa" w:w="80"/>
-              <w:bottom w:type="dxa" w:w="35"/>
-              <w:right w:type="dxa" w:w="80"/>
-            </w:tcMar>
-            <w:vAlign w:val="center"/>
-          </w:tcPr>
-          <w:p>
-            <w:pPr>
-              <w:spacing w:after="20"/>
-            </w:pPr>
-            <w:r>
-              <w:rPr>
-                <w:rFonts w:ascii="Arial" w:cs="Arial" w:eastAsia="Arial" w:hAnsi="Arial"/>
-                <w:b w:val="false"/>
-                <w:bCs w:val="false"/>
-                <w:color w:val="000000"/>
-                <w:sz w:val="18"/>
-                <w:szCs w:val="18"/>
-              </w:rPr>
-              <w:t xml:space="preserve">Voz en off: acciones, recursos y norma que la respalda.</w:t>
+              <w:t xml:space="preserve">8. Caso 1: ¿cómo se hace?</w:t>
+            </w:r>
+          </w:p>
+        </w:tc>
+        <w:tc>
+          <w:tcPr>
+            <w:tcW w:type="dxa" w:w="850"/>
+            <w:tcBorders>
+              <w:top w:val="single" w:color="8EAADB" w:sz="4"/>
+              <w:left w:val="single" w:color="8EAADB" w:sz="4"/>
+              <w:bottom w:val="single" w:color="8EAADB" w:sz="4"/>
+              <w:right w:val="single" w:color="8EAADB" w:sz="4"/>
+            </w:tcBorders>
+            <w:tcMar>
+              <w:top w:type="dxa" w:w="35"/>
+              <w:left w:type="dxa" w:w="80"/>
+              <w:bottom w:type="dxa" w:w="35"/>
+              <w:right w:type="dxa" w:w="80"/>
+            </w:tcMar>
+            <w:vAlign w:val="center"/>
+          </w:tcPr>
+          <w:p>
+            <w:pPr>
+              <w:spacing w:after="20"/>
+            </w:pPr>
+            <w:r>
+              <w:rPr>
+                <w:rFonts w:ascii="Arial" w:cs="Arial" w:eastAsia="Arial" w:hAnsi="Arial"/>
+                <w:b w:val="false"/>
+                <w:bCs w:val="false"/>
+                <w:color w:val="000000"/>
+                <w:sz w:val="18"/>
+                <w:szCs w:val="18"/>
+              </w:rPr>
+              <w:t xml:space="preserve">2:15 – 2:35</w:t>
+            </w:r>
+          </w:p>
+        </w:tc>
+        <w:tc>
+          <w:tcPr>
+            <w:tcW w:type="dxa" w:w="2000"/>
+            <w:tcBorders>
+              <w:top w:val="single" w:color="8EAADB" w:sz="4"/>
+              <w:left w:val="single" w:color="8EAADB" w:sz="4"/>
+              <w:bottom w:val="single" w:color="8EAADB" w:sz="4"/>
+              <w:right w:val="single" w:color="8EAADB" w:sz="4"/>
+            </w:tcBorders>
+            <w:tcMar>
+              <w:top w:type="dxa" w:w="35"/>
+              <w:left w:type="dxa" w:w="80"/>
+              <w:bottom w:type="dxa" w:w="35"/>
+              <w:right w:type="dxa" w:w="80"/>
+            </w:tcMar>
+            <w:vAlign w:val="center"/>
+          </w:tcPr>
+          <w:p>
+            <w:pPr>
+              <w:spacing w:after="20"/>
+            </w:pPr>
+            <w:r>
+              <w:rPr>
+                <w:rFonts w:ascii="Arial" w:cs="Arial" w:eastAsia="Arial" w:hAnsi="Arial"/>
+                <w:b w:val="false"/>
+                <w:bCs w:val="false"/>
+                <w:color w:val="000000"/>
+                <w:sz w:val="18"/>
+                <w:szCs w:val="18"/>
+              </w:rPr>
+              <w:t xml:space="preserve">Flechas de las tres estaciones y diagrama de actores.</w:t>
+            </w:r>
+          </w:p>
+        </w:tc>
+        <w:tc>
+          <w:tcPr>
+            <w:tcW w:type="dxa" w:w="2050"/>
+            <w:tcBorders>
+              <w:top w:val="single" w:color="8EAADB" w:sz="4"/>
+              <w:left w:val="single" w:color="8EAADB" w:sz="4"/>
+              <w:bottom w:val="single" w:color="8EAADB" w:sz="4"/>
+              <w:right w:val="single" w:color="8EAADB" w:sz="4"/>
+            </w:tcBorders>
+            <w:tcMar>
+              <w:top w:type="dxa" w:w="35"/>
+              <w:left w:type="dxa" w:w="80"/>
+              <w:bottom w:type="dxa" w:w="35"/>
+              <w:right w:type="dxa" w:w="80"/>
+            </w:tcMar>
+            <w:vAlign w:val="center"/>
+          </w:tcPr>
+          <w:p>
+            <w:pPr>
+              <w:spacing w:after="20"/>
+            </w:pPr>
+            <w:r>
+              <w:rPr>
+                <w:rFonts w:ascii="Arial" w:cs="Arial" w:eastAsia="Arial" w:hAnsi="Arial"/>
+                <w:b w:val="false"/>
+                <w:bCs w:val="false"/>
+                <w:color w:val="000000"/>
+                <w:sz w:val="18"/>
+                <w:szCs w:val="18"/>
+              </w:rPr>
+              <w:t xml:space="preserve">Agua segura · Agroquímicos sin riesgo · Cuerpo sano</w:t>
+            </w:r>
+          </w:p>
+        </w:tc>
+        <w:tc>
+          <w:tcPr>
+            <w:tcW w:type="dxa" w:w="1910"/>
+            <w:tcBorders>
+              <w:top w:val="single" w:color="8EAADB" w:sz="4"/>
+              <w:left w:val="single" w:color="8EAADB" w:sz="4"/>
+              <w:bottom w:val="single" w:color="8EAADB" w:sz="4"/>
+              <w:right w:val="single" w:color="8EAADB" w:sz="4"/>
+            </w:tcBorders>
+            <w:tcMar>
+              <w:top w:type="dxa" w:w="35"/>
+              <w:left w:type="dxa" w:w="80"/>
+              <w:bottom w:type="dxa" w:w="35"/>
+              <w:right w:type="dxa" w:w="80"/>
+            </w:tcMar>
+            <w:vAlign w:val="center"/>
+          </w:tcPr>
+          <w:p>
+            <w:pPr>
+              <w:spacing w:after="20"/>
+            </w:pPr>
+            <w:r>
+              <w:rPr>
+                <w:rFonts w:ascii="Arial" w:cs="Arial" w:eastAsia="Arial" w:hAnsi="Arial"/>
+                <w:b w:val="false"/>
+                <w:bCs w:val="false"/>
+                <w:color w:val="000000"/>
+                <w:sz w:val="18"/>
+                <w:szCs w:val="18"/>
+              </w:rPr>
+              <w:t xml:space="preserve">Voz en off. Música: acústica de campo.</w:t>
             </w:r>
           </w:p>
         </w:tc>
@@ -9384,7 +9384,7 @@
                 <w:sz w:val="18"/>
                 <w:szCs w:val="18"/>
               </w:rPr>
-              <w:t xml:space="preserve">25 s</w:t>
+              <w:t xml:space="preserve">20 s</w:t>
             </w:r>
           </w:p>
         </w:tc>
@@ -9395,7 +9395,7 @@
         </w:trPr>
         <w:tc>
           <w:tcPr>
-            <w:tcW w:type="dxa" w:w="1250"/>
+            <w:tcW w:type="dxa" w:w="1500"/>
             <w:tcBorders>
               <w:top w:val="single" w:color="8EAADB" w:sz="4"/>
               <w:left w:val="single" w:color="8EAADB" w:sz="4"/>
@@ -9424,143 +9424,143 @@
                 <w:sz w:val="18"/>
                 <w:szCs w:val="18"/>
               </w:rPr>
-              <w:t xml:space="preserve">9. Caso 2: diagnóstico</w:t>
-            </w:r>
-          </w:p>
-        </w:tc>
-        <w:tc>
-          <w:tcPr>
-            <w:tcW w:type="dxa" w:w="900"/>
-            <w:tcBorders>
-              <w:top w:val="single" w:color="8EAADB" w:sz="4"/>
-              <w:left w:val="single" w:color="8EAADB" w:sz="4"/>
-              <w:bottom w:val="single" w:color="8EAADB" w:sz="4"/>
-              <w:right w:val="single" w:color="8EAADB" w:sz="4"/>
-            </w:tcBorders>
-            <w:tcMar>
-              <w:top w:type="dxa" w:w="35"/>
-              <w:left w:type="dxa" w:w="80"/>
-              <w:bottom w:type="dxa" w:w="35"/>
-              <w:right w:type="dxa" w:w="80"/>
-            </w:tcMar>
-            <w:vAlign w:val="center"/>
-          </w:tcPr>
-          <w:p>
-            <w:pPr>
-              <w:spacing w:after="20"/>
-            </w:pPr>
-            <w:r>
-              <w:rPr>
-                <w:rFonts w:ascii="Arial" w:cs="Arial" w:eastAsia="Arial" w:hAnsi="Arial"/>
-                <w:b w:val="false"/>
-                <w:bCs w:val="false"/>
-                <w:color w:val="000000"/>
-                <w:sz w:val="18"/>
-                <w:szCs w:val="18"/>
-              </w:rPr>
-              <w:t xml:space="preserve">2:55 – 3:20</w:t>
-            </w:r>
-          </w:p>
-        </w:tc>
-        <w:tc>
-          <w:tcPr>
-            <w:tcW w:type="dxa" w:w="2100"/>
-            <w:tcBorders>
-              <w:top w:val="single" w:color="8EAADB" w:sz="4"/>
-              <w:left w:val="single" w:color="8EAADB" w:sz="4"/>
-              <w:bottom w:val="single" w:color="8EAADB" w:sz="4"/>
-              <w:right w:val="single" w:color="8EAADB" w:sz="4"/>
-            </w:tcBorders>
-            <w:tcMar>
-              <w:top w:type="dxa" w:w="35"/>
-              <w:left w:type="dxa" w:w="80"/>
-              <w:bottom w:type="dxa" w:w="35"/>
-              <w:right w:type="dxa" w:w="80"/>
-            </w:tcMar>
-            <w:vAlign w:val="center"/>
-          </w:tcPr>
-          <w:p>
-            <w:pPr>
-              <w:spacing w:after="20"/>
-            </w:pPr>
-            <w:r>
-              <w:rPr>
-                <w:rFonts w:ascii="Arial" w:cs="Arial" w:eastAsia="Arial" w:hAnsi="Arial"/>
-                <w:b w:val="false"/>
-                <w:bCs w:val="false"/>
-                <w:color w:val="000000"/>
-                <w:sz w:val="18"/>
-                <w:szCs w:val="18"/>
-              </w:rPr>
-              <w:t xml:space="preserve">Video de estudiantes con comida rápida, café y computador de noche.</w:t>
-            </w:r>
-          </w:p>
-        </w:tc>
-        <w:tc>
-          <w:tcPr>
-            <w:tcW w:type="dxa" w:w="2100"/>
-            <w:tcBorders>
-              <w:top w:val="single" w:color="8EAADB" w:sz="4"/>
-              <w:left w:val="single" w:color="8EAADB" w:sz="4"/>
-              <w:bottom w:val="single" w:color="8EAADB" w:sz="4"/>
-              <w:right w:val="single" w:color="8EAADB" w:sz="4"/>
-            </w:tcBorders>
-            <w:tcMar>
-              <w:top w:type="dxa" w:w="35"/>
-              <w:left w:type="dxa" w:w="80"/>
-              <w:bottom w:type="dxa" w:w="35"/>
-              <w:right w:type="dxa" w:w="80"/>
-            </w:tcMar>
-            <w:vAlign w:val="center"/>
-          </w:tcPr>
-          <w:p>
-            <w:pPr>
-              <w:spacing w:after="20"/>
-            </w:pPr>
-            <w:r>
-              <w:rPr>
-                <w:rFonts w:ascii="Arial" w:cs="Arial" w:eastAsia="Arial" w:hAnsi="Arial"/>
-                <w:b w:val="false"/>
-                <w:bCs w:val="false"/>
-                <w:color w:val="000000"/>
-                <w:sz w:val="18"/>
-                <w:szCs w:val="18"/>
-              </w:rPr>
-              <w:t xml:space="preserve">Estudiantes universitarios · comida rápida · estrés · sedentarismo</w:t>
-            </w:r>
-          </w:p>
-        </w:tc>
-        <w:tc>
-          <w:tcPr>
-            <w:tcW w:type="dxa" w:w="1960"/>
-            <w:tcBorders>
-              <w:top w:val="single" w:color="8EAADB" w:sz="4"/>
-              <w:left w:val="single" w:color="8EAADB" w:sz="4"/>
-              <w:bottom w:val="single" w:color="8EAADB" w:sz="4"/>
-              <w:right w:val="single" w:color="8EAADB" w:sz="4"/>
-            </w:tcBorders>
-            <w:tcMar>
-              <w:top w:type="dxa" w:w="35"/>
-              <w:left w:type="dxa" w:w="80"/>
-              <w:bottom w:type="dxa" w:w="35"/>
-              <w:right w:type="dxa" w:w="80"/>
-            </w:tcMar>
-            <w:vAlign w:val="center"/>
-          </w:tcPr>
-          <w:p>
-            <w:pPr>
-              <w:spacing w:after="20"/>
-            </w:pPr>
-            <w:r>
-              <w:rPr>
-                <w:rFonts w:ascii="Arial" w:cs="Arial" w:eastAsia="Arial" w:hAnsi="Arial"/>
-                <w:b w:val="false"/>
-                <w:bCs w:val="false"/>
-                <w:color w:val="000000"/>
-                <w:sz w:val="18"/>
-                <w:szCs w:val="18"/>
-              </w:rPr>
-              <w:t xml:space="preserve">Voz en off: diagnóstico del contexto universitario. Música más dinámica.</w:t>
+              <w:t xml:space="preserve">9. Caso 1: respaldo normativo y viabilidad</w:t>
+            </w:r>
+          </w:p>
+        </w:tc>
+        <w:tc>
+          <w:tcPr>
+            <w:tcW w:type="dxa" w:w="850"/>
+            <w:tcBorders>
+              <w:top w:val="single" w:color="8EAADB" w:sz="4"/>
+              <w:left w:val="single" w:color="8EAADB" w:sz="4"/>
+              <w:bottom w:val="single" w:color="8EAADB" w:sz="4"/>
+              <w:right w:val="single" w:color="8EAADB" w:sz="4"/>
+            </w:tcBorders>
+            <w:tcMar>
+              <w:top w:type="dxa" w:w="35"/>
+              <w:left w:type="dxa" w:w="80"/>
+              <w:bottom w:type="dxa" w:w="35"/>
+              <w:right w:type="dxa" w:w="80"/>
+            </w:tcMar>
+            <w:vAlign w:val="center"/>
+          </w:tcPr>
+          <w:p>
+            <w:pPr>
+              <w:spacing w:after="20"/>
+            </w:pPr>
+            <w:r>
+              <w:rPr>
+                <w:rFonts w:ascii="Arial" w:cs="Arial" w:eastAsia="Arial" w:hAnsi="Arial"/>
+                <w:b w:val="false"/>
+                <w:bCs w:val="false"/>
+                <w:color w:val="000000"/>
+                <w:sz w:val="18"/>
+                <w:szCs w:val="18"/>
+              </w:rPr>
+              <w:t xml:space="preserve">2:35 – 2:55</w:t>
+            </w:r>
+          </w:p>
+        </w:tc>
+        <w:tc>
+          <w:tcPr>
+            <w:tcW w:type="dxa" w:w="2000"/>
+            <w:tcBorders>
+              <w:top w:val="single" w:color="8EAADB" w:sz="4"/>
+              <w:left w:val="single" w:color="8EAADB" w:sz="4"/>
+              <w:bottom w:val="single" w:color="8EAADB" w:sz="4"/>
+              <w:right w:val="single" w:color="8EAADB" w:sz="4"/>
+            </w:tcBorders>
+            <w:tcMar>
+              <w:top w:type="dxa" w:w="35"/>
+              <w:left w:type="dxa" w:w="80"/>
+              <w:bottom w:type="dxa" w:w="35"/>
+              <w:right w:type="dxa" w:w="80"/>
+            </w:tcMar>
+            <w:vAlign w:val="center"/>
+          </w:tcPr>
+          <w:p>
+            <w:pPr>
+              <w:spacing w:after="20"/>
+            </w:pPr>
+            <w:r>
+              <w:rPr>
+                <w:rFonts w:ascii="Arial" w:cs="Arial" w:eastAsia="Arial" w:hAnsi="Arial"/>
+                <w:b w:val="false"/>
+                <w:bCs w:val="false"/>
+                <w:color w:val="000000"/>
+                <w:sz w:val="18"/>
+                <w:szCs w:val="18"/>
+              </w:rPr>
+              <w:t xml:space="preserve">Tabla de normas y tarjetas de financiación, viabilidad y reto.</w:t>
+            </w:r>
+          </w:p>
+        </w:tc>
+        <w:tc>
+          <w:tcPr>
+            <w:tcW w:type="dxa" w:w="2050"/>
+            <w:tcBorders>
+              <w:top w:val="single" w:color="8EAADB" w:sz="4"/>
+              <w:left w:val="single" w:color="8EAADB" w:sz="4"/>
+              <w:bottom w:val="single" w:color="8EAADB" w:sz="4"/>
+              <w:right w:val="single" w:color="8EAADB" w:sz="4"/>
+            </w:tcBorders>
+            <w:tcMar>
+              <w:top w:type="dxa" w:w="35"/>
+              <w:left w:type="dxa" w:w="80"/>
+              <w:bottom w:type="dxa" w:w="35"/>
+              <w:right w:type="dxa" w:w="80"/>
+            </w:tcMar>
+            <w:vAlign w:val="center"/>
+          </w:tcPr>
+          <w:p>
+            <w:pPr>
+              <w:spacing w:after="20"/>
+            </w:pPr>
+            <w:r>
+              <w:rPr>
+                <w:rFonts w:ascii="Arial" w:cs="Arial" w:eastAsia="Arial" w:hAnsi="Arial"/>
+                <w:b w:val="false"/>
+                <w:bCs w:val="false"/>
+                <w:color w:val="000000"/>
+                <w:sz w:val="18"/>
+                <w:szCs w:val="18"/>
+              </w:rPr>
+              <w:t xml:space="preserve">Res. 1597 de 2025 · Res. 3280 de 2018 · Ley 9 de 1979 · Res. 2115 de 2007</w:t>
+            </w:r>
+          </w:p>
+        </w:tc>
+        <w:tc>
+          <w:tcPr>
+            <w:tcW w:type="dxa" w:w="1910"/>
+            <w:tcBorders>
+              <w:top w:val="single" w:color="8EAADB" w:sz="4"/>
+              <w:left w:val="single" w:color="8EAADB" w:sz="4"/>
+              <w:bottom w:val="single" w:color="8EAADB" w:sz="4"/>
+              <w:right w:val="single" w:color="8EAADB" w:sz="4"/>
+            </w:tcBorders>
+            <w:tcMar>
+              <w:top w:type="dxa" w:w="35"/>
+              <w:left w:type="dxa" w:w="80"/>
+              <w:bottom w:type="dxa" w:w="35"/>
+              <w:right w:type="dxa" w:w="80"/>
+            </w:tcMar>
+            <w:vAlign w:val="center"/>
+          </w:tcPr>
+          <w:p>
+            <w:pPr>
+              <w:spacing w:after="20"/>
+            </w:pPr>
+            <w:r>
+              <w:rPr>
+                <w:rFonts w:ascii="Arial" w:cs="Arial" w:eastAsia="Arial" w:hAnsi="Arial"/>
+                <w:b w:val="false"/>
+                <w:bCs w:val="false"/>
+                <w:color w:val="000000"/>
+                <w:sz w:val="18"/>
+                <w:szCs w:val="18"/>
+              </w:rPr>
+              <w:t xml:space="preserve">Voz en off. Música: acústica de campo.</w:t>
             </w:r>
           </w:p>
         </w:tc>
@@ -9594,7 +9594,7 @@
                 <w:sz w:val="18"/>
                 <w:szCs w:val="18"/>
               </w:rPr>
-              <w:t xml:space="preserve">25 s</w:t>
+              <w:t xml:space="preserve">20 s</w:t>
             </w:r>
           </w:p>
         </w:tc>
@@ -9605,7 +9605,7 @@
         </w:trPr>
         <w:tc>
           <w:tcPr>
-            <w:tcW w:type="dxa" w:w="1250"/>
+            <w:tcW w:type="dxa" w:w="1500"/>
             <w:tcBorders>
               <w:top w:val="single" w:color="8EAADB" w:sz="4"/>
               <w:left w:val="single" w:color="8EAADB" w:sz="4"/>
@@ -9634,143 +9634,143 @@
                 <w:sz w:val="18"/>
                 <w:szCs w:val="18"/>
               </w:rPr>
-              <w:t xml:space="preserve">10. Caso 2: riesgos</w:t>
-            </w:r>
-          </w:p>
-        </w:tc>
-        <w:tc>
-          <w:tcPr>
-            <w:tcW w:type="dxa" w:w="900"/>
-            <w:tcBorders>
-              <w:top w:val="single" w:color="8EAADB" w:sz="4"/>
-              <w:left w:val="single" w:color="8EAADB" w:sz="4"/>
-              <w:bottom w:val="single" w:color="8EAADB" w:sz="4"/>
-              <w:right w:val="single" w:color="8EAADB" w:sz="4"/>
-            </w:tcBorders>
-            <w:tcMar>
-              <w:top w:type="dxa" w:w="35"/>
-              <w:left w:type="dxa" w:w="80"/>
-              <w:bottom w:type="dxa" w:w="35"/>
-              <w:right w:type="dxa" w:w="80"/>
-            </w:tcMar>
-            <w:vAlign w:val="center"/>
-          </w:tcPr>
-          <w:p>
-            <w:pPr>
-              <w:spacing w:after="20"/>
-            </w:pPr>
-            <w:r>
-              <w:rPr>
-                <w:rFonts w:ascii="Arial" w:cs="Arial" w:eastAsia="Arial" w:hAnsi="Arial"/>
-                <w:b w:val="false"/>
-                <w:bCs w:val="false"/>
-                <w:color w:val="000000"/>
-                <w:sz w:val="18"/>
-                <w:szCs w:val="18"/>
-              </w:rPr>
-              <w:t xml:space="preserve">3:20 – 3:40</w:t>
-            </w:r>
-          </w:p>
-        </w:tc>
-        <w:tc>
-          <w:tcPr>
-            <w:tcW w:type="dxa" w:w="2100"/>
-            <w:tcBorders>
-              <w:top w:val="single" w:color="8EAADB" w:sz="4"/>
-              <w:left w:val="single" w:color="8EAADB" w:sz="4"/>
-              <w:bottom w:val="single" w:color="8EAADB" w:sz="4"/>
-              <w:right w:val="single" w:color="8EAADB" w:sz="4"/>
-            </w:tcBorders>
-            <w:tcMar>
-              <w:top w:type="dxa" w:w="35"/>
-              <w:left w:type="dxa" w:w="80"/>
-              <w:bottom w:type="dxa" w:w="35"/>
-              <w:right w:type="dxa" w:w="80"/>
-            </w:tcMar>
-            <w:vAlign w:val="center"/>
-          </w:tcPr>
-          <w:p>
-            <w:pPr>
-              <w:spacing w:after="20"/>
-            </w:pPr>
-            <w:r>
-              <w:rPr>
-                <w:rFonts w:ascii="Arial" w:cs="Arial" w:eastAsia="Arial" w:hAnsi="Arial"/>
-                <w:b w:val="false"/>
-                <w:bCs w:val="false"/>
-                <w:color w:val="000000"/>
-                <w:sz w:val="18"/>
-                <w:szCs w:val="18"/>
-              </w:rPr>
-              <w:t xml:space="preserve">Íconos de corazón, cama, cerebro y postura.</w:t>
-            </w:r>
-          </w:p>
-        </w:tc>
-        <w:tc>
-          <w:tcPr>
-            <w:tcW w:type="dxa" w:w="2100"/>
-            <w:tcBorders>
-              <w:top w:val="single" w:color="8EAADB" w:sz="4"/>
-              <w:left w:val="single" w:color="8EAADB" w:sz="4"/>
-              <w:bottom w:val="single" w:color="8EAADB" w:sz="4"/>
-              <w:right w:val="single" w:color="8EAADB" w:sz="4"/>
-            </w:tcBorders>
-            <w:tcMar>
-              <w:top w:type="dxa" w:w="35"/>
-              <w:left w:type="dxa" w:w="80"/>
-              <w:bottom w:type="dxa" w:w="35"/>
-              <w:right w:type="dxa" w:w="80"/>
-            </w:tcMar>
-            <w:vAlign w:val="center"/>
-          </w:tcPr>
-          <w:p>
-            <w:pPr>
-              <w:spacing w:after="20"/>
-            </w:pPr>
-            <w:r>
-              <w:rPr>
-                <w:rFonts w:ascii="Arial" w:cs="Arial" w:eastAsia="Arial" w:hAnsi="Arial"/>
-                <w:b w:val="false"/>
-                <w:bCs w:val="false"/>
-                <w:color w:val="000000"/>
-                <w:sz w:val="18"/>
-                <w:szCs w:val="18"/>
-              </w:rPr>
-              <w:t xml:space="preserve">Riesgo por estilos de vida y psicosocial</w:t>
-            </w:r>
-          </w:p>
-        </w:tc>
-        <w:tc>
-          <w:tcPr>
-            <w:tcW w:type="dxa" w:w="1960"/>
-            <w:tcBorders>
-              <w:top w:val="single" w:color="8EAADB" w:sz="4"/>
-              <w:left w:val="single" w:color="8EAADB" w:sz="4"/>
-              <w:bottom w:val="single" w:color="8EAADB" w:sz="4"/>
-              <w:right w:val="single" w:color="8EAADB" w:sz="4"/>
-            </w:tcBorders>
-            <w:tcMar>
-              <w:top w:type="dxa" w:w="35"/>
-              <w:left w:type="dxa" w:w="80"/>
-              <w:bottom w:type="dxa" w:w="35"/>
-              <w:right w:type="dxa" w:w="80"/>
-            </w:tcMar>
-            <w:vAlign w:val="center"/>
-          </w:tcPr>
-          <w:p>
-            <w:pPr>
-              <w:spacing w:after="20"/>
-            </w:pPr>
-            <w:r>
-              <w:rPr>
-                <w:rFonts w:ascii="Arial" w:cs="Arial" w:eastAsia="Arial" w:hAnsi="Arial"/>
-                <w:b w:val="false"/>
-                <w:bCs w:val="false"/>
-                <w:color w:val="000000"/>
-                <w:sz w:val="18"/>
-                <w:szCs w:val="18"/>
-              </w:rPr>
-              <w:t xml:space="preserve">Voz en off: riesgos prevalentes y clasificación.</w:t>
+              <w:t xml:space="preserve">10. Caso 2: población y necesidades</w:t>
+            </w:r>
+          </w:p>
+        </w:tc>
+        <w:tc>
+          <w:tcPr>
+            <w:tcW w:type="dxa" w:w="850"/>
+            <w:tcBorders>
+              <w:top w:val="single" w:color="8EAADB" w:sz="4"/>
+              <w:left w:val="single" w:color="8EAADB" w:sz="4"/>
+              <w:bottom w:val="single" w:color="8EAADB" w:sz="4"/>
+              <w:right w:val="single" w:color="8EAADB" w:sz="4"/>
+            </w:tcBorders>
+            <w:tcMar>
+              <w:top w:type="dxa" w:w="35"/>
+              <w:left w:type="dxa" w:w="80"/>
+              <w:bottom w:type="dxa" w:w="35"/>
+              <w:right w:type="dxa" w:w="80"/>
+            </w:tcMar>
+            <w:vAlign w:val="center"/>
+          </w:tcPr>
+          <w:p>
+            <w:pPr>
+              <w:spacing w:after="20"/>
+            </w:pPr>
+            <w:r>
+              <w:rPr>
+                <w:rFonts w:ascii="Arial" w:cs="Arial" w:eastAsia="Arial" w:hAnsi="Arial"/>
+                <w:b w:val="false"/>
+                <w:bCs w:val="false"/>
+                <w:color w:val="000000"/>
+                <w:sz w:val="18"/>
+                <w:szCs w:val="18"/>
+              </w:rPr>
+              <w:t xml:space="preserve">2:55 – 3:20</w:t>
+            </w:r>
+          </w:p>
+        </w:tc>
+        <w:tc>
+          <w:tcPr>
+            <w:tcW w:type="dxa" w:w="2000"/>
+            <w:tcBorders>
+              <w:top w:val="single" w:color="8EAADB" w:sz="4"/>
+              <w:left w:val="single" w:color="8EAADB" w:sz="4"/>
+              <w:bottom w:val="single" w:color="8EAADB" w:sz="4"/>
+              <w:right w:val="single" w:color="8EAADB" w:sz="4"/>
+            </w:tcBorders>
+            <w:tcMar>
+              <w:top w:type="dxa" w:w="35"/>
+              <w:left w:type="dxa" w:w="80"/>
+              <w:bottom w:type="dxa" w:w="35"/>
+              <w:right w:type="dxa" w:w="80"/>
+            </w:tcMar>
+            <w:vAlign w:val="center"/>
+          </w:tcPr>
+          <w:p>
+            <w:pPr>
+              <w:spacing w:after="20"/>
+            </w:pPr>
+            <w:r>
+              <w:rPr>
+                <w:rFonts w:ascii="Arial" w:cs="Arial" w:eastAsia="Arial" w:hAnsi="Arial"/>
+                <w:b w:val="false"/>
+                <w:bCs w:val="false"/>
+                <w:color w:val="000000"/>
+                <w:sz w:val="18"/>
+                <w:szCs w:val="18"/>
+              </w:rPr>
+              <w:t xml:space="preserve">Comida rápida y estudiantes en la biblioteca.</w:t>
+            </w:r>
+          </w:p>
+        </w:tc>
+        <w:tc>
+          <w:tcPr>
+            <w:tcW w:type="dxa" w:w="2050"/>
+            <w:tcBorders>
+              <w:top w:val="single" w:color="8EAADB" w:sz="4"/>
+              <w:left w:val="single" w:color="8EAADB" w:sz="4"/>
+              <w:bottom w:val="single" w:color="8EAADB" w:sz="4"/>
+              <w:right w:val="single" w:color="8EAADB" w:sz="4"/>
+            </w:tcBorders>
+            <w:tcMar>
+              <w:top w:type="dxa" w:w="35"/>
+              <w:left w:type="dxa" w:w="80"/>
+              <w:bottom w:type="dxa" w:w="35"/>
+              <w:right w:type="dxa" w:w="80"/>
+            </w:tcMar>
+            <w:vAlign w:val="center"/>
+          </w:tcPr>
+          <w:p>
+            <w:pPr>
+              <w:spacing w:after="20"/>
+            </w:pPr>
+            <w:r>
+              <w:rPr>
+                <w:rFonts w:ascii="Arial" w:cs="Arial" w:eastAsia="Arial" w:hAnsi="Arial"/>
+                <w:b w:val="false"/>
+                <w:bCs w:val="false"/>
+                <w:color w:val="000000"/>
+                <w:sz w:val="18"/>
+                <w:szCs w:val="18"/>
+              </w:rPr>
+              <w:t xml:space="preserve">Salud · Nutrición · Higiene y entorno · Prevención</w:t>
+            </w:r>
+          </w:p>
+        </w:tc>
+        <w:tc>
+          <w:tcPr>
+            <w:tcW w:type="dxa" w:w="1910"/>
+            <w:tcBorders>
+              <w:top w:val="single" w:color="8EAADB" w:sz="4"/>
+              <w:left w:val="single" w:color="8EAADB" w:sz="4"/>
+              <w:bottom w:val="single" w:color="8EAADB" w:sz="4"/>
+              <w:right w:val="single" w:color="8EAADB" w:sz="4"/>
+            </w:tcBorders>
+            <w:tcMar>
+              <w:top w:type="dxa" w:w="35"/>
+              <w:left w:type="dxa" w:w="80"/>
+              <w:bottom w:type="dxa" w:w="35"/>
+              <w:right w:type="dxa" w:w="80"/>
+            </w:tcMar>
+            <w:vAlign w:val="center"/>
+          </w:tcPr>
+          <w:p>
+            <w:pPr>
+              <w:spacing w:after="20"/>
+            </w:pPr>
+            <w:r>
+              <w:rPr>
+                <w:rFonts w:ascii="Arial" w:cs="Arial" w:eastAsia="Arial" w:hAnsi="Arial"/>
+                <w:b w:val="false"/>
+                <w:bCs w:val="false"/>
+                <w:color w:val="000000"/>
+                <w:sz w:val="18"/>
+                <w:szCs w:val="18"/>
+              </w:rPr>
+              <w:t xml:space="preserve">Voz en off. Música: dinámica y juvenil.</w:t>
             </w:r>
           </w:p>
         </w:tc>
@@ -9804,7 +9804,7 @@
                 <w:sz w:val="18"/>
                 <w:szCs w:val="18"/>
               </w:rPr>
-              <w:t xml:space="preserve">20 s</w:t>
+              <w:t xml:space="preserve">25 s</w:t>
             </w:r>
           </w:p>
         </w:tc>
@@ -9815,7 +9815,7 @@
         </w:trPr>
         <w:tc>
           <w:tcPr>
-            <w:tcW w:type="dxa" w:w="1250"/>
+            <w:tcW w:type="dxa" w:w="1500"/>
             <w:tcBorders>
               <w:top w:val="single" w:color="8EAADB" w:sz="4"/>
               <w:left w:val="single" w:color="8EAADB" w:sz="4"/>
@@ -9844,143 +9844,143 @@
                 <w:sz w:val="18"/>
                 <w:szCs w:val="18"/>
               </w:rPr>
-              <w:t xml:space="preserve">11. Caso 2: la actividad</w:t>
-            </w:r>
-          </w:p>
-        </w:tc>
-        <w:tc>
-          <w:tcPr>
-            <w:tcW w:type="dxa" w:w="900"/>
-            <w:tcBorders>
-              <w:top w:val="single" w:color="8EAADB" w:sz="4"/>
-              <w:left w:val="single" w:color="8EAADB" w:sz="4"/>
-              <w:bottom w:val="single" w:color="8EAADB" w:sz="4"/>
-              <w:right w:val="single" w:color="8EAADB" w:sz="4"/>
-            </w:tcBorders>
-            <w:tcMar>
-              <w:top w:type="dxa" w:w="35"/>
-              <w:left w:type="dxa" w:w="80"/>
-              <w:bottom w:type="dxa" w:w="35"/>
-              <w:right w:type="dxa" w:w="80"/>
-            </w:tcMar>
-            <w:vAlign w:val="center"/>
-          </w:tcPr>
-          <w:p>
-            <w:pPr>
-              <w:spacing w:after="20"/>
-            </w:pPr>
-            <w:r>
-              <w:rPr>
-                <w:rFonts w:ascii="Arial" w:cs="Arial" w:eastAsia="Arial" w:hAnsi="Arial"/>
-                <w:b w:val="false"/>
-                <w:bCs w:val="false"/>
-                <w:color w:val="000000"/>
-                <w:sz w:val="18"/>
-                <w:szCs w:val="18"/>
-              </w:rPr>
-              <w:t xml:space="preserve">3:40 – 4:05</w:t>
-            </w:r>
-          </w:p>
-        </w:tc>
-        <w:tc>
-          <w:tcPr>
-            <w:tcW w:type="dxa" w:w="2100"/>
-            <w:tcBorders>
-              <w:top w:val="single" w:color="8EAADB" w:sz="4"/>
-              <w:left w:val="single" w:color="8EAADB" w:sz="4"/>
-              <w:bottom w:val="single" w:color="8EAADB" w:sz="4"/>
-              <w:right w:val="single" w:color="8EAADB" w:sz="4"/>
-            </w:tcBorders>
-            <w:tcMar>
-              <w:top w:type="dxa" w:w="35"/>
-              <w:left w:type="dxa" w:w="80"/>
-              <w:bottom w:type="dxa" w:w="35"/>
-              <w:right w:type="dxa" w:w="80"/>
-            </w:tcMar>
-            <w:vAlign w:val="center"/>
-          </w:tcPr>
-          <w:p>
-            <w:pPr>
-              <w:spacing w:after="20"/>
-            </w:pPr>
-            <w:r>
-              <w:rPr>
-                <w:rFonts w:ascii="Arial" w:cs="Arial" w:eastAsia="Arial" w:hAnsi="Arial"/>
-                <w:b w:val="false"/>
-                <w:bCs w:val="false"/>
-                <w:color w:val="000000"/>
-                <w:sz w:val="18"/>
-                <w:szCs w:val="18"/>
-              </w:rPr>
-              <w:t xml:space="preserve">Fotografía de una feria de salud en un campus.</w:t>
-            </w:r>
-          </w:p>
-        </w:tc>
-        <w:tc>
-          <w:tcPr>
-            <w:tcW w:type="dxa" w:w="2100"/>
-            <w:tcBorders>
-              <w:top w:val="single" w:color="8EAADB" w:sz="4"/>
-              <w:left w:val="single" w:color="8EAADB" w:sz="4"/>
-              <w:bottom w:val="single" w:color="8EAADB" w:sz="4"/>
-              <w:right w:val="single" w:color="8EAADB" w:sz="4"/>
-            </w:tcBorders>
-            <w:tcMar>
-              <w:top w:type="dxa" w:w="35"/>
-              <w:left w:type="dxa" w:w="80"/>
-              <w:bottom w:type="dxa" w:w="35"/>
-              <w:right w:type="dxa" w:w="80"/>
-            </w:tcMar>
-            <w:vAlign w:val="center"/>
-          </w:tcPr>
-          <w:p>
-            <w:pPr>
-              <w:spacing w:after="20"/>
-            </w:pPr>
-            <w:r>
-              <w:rPr>
-                <w:rFonts w:ascii="Arial" w:cs="Arial" w:eastAsia="Arial" w:hAnsi="Arial"/>
-                <w:b w:val="false"/>
-                <w:bCs w:val="false"/>
-                <w:color w:val="000000"/>
-                <w:sz w:val="18"/>
-                <w:szCs w:val="18"/>
-              </w:rPr>
-              <w:t xml:space="preserve">“Recarga tu bienestar” · prevención primaria y secundaria</w:t>
-            </w:r>
-          </w:p>
-        </w:tc>
-        <w:tc>
-          <w:tcPr>
-            <w:tcW w:type="dxa" w:w="1960"/>
-            <w:tcBorders>
-              <w:top w:val="single" w:color="8EAADB" w:sz="4"/>
-              <w:left w:val="single" w:color="8EAADB" w:sz="4"/>
-              <w:bottom w:val="single" w:color="8EAADB" w:sz="4"/>
-              <w:right w:val="single" w:color="8EAADB" w:sz="4"/>
-            </w:tcBorders>
-            <w:tcMar>
-              <w:top w:type="dxa" w:w="35"/>
-              <w:left w:type="dxa" w:w="80"/>
-              <w:bottom w:type="dxa" w:w="35"/>
-              <w:right w:type="dxa" w:w="80"/>
-            </w:tcMar>
-            <w:vAlign w:val="center"/>
-          </w:tcPr>
-          <w:p>
-            <w:pPr>
-              <w:spacing w:after="20"/>
-            </w:pPr>
-            <w:r>
-              <w:rPr>
-                <w:rFonts w:ascii="Arial" w:cs="Arial" w:eastAsia="Arial" w:hAnsi="Arial"/>
-                <w:b w:val="false"/>
-                <w:bCs w:val="false"/>
-                <w:color w:val="000000"/>
-                <w:sz w:val="18"/>
-                <w:szCs w:val="18"/>
-              </w:rPr>
-              <w:t xml:space="preserve">Voz en off: nombre, nivel, población y objetivo.</w:t>
+              <w:t xml:space="preserve">11. Caso 2: riesgos</w:t>
+            </w:r>
+          </w:p>
+        </w:tc>
+        <w:tc>
+          <w:tcPr>
+            <w:tcW w:type="dxa" w:w="850"/>
+            <w:tcBorders>
+              <w:top w:val="single" w:color="8EAADB" w:sz="4"/>
+              <w:left w:val="single" w:color="8EAADB" w:sz="4"/>
+              <w:bottom w:val="single" w:color="8EAADB" w:sz="4"/>
+              <w:right w:val="single" w:color="8EAADB" w:sz="4"/>
+            </w:tcBorders>
+            <w:tcMar>
+              <w:top w:type="dxa" w:w="35"/>
+              <w:left w:type="dxa" w:w="80"/>
+              <w:bottom w:type="dxa" w:w="35"/>
+              <w:right w:type="dxa" w:w="80"/>
+            </w:tcMar>
+            <w:vAlign w:val="center"/>
+          </w:tcPr>
+          <w:p>
+            <w:pPr>
+              <w:spacing w:after="20"/>
+            </w:pPr>
+            <w:r>
+              <w:rPr>
+                <w:rFonts w:ascii="Arial" w:cs="Arial" w:eastAsia="Arial" w:hAnsi="Arial"/>
+                <w:b w:val="false"/>
+                <w:bCs w:val="false"/>
+                <w:color w:val="000000"/>
+                <w:sz w:val="18"/>
+                <w:szCs w:val="18"/>
+              </w:rPr>
+              <w:t xml:space="preserve">3:20 – 3:40</w:t>
+            </w:r>
+          </w:p>
+        </w:tc>
+        <w:tc>
+          <w:tcPr>
+            <w:tcW w:type="dxa" w:w="2000"/>
+            <w:tcBorders>
+              <w:top w:val="single" w:color="8EAADB" w:sz="4"/>
+              <w:left w:val="single" w:color="8EAADB" w:sz="4"/>
+              <w:bottom w:val="single" w:color="8EAADB" w:sz="4"/>
+              <w:right w:val="single" w:color="8EAADB" w:sz="4"/>
+            </w:tcBorders>
+            <w:tcMar>
+              <w:top w:type="dxa" w:w="35"/>
+              <w:left w:type="dxa" w:w="80"/>
+              <w:bottom w:type="dxa" w:w="35"/>
+              <w:right w:type="dxa" w:w="80"/>
+            </w:tcMar>
+            <w:vAlign w:val="center"/>
+          </w:tcPr>
+          <w:p>
+            <w:pPr>
+              <w:spacing w:after="20"/>
+            </w:pPr>
+            <w:r>
+              <w:rPr>
+                <w:rFonts w:ascii="Arial" w:cs="Arial" w:eastAsia="Arial" w:hAnsi="Arial"/>
+                <w:b w:val="false"/>
+                <w:bCs w:val="false"/>
+                <w:color w:val="000000"/>
+                <w:sz w:val="18"/>
+                <w:szCs w:val="18"/>
+              </w:rPr>
+              <w:t xml:space="preserve">Estudiante estresada frente al computador.</w:t>
+            </w:r>
+          </w:p>
+        </w:tc>
+        <w:tc>
+          <w:tcPr>
+            <w:tcW w:type="dxa" w:w="2050"/>
+            <w:tcBorders>
+              <w:top w:val="single" w:color="8EAADB" w:sz="4"/>
+              <w:left w:val="single" w:color="8EAADB" w:sz="4"/>
+              <w:bottom w:val="single" w:color="8EAADB" w:sz="4"/>
+              <w:right w:val="single" w:color="8EAADB" w:sz="4"/>
+            </w:tcBorders>
+            <w:tcMar>
+              <w:top w:type="dxa" w:w="35"/>
+              <w:left w:type="dxa" w:w="80"/>
+              <w:bottom w:type="dxa" w:w="35"/>
+              <w:right w:type="dxa" w:w="80"/>
+            </w:tcMar>
+            <w:vAlign w:val="center"/>
+          </w:tcPr>
+          <w:p>
+            <w:pPr>
+              <w:spacing w:after="20"/>
+            </w:pPr>
+            <w:r>
+              <w:rPr>
+                <w:rFonts w:ascii="Arial" w:cs="Arial" w:eastAsia="Arial" w:hAnsi="Arial"/>
+                <w:b w:val="false"/>
+                <w:bCs w:val="false"/>
+                <w:color w:val="000000"/>
+                <w:sz w:val="18"/>
+                <w:szCs w:val="18"/>
+              </w:rPr>
+              <w:t xml:space="preserve">Riesgo por estilos de vida y psicosocial · prioridad media-alta</w:t>
+            </w:r>
+          </w:p>
+        </w:tc>
+        <w:tc>
+          <w:tcPr>
+            <w:tcW w:type="dxa" w:w="1910"/>
+            <w:tcBorders>
+              <w:top w:val="single" w:color="8EAADB" w:sz="4"/>
+              <w:left w:val="single" w:color="8EAADB" w:sz="4"/>
+              <w:bottom w:val="single" w:color="8EAADB" w:sz="4"/>
+              <w:right w:val="single" w:color="8EAADB" w:sz="4"/>
+            </w:tcBorders>
+            <w:tcMar>
+              <w:top w:type="dxa" w:w="35"/>
+              <w:left w:type="dxa" w:w="80"/>
+              <w:bottom w:type="dxa" w:w="35"/>
+              <w:right w:type="dxa" w:w="80"/>
+            </w:tcMar>
+            <w:vAlign w:val="center"/>
+          </w:tcPr>
+          <w:p>
+            <w:pPr>
+              <w:spacing w:after="20"/>
+            </w:pPr>
+            <w:r>
+              <w:rPr>
+                <w:rFonts w:ascii="Arial" w:cs="Arial" w:eastAsia="Arial" w:hAnsi="Arial"/>
+                <w:b w:val="false"/>
+                <w:bCs w:val="false"/>
+                <w:color w:val="000000"/>
+                <w:sz w:val="18"/>
+                <w:szCs w:val="18"/>
+              </w:rPr>
+              <w:t xml:space="preserve">Voz en off. Música: dinámica y juvenil.</w:t>
             </w:r>
           </w:p>
         </w:tc>
@@ -10014,7 +10014,7 @@
                 <w:sz w:val="18"/>
                 <w:szCs w:val="18"/>
               </w:rPr>
-              <w:t xml:space="preserve">25 s</w:t>
+              <w:t xml:space="preserve">20 s</w:t>
             </w:r>
           </w:p>
         </w:tc>
@@ -10025,7 +10025,7 @@
         </w:trPr>
         <w:tc>
           <w:tcPr>
-            <w:tcW w:type="dxa" w:w="1250"/>
+            <w:tcW w:type="dxa" w:w="1500"/>
             <w:tcBorders>
               <w:top w:val="single" w:color="8EAADB" w:sz="4"/>
               <w:left w:val="single" w:color="8EAADB" w:sz="4"/>
@@ -10054,143 +10054,143 @@
                 <w:sz w:val="18"/>
                 <w:szCs w:val="18"/>
               </w:rPr>
-              <w:t xml:space="preserve">12. Caso 2: acciones y recursos</w:t>
-            </w:r>
-          </w:p>
-        </w:tc>
-        <w:tc>
-          <w:tcPr>
-            <w:tcW w:type="dxa" w:w="900"/>
-            <w:tcBorders>
-              <w:top w:val="single" w:color="8EAADB" w:sz="4"/>
-              <w:left w:val="single" w:color="8EAADB" w:sz="4"/>
-              <w:bottom w:val="single" w:color="8EAADB" w:sz="4"/>
-              <w:right w:val="single" w:color="8EAADB" w:sz="4"/>
-            </w:tcBorders>
-            <w:tcMar>
-              <w:top w:type="dxa" w:w="35"/>
-              <w:left w:type="dxa" w:w="80"/>
-              <w:bottom w:type="dxa" w:w="35"/>
-              <w:right w:type="dxa" w:w="80"/>
-            </w:tcMar>
-            <w:vAlign w:val="center"/>
-          </w:tcPr>
-          <w:p>
-            <w:pPr>
-              <w:spacing w:after="20"/>
-            </w:pPr>
-            <w:r>
-              <w:rPr>
-                <w:rFonts w:ascii="Arial" w:cs="Arial" w:eastAsia="Arial" w:hAnsi="Arial"/>
-                <w:b w:val="false"/>
-                <w:bCs w:val="false"/>
-                <w:color w:val="000000"/>
-                <w:sz w:val="18"/>
-                <w:szCs w:val="18"/>
-              </w:rPr>
-              <w:t xml:space="preserve">4:05 – 4:30</w:t>
-            </w:r>
-          </w:p>
-        </w:tc>
-        <w:tc>
-          <w:tcPr>
-            <w:tcW w:type="dxa" w:w="2100"/>
-            <w:tcBorders>
-              <w:top w:val="single" w:color="8EAADB" w:sz="4"/>
-              <w:left w:val="single" w:color="8EAADB" w:sz="4"/>
-              <w:bottom w:val="single" w:color="8EAADB" w:sz="4"/>
-              <w:right w:val="single" w:color="8EAADB" w:sz="4"/>
-            </w:tcBorders>
-            <w:tcMar>
-              <w:top w:type="dxa" w:w="35"/>
-              <w:left w:type="dxa" w:w="80"/>
-              <w:bottom w:type="dxa" w:w="35"/>
-              <w:right w:type="dxa" w:w="80"/>
-            </w:tcMar>
-            <w:vAlign w:val="center"/>
-          </w:tcPr>
-          <w:p>
-            <w:pPr>
-              <w:spacing w:after="20"/>
-            </w:pPr>
-            <w:r>
-              <w:rPr>
-                <w:rFonts w:ascii="Arial" w:cs="Arial" w:eastAsia="Arial" w:hAnsi="Arial"/>
-                <w:b w:val="false"/>
-                <w:bCs w:val="false"/>
-                <w:color w:val="000000"/>
-                <w:sz w:val="18"/>
-                <w:szCs w:val="18"/>
-              </w:rPr>
-              <w:t xml:space="preserve">Cuatro tarjetas: tamizaje, comida saludable, muévete y desconéctate.</w:t>
-            </w:r>
-          </w:p>
-        </w:tc>
-        <w:tc>
-          <w:tcPr>
-            <w:tcW w:type="dxa" w:w="2100"/>
-            <w:tcBorders>
-              <w:top w:val="single" w:color="8EAADB" w:sz="4"/>
-              <w:left w:val="single" w:color="8EAADB" w:sz="4"/>
-              <w:bottom w:val="single" w:color="8EAADB" w:sz="4"/>
-              <w:right w:val="single" w:color="8EAADB" w:sz="4"/>
-            </w:tcBorders>
-            <w:tcMar>
-              <w:top w:type="dxa" w:w="35"/>
-              <w:left w:type="dxa" w:w="80"/>
-              <w:bottom w:type="dxa" w:w="35"/>
-              <w:right w:type="dxa" w:w="80"/>
-            </w:tcMar>
-            <w:vAlign w:val="center"/>
-          </w:tcPr>
-          <w:p>
-            <w:pPr>
-              <w:spacing w:after="20"/>
-            </w:pPr>
-            <w:r>
-              <w:rPr>
-                <w:rFonts w:ascii="Arial" w:cs="Arial" w:eastAsia="Arial" w:hAnsi="Arial"/>
-                <w:b w:val="false"/>
-                <w:bCs w:val="false"/>
-                <w:color w:val="000000"/>
-                <w:sz w:val="18"/>
-                <w:szCs w:val="18"/>
-              </w:rPr>
-              <w:t xml:space="preserve">Estaciones · campaña digital · Bienestar Universitario · Decreto 729 de 2025</w:t>
-            </w:r>
-          </w:p>
-        </w:tc>
-        <w:tc>
-          <w:tcPr>
-            <w:tcW w:type="dxa" w:w="1960"/>
-            <w:tcBorders>
-              <w:top w:val="single" w:color="8EAADB" w:sz="4"/>
-              <w:left w:val="single" w:color="8EAADB" w:sz="4"/>
-              <w:bottom w:val="single" w:color="8EAADB" w:sz="4"/>
-              <w:right w:val="single" w:color="8EAADB" w:sz="4"/>
-            </w:tcBorders>
-            <w:tcMar>
-              <w:top w:type="dxa" w:w="35"/>
-              <w:left w:type="dxa" w:w="80"/>
-              <w:bottom w:type="dxa" w:w="35"/>
-              <w:right w:type="dxa" w:w="80"/>
-            </w:tcMar>
-            <w:vAlign w:val="center"/>
-          </w:tcPr>
-          <w:p>
-            <w:pPr>
-              <w:spacing w:after="20"/>
-            </w:pPr>
-            <w:r>
-              <w:rPr>
-                <w:rFonts w:ascii="Arial" w:cs="Arial" w:eastAsia="Arial" w:hAnsi="Arial"/>
-                <w:b w:val="false"/>
-                <w:bCs w:val="false"/>
-                <w:color w:val="000000"/>
-                <w:sz w:val="18"/>
-                <w:szCs w:val="18"/>
-              </w:rPr>
-              <w:t xml:space="preserve">Voz en off: acciones, recursos y normas.</w:t>
+              <w:t xml:space="preserve">12. Caso 2: la actividad</w:t>
+            </w:r>
+          </w:p>
+        </w:tc>
+        <w:tc>
+          <w:tcPr>
+            <w:tcW w:type="dxa" w:w="850"/>
+            <w:tcBorders>
+              <w:top w:val="single" w:color="8EAADB" w:sz="4"/>
+              <w:left w:val="single" w:color="8EAADB" w:sz="4"/>
+              <w:bottom w:val="single" w:color="8EAADB" w:sz="4"/>
+              <w:right w:val="single" w:color="8EAADB" w:sz="4"/>
+            </w:tcBorders>
+            <w:tcMar>
+              <w:top w:type="dxa" w:w="35"/>
+              <w:left w:type="dxa" w:w="80"/>
+              <w:bottom w:type="dxa" w:w="35"/>
+              <w:right w:type="dxa" w:w="80"/>
+            </w:tcMar>
+            <w:vAlign w:val="center"/>
+          </w:tcPr>
+          <w:p>
+            <w:pPr>
+              <w:spacing w:after="20"/>
+            </w:pPr>
+            <w:r>
+              <w:rPr>
+                <w:rFonts w:ascii="Arial" w:cs="Arial" w:eastAsia="Arial" w:hAnsi="Arial"/>
+                <w:b w:val="false"/>
+                <w:bCs w:val="false"/>
+                <w:color w:val="000000"/>
+                <w:sz w:val="18"/>
+                <w:szCs w:val="18"/>
+              </w:rPr>
+              <w:t xml:space="preserve">3:40 – 4:00</w:t>
+            </w:r>
+          </w:p>
+        </w:tc>
+        <w:tc>
+          <w:tcPr>
+            <w:tcW w:type="dxa" w:w="2000"/>
+            <w:tcBorders>
+              <w:top w:val="single" w:color="8EAADB" w:sz="4"/>
+              <w:left w:val="single" w:color="8EAADB" w:sz="4"/>
+              <w:bottom w:val="single" w:color="8EAADB" w:sz="4"/>
+              <w:right w:val="single" w:color="8EAADB" w:sz="4"/>
+            </w:tcBorders>
+            <w:tcMar>
+              <w:top w:type="dxa" w:w="35"/>
+              <w:left w:type="dxa" w:w="80"/>
+              <w:bottom w:type="dxa" w:w="35"/>
+              <w:right w:type="dxa" w:w="80"/>
+            </w:tcMar>
+            <w:vAlign w:val="center"/>
+          </w:tcPr>
+          <w:p>
+            <w:pPr>
+              <w:spacing w:after="20"/>
+            </w:pPr>
+            <w:r>
+              <w:rPr>
+                <w:rFonts w:ascii="Arial" w:cs="Arial" w:eastAsia="Arial" w:hAnsi="Arial"/>
+                <w:b w:val="false"/>
+                <w:bCs w:val="false"/>
+                <w:color w:val="000000"/>
+                <w:sz w:val="18"/>
+                <w:szCs w:val="18"/>
+              </w:rPr>
+              <w:t xml:space="preserve">Feria de salud con toma de presión.</w:t>
+            </w:r>
+          </w:p>
+        </w:tc>
+        <w:tc>
+          <w:tcPr>
+            <w:tcW w:type="dxa" w:w="2050"/>
+            <w:tcBorders>
+              <w:top w:val="single" w:color="8EAADB" w:sz="4"/>
+              <w:left w:val="single" w:color="8EAADB" w:sz="4"/>
+              <w:bottom w:val="single" w:color="8EAADB" w:sz="4"/>
+              <w:right w:val="single" w:color="8EAADB" w:sz="4"/>
+            </w:tcBorders>
+            <w:tcMar>
+              <w:top w:type="dxa" w:w="35"/>
+              <w:left w:type="dxa" w:w="80"/>
+              <w:bottom w:type="dxa" w:w="35"/>
+              <w:right w:type="dxa" w:w="80"/>
+            </w:tcMar>
+            <w:vAlign w:val="center"/>
+          </w:tcPr>
+          <w:p>
+            <w:pPr>
+              <w:spacing w:after="20"/>
+            </w:pPr>
+            <w:r>
+              <w:rPr>
+                <w:rFonts w:ascii="Arial" w:cs="Arial" w:eastAsia="Arial" w:hAnsi="Arial"/>
+                <w:b w:val="false"/>
+                <w:bCs w:val="false"/>
+                <w:color w:val="000000"/>
+                <w:sz w:val="18"/>
+                <w:szCs w:val="18"/>
+              </w:rPr>
+              <w:t xml:space="preserve">“Recarga tu bienestar” · prevención primaria y secundaria</w:t>
+            </w:r>
+          </w:p>
+        </w:tc>
+        <w:tc>
+          <w:tcPr>
+            <w:tcW w:type="dxa" w:w="1910"/>
+            <w:tcBorders>
+              <w:top w:val="single" w:color="8EAADB" w:sz="4"/>
+              <w:left w:val="single" w:color="8EAADB" w:sz="4"/>
+              <w:bottom w:val="single" w:color="8EAADB" w:sz="4"/>
+              <w:right w:val="single" w:color="8EAADB" w:sz="4"/>
+            </w:tcBorders>
+            <w:tcMar>
+              <w:top w:type="dxa" w:w="35"/>
+              <w:left w:type="dxa" w:w="80"/>
+              <w:bottom w:type="dxa" w:w="35"/>
+              <w:right w:type="dxa" w:w="80"/>
+            </w:tcMar>
+            <w:vAlign w:val="center"/>
+          </w:tcPr>
+          <w:p>
+            <w:pPr>
+              <w:spacing w:after="20"/>
+            </w:pPr>
+            <w:r>
+              <w:rPr>
+                <w:rFonts w:ascii="Arial" w:cs="Arial" w:eastAsia="Arial" w:hAnsi="Arial"/>
+                <w:b w:val="false"/>
+                <w:bCs w:val="false"/>
+                <w:color w:val="000000"/>
+                <w:sz w:val="18"/>
+                <w:szCs w:val="18"/>
+              </w:rPr>
+              <w:t xml:space="preserve">Voz en off. Música: dinámica y juvenil.</w:t>
             </w:r>
           </w:p>
         </w:tc>
@@ -10224,7 +10224,7 @@
                 <w:sz w:val="18"/>
                 <w:szCs w:val="18"/>
               </w:rPr>
-              <w:t xml:space="preserve">25 s</w:t>
+              <w:t xml:space="preserve">20 s</w:t>
             </w:r>
           </w:p>
         </w:tc>
@@ -10235,7 +10235,7 @@
         </w:trPr>
         <w:tc>
           <w:tcPr>
-            <w:tcW w:type="dxa" w:w="1250"/>
+            <w:tcW w:type="dxa" w:w="1500"/>
             <w:tcBorders>
               <w:top w:val="single" w:color="8EAADB" w:sz="4"/>
               <w:left w:val="single" w:color="8EAADB" w:sz="4"/>
@@ -10264,143 +10264,143 @@
                 <w:sz w:val="18"/>
                 <w:szCs w:val="18"/>
               </w:rPr>
-              <w:t xml:space="preserve">13. Caso 3: diagnóstico</w:t>
-            </w:r>
-          </w:p>
-        </w:tc>
-        <w:tc>
-          <w:tcPr>
-            <w:tcW w:type="dxa" w:w="900"/>
-            <w:tcBorders>
-              <w:top w:val="single" w:color="8EAADB" w:sz="4"/>
-              <w:left w:val="single" w:color="8EAADB" w:sz="4"/>
-              <w:bottom w:val="single" w:color="8EAADB" w:sz="4"/>
-              <w:right w:val="single" w:color="8EAADB" w:sz="4"/>
-            </w:tcBorders>
-            <w:tcMar>
-              <w:top w:type="dxa" w:w="35"/>
-              <w:left w:type="dxa" w:w="80"/>
-              <w:bottom w:type="dxa" w:w="35"/>
-              <w:right w:type="dxa" w:w="80"/>
-            </w:tcMar>
-            <w:vAlign w:val="center"/>
-          </w:tcPr>
-          <w:p>
-            <w:pPr>
-              <w:spacing w:after="20"/>
-            </w:pPr>
-            <w:r>
-              <w:rPr>
-                <w:rFonts w:ascii="Arial" w:cs="Arial" w:eastAsia="Arial" w:hAnsi="Arial"/>
-                <w:b w:val="false"/>
-                <w:bCs w:val="false"/>
-                <w:color w:val="000000"/>
-                <w:sz w:val="18"/>
-                <w:szCs w:val="18"/>
-              </w:rPr>
-              <w:t xml:space="preserve">4:30 – 4:55</w:t>
-            </w:r>
-          </w:p>
-        </w:tc>
-        <w:tc>
-          <w:tcPr>
-            <w:tcW w:type="dxa" w:w="2100"/>
-            <w:tcBorders>
-              <w:top w:val="single" w:color="8EAADB" w:sz="4"/>
-              <w:left w:val="single" w:color="8EAADB" w:sz="4"/>
-              <w:bottom w:val="single" w:color="8EAADB" w:sz="4"/>
-              <w:right w:val="single" w:color="8EAADB" w:sz="4"/>
-            </w:tcBorders>
-            <w:tcMar>
-              <w:top w:type="dxa" w:w="35"/>
-              <w:left w:type="dxa" w:w="80"/>
-              <w:bottom w:type="dxa" w:w="35"/>
-              <w:right w:type="dxa" w:w="80"/>
-            </w:tcMar>
-            <w:vAlign w:val="center"/>
-          </w:tcPr>
-          <w:p>
-            <w:pPr>
-              <w:spacing w:after="20"/>
-            </w:pPr>
-            <w:r>
-              <w:rPr>
-                <w:rFonts w:ascii="Arial" w:cs="Arial" w:eastAsia="Arial" w:hAnsi="Arial"/>
-                <w:b w:val="false"/>
-                <w:bCs w:val="false"/>
-                <w:color w:val="000000"/>
-                <w:sz w:val="18"/>
-                <w:szCs w:val="18"/>
-              </w:rPr>
-              <w:t xml:space="preserve">Fotografía de un adulto mayor solo en casa y de un barrio periférico.</w:t>
-            </w:r>
-          </w:p>
-        </w:tc>
-        <w:tc>
-          <w:tcPr>
-            <w:tcW w:type="dxa" w:w="2100"/>
-            <w:tcBorders>
-              <w:top w:val="single" w:color="8EAADB" w:sz="4"/>
-              <w:left w:val="single" w:color="8EAADB" w:sz="4"/>
-              <w:bottom w:val="single" w:color="8EAADB" w:sz="4"/>
-              <w:right w:val="single" w:color="8EAADB" w:sz="4"/>
-            </w:tcBorders>
-            <w:tcMar>
-              <w:top w:type="dxa" w:w="35"/>
-              <w:left w:type="dxa" w:w="80"/>
-              <w:bottom w:type="dxa" w:w="35"/>
-              <w:right w:type="dxa" w:w="80"/>
-            </w:tcMar>
-            <w:vAlign w:val="center"/>
-          </w:tcPr>
-          <w:p>
-            <w:pPr>
-              <w:spacing w:after="20"/>
-            </w:pPr>
-            <w:r>
-              <w:rPr>
-                <w:rFonts w:ascii="Arial" w:cs="Arial" w:eastAsia="Arial" w:hAnsi="Arial"/>
-                <w:b w:val="false"/>
-                <w:bCs w:val="false"/>
-                <w:color w:val="000000"/>
-                <w:sz w:val="18"/>
-                <w:szCs w:val="18"/>
-              </w:rPr>
-              <w:t xml:space="preserve">Adultos mayores · enfermedades crónicas · caídas · soledad</w:t>
-            </w:r>
-          </w:p>
-        </w:tc>
-        <w:tc>
-          <w:tcPr>
-            <w:tcW w:type="dxa" w:w="1960"/>
-            <w:tcBorders>
-              <w:top w:val="single" w:color="8EAADB" w:sz="4"/>
-              <w:left w:val="single" w:color="8EAADB" w:sz="4"/>
-              <w:bottom w:val="single" w:color="8EAADB" w:sz="4"/>
-              <w:right w:val="single" w:color="8EAADB" w:sz="4"/>
-            </w:tcBorders>
-            <w:tcMar>
-              <w:top w:type="dxa" w:w="35"/>
-              <w:left w:type="dxa" w:w="80"/>
-              <w:bottom w:type="dxa" w:w="35"/>
-              <w:right w:type="dxa" w:w="80"/>
-            </w:tcMar>
-            <w:vAlign w:val="center"/>
-          </w:tcPr>
-          <w:p>
-            <w:pPr>
-              <w:spacing w:after="20"/>
-            </w:pPr>
-            <w:r>
-              <w:rPr>
-                <w:rFonts w:ascii="Arial" w:cs="Arial" w:eastAsia="Arial" w:hAnsi="Arial"/>
-                <w:b w:val="false"/>
-                <w:bCs w:val="false"/>
-                <w:color w:val="000000"/>
-                <w:sz w:val="18"/>
-                <w:szCs w:val="18"/>
-              </w:rPr>
-              <w:t xml:space="preserve">Voz en off: diagnóstico del contexto. Música cálida.</w:t>
+              <w:t xml:space="preserve">13. Caso 2: ¿cómo se hace?</w:t>
+            </w:r>
+          </w:p>
+        </w:tc>
+        <w:tc>
+          <w:tcPr>
+            <w:tcW w:type="dxa" w:w="850"/>
+            <w:tcBorders>
+              <w:top w:val="single" w:color="8EAADB" w:sz="4"/>
+              <w:left w:val="single" w:color="8EAADB" w:sz="4"/>
+              <w:bottom w:val="single" w:color="8EAADB" w:sz="4"/>
+              <w:right w:val="single" w:color="8EAADB" w:sz="4"/>
+            </w:tcBorders>
+            <w:tcMar>
+              <w:top w:type="dxa" w:w="35"/>
+              <w:left w:type="dxa" w:w="80"/>
+              <w:bottom w:type="dxa" w:w="35"/>
+              <w:right w:type="dxa" w:w="80"/>
+            </w:tcMar>
+            <w:vAlign w:val="center"/>
+          </w:tcPr>
+          <w:p>
+            <w:pPr>
+              <w:spacing w:after="20"/>
+            </w:pPr>
+            <w:r>
+              <w:rPr>
+                <w:rFonts w:ascii="Arial" w:cs="Arial" w:eastAsia="Arial" w:hAnsi="Arial"/>
+                <w:b w:val="false"/>
+                <w:bCs w:val="false"/>
+                <w:color w:val="000000"/>
+                <w:sz w:val="18"/>
+                <w:szCs w:val="18"/>
+              </w:rPr>
+              <w:t xml:space="preserve">4:00 – 4:20</w:t>
+            </w:r>
+          </w:p>
+        </w:tc>
+        <w:tc>
+          <w:tcPr>
+            <w:tcW w:type="dxa" w:w="2000"/>
+            <w:tcBorders>
+              <w:top w:val="single" w:color="8EAADB" w:sz="4"/>
+              <w:left w:val="single" w:color="8EAADB" w:sz="4"/>
+              <w:bottom w:val="single" w:color="8EAADB" w:sz="4"/>
+              <w:right w:val="single" w:color="8EAADB" w:sz="4"/>
+            </w:tcBorders>
+            <w:tcMar>
+              <w:top w:type="dxa" w:w="35"/>
+              <w:left w:type="dxa" w:w="80"/>
+              <w:bottom w:type="dxa" w:w="35"/>
+              <w:right w:type="dxa" w:w="80"/>
+            </w:tcMar>
+            <w:vAlign w:val="center"/>
+          </w:tcPr>
+          <w:p>
+            <w:pPr>
+              <w:spacing w:after="20"/>
+            </w:pPr>
+            <w:r>
+              <w:rPr>
+                <w:rFonts w:ascii="Arial" w:cs="Arial" w:eastAsia="Arial" w:hAnsi="Arial"/>
+                <w:b w:val="false"/>
+                <w:bCs w:val="false"/>
+                <w:color w:val="000000"/>
+                <w:sz w:val="18"/>
+                <w:szCs w:val="18"/>
+              </w:rPr>
+              <w:t xml:space="preserve">Flechas de las tres estaciones y diagrama de actores.</w:t>
+            </w:r>
+          </w:p>
+        </w:tc>
+        <w:tc>
+          <w:tcPr>
+            <w:tcW w:type="dxa" w:w="2050"/>
+            <w:tcBorders>
+              <w:top w:val="single" w:color="8EAADB" w:sz="4"/>
+              <w:left w:val="single" w:color="8EAADB" w:sz="4"/>
+              <w:bottom w:val="single" w:color="8EAADB" w:sz="4"/>
+              <w:right w:val="single" w:color="8EAADB" w:sz="4"/>
+            </w:tcBorders>
+            <w:tcMar>
+              <w:top w:type="dxa" w:w="35"/>
+              <w:left w:type="dxa" w:w="80"/>
+              <w:bottom w:type="dxa" w:w="35"/>
+              <w:right w:type="dxa" w:w="80"/>
+            </w:tcMar>
+            <w:vAlign w:val="center"/>
+          </w:tcPr>
+          <w:p>
+            <w:pPr>
+              <w:spacing w:after="20"/>
+            </w:pPr>
+            <w:r>
+              <w:rPr>
+                <w:rFonts w:ascii="Arial" w:cs="Arial" w:eastAsia="Arial" w:hAnsi="Arial"/>
+                <w:b w:val="false"/>
+                <w:bCs w:val="false"/>
+                <w:color w:val="000000"/>
+                <w:sz w:val="18"/>
+                <w:szCs w:val="18"/>
+              </w:rPr>
+              <w:t xml:space="preserve">Tamizaje · Comida rápida pero sana · Muévete y desconéctate</w:t>
+            </w:r>
+          </w:p>
+        </w:tc>
+        <w:tc>
+          <w:tcPr>
+            <w:tcW w:type="dxa" w:w="1910"/>
+            <w:tcBorders>
+              <w:top w:val="single" w:color="8EAADB" w:sz="4"/>
+              <w:left w:val="single" w:color="8EAADB" w:sz="4"/>
+              <w:bottom w:val="single" w:color="8EAADB" w:sz="4"/>
+              <w:right w:val="single" w:color="8EAADB" w:sz="4"/>
+            </w:tcBorders>
+            <w:tcMar>
+              <w:top w:type="dxa" w:w="35"/>
+              <w:left w:type="dxa" w:w="80"/>
+              <w:bottom w:type="dxa" w:w="35"/>
+              <w:right w:type="dxa" w:w="80"/>
+            </w:tcMar>
+            <w:vAlign w:val="center"/>
+          </w:tcPr>
+          <w:p>
+            <w:pPr>
+              <w:spacing w:after="20"/>
+            </w:pPr>
+            <w:r>
+              <w:rPr>
+                <w:rFonts w:ascii="Arial" w:cs="Arial" w:eastAsia="Arial" w:hAnsi="Arial"/>
+                <w:b w:val="false"/>
+                <w:bCs w:val="false"/>
+                <w:color w:val="000000"/>
+                <w:sz w:val="18"/>
+                <w:szCs w:val="18"/>
+              </w:rPr>
+              <w:t xml:space="preserve">Voz en off. Música: dinámica y juvenil.</w:t>
             </w:r>
           </w:p>
         </w:tc>
@@ -10434,7 +10434,7 @@
                 <w:sz w:val="18"/>
                 <w:szCs w:val="18"/>
               </w:rPr>
-              <w:t xml:space="preserve">25 s</w:t>
+              <w:t xml:space="preserve">20 s</w:t>
             </w:r>
           </w:p>
         </w:tc>
@@ -10445,7 +10445,7 @@
         </w:trPr>
         <w:tc>
           <w:tcPr>
-            <w:tcW w:type="dxa" w:w="1250"/>
+            <w:tcW w:type="dxa" w:w="1500"/>
             <w:tcBorders>
               <w:top w:val="single" w:color="8EAADB" w:sz="4"/>
               <w:left w:val="single" w:color="8EAADB" w:sz="4"/>
@@ -10474,143 +10474,143 @@
                 <w:sz w:val="18"/>
                 <w:szCs w:val="18"/>
               </w:rPr>
-              <w:t xml:space="preserve">14. Caso 3: riesgos</w:t>
-            </w:r>
-          </w:p>
-        </w:tc>
-        <w:tc>
-          <w:tcPr>
-            <w:tcW w:type="dxa" w:w="900"/>
-            <w:tcBorders>
-              <w:top w:val="single" w:color="8EAADB" w:sz="4"/>
-              <w:left w:val="single" w:color="8EAADB" w:sz="4"/>
-              <w:bottom w:val="single" w:color="8EAADB" w:sz="4"/>
-              <w:right w:val="single" w:color="8EAADB" w:sz="4"/>
-            </w:tcBorders>
-            <w:tcMar>
-              <w:top w:type="dxa" w:w="35"/>
-              <w:left w:type="dxa" w:w="80"/>
-              <w:bottom w:type="dxa" w:w="35"/>
-              <w:right w:type="dxa" w:w="80"/>
-            </w:tcMar>
-            <w:vAlign w:val="center"/>
-          </w:tcPr>
-          <w:p>
-            <w:pPr>
-              <w:spacing w:after="20"/>
-            </w:pPr>
-            <w:r>
-              <w:rPr>
-                <w:rFonts w:ascii="Arial" w:cs="Arial" w:eastAsia="Arial" w:hAnsi="Arial"/>
-                <w:b w:val="false"/>
-                <w:bCs w:val="false"/>
-                <w:color w:val="000000"/>
-                <w:sz w:val="18"/>
-                <w:szCs w:val="18"/>
-              </w:rPr>
-              <w:t xml:space="preserve">4:55 – 5:15</w:t>
-            </w:r>
-          </w:p>
-        </w:tc>
-        <w:tc>
-          <w:tcPr>
-            <w:tcW w:type="dxa" w:w="2100"/>
-            <w:tcBorders>
-              <w:top w:val="single" w:color="8EAADB" w:sz="4"/>
-              <w:left w:val="single" w:color="8EAADB" w:sz="4"/>
-              <w:bottom w:val="single" w:color="8EAADB" w:sz="4"/>
-              <w:right w:val="single" w:color="8EAADB" w:sz="4"/>
-            </w:tcBorders>
-            <w:tcMar>
-              <w:top w:type="dxa" w:w="35"/>
-              <w:left w:type="dxa" w:w="80"/>
-              <w:bottom w:type="dxa" w:w="35"/>
-              <w:right w:type="dxa" w:w="80"/>
-            </w:tcMar>
-            <w:vAlign w:val="center"/>
-          </w:tcPr>
-          <w:p>
-            <w:pPr>
-              <w:spacing w:after="20"/>
-            </w:pPr>
-            <w:r>
-              <w:rPr>
-                <w:rFonts w:ascii="Arial" w:cs="Arial" w:eastAsia="Arial" w:hAnsi="Arial"/>
-                <w:b w:val="false"/>
-                <w:bCs w:val="false"/>
-                <w:color w:val="000000"/>
-                <w:sz w:val="18"/>
-                <w:szCs w:val="18"/>
-              </w:rPr>
-              <w:t xml:space="preserve">Íconos de tensiómetro, glucómetro, escalera y persona sola.</w:t>
-            </w:r>
-          </w:p>
-        </w:tc>
-        <w:tc>
-          <w:tcPr>
-            <w:tcW w:type="dxa" w:w="2100"/>
-            <w:tcBorders>
-              <w:top w:val="single" w:color="8EAADB" w:sz="4"/>
-              <w:left w:val="single" w:color="8EAADB" w:sz="4"/>
-              <w:bottom w:val="single" w:color="8EAADB" w:sz="4"/>
-              <w:right w:val="single" w:color="8EAADB" w:sz="4"/>
-            </w:tcBorders>
-            <w:tcMar>
-              <w:top w:type="dxa" w:w="35"/>
-              <w:left w:type="dxa" w:w="80"/>
-              <w:bottom w:type="dxa" w:w="35"/>
-              <w:right w:type="dxa" w:w="80"/>
-            </w:tcMar>
-            <w:vAlign w:val="center"/>
-          </w:tcPr>
-          <w:p>
-            <w:pPr>
-              <w:spacing w:after="20"/>
-            </w:pPr>
-            <w:r>
-              <w:rPr>
-                <w:rFonts w:ascii="Arial" w:cs="Arial" w:eastAsia="Arial" w:hAnsi="Arial"/>
-                <w:b w:val="false"/>
-                <w:bCs w:val="false"/>
-                <w:color w:val="000000"/>
-                <w:sz w:val="18"/>
-                <w:szCs w:val="18"/>
-              </w:rPr>
-              <w:t xml:space="preserve">Riesgo cardiovascular, de caídas y psicosocial · prioridad alta</w:t>
-            </w:r>
-          </w:p>
-        </w:tc>
-        <w:tc>
-          <w:tcPr>
-            <w:tcW w:type="dxa" w:w="1960"/>
-            <w:tcBorders>
-              <w:top w:val="single" w:color="8EAADB" w:sz="4"/>
-              <w:left w:val="single" w:color="8EAADB" w:sz="4"/>
-              <w:bottom w:val="single" w:color="8EAADB" w:sz="4"/>
-              <w:right w:val="single" w:color="8EAADB" w:sz="4"/>
-            </w:tcBorders>
-            <w:tcMar>
-              <w:top w:type="dxa" w:w="35"/>
-              <w:left w:type="dxa" w:w="80"/>
-              <w:bottom w:type="dxa" w:w="35"/>
-              <w:right w:type="dxa" w:w="80"/>
-            </w:tcMar>
-            <w:vAlign w:val="center"/>
-          </w:tcPr>
-          <w:p>
-            <w:pPr>
-              <w:spacing w:after="20"/>
-            </w:pPr>
-            <w:r>
-              <w:rPr>
-                <w:rFonts w:ascii="Arial" w:cs="Arial" w:eastAsia="Arial" w:hAnsi="Arial"/>
-                <w:b w:val="false"/>
-                <w:bCs w:val="false"/>
-                <w:color w:val="000000"/>
-                <w:sz w:val="18"/>
-                <w:szCs w:val="18"/>
-              </w:rPr>
-              <w:t xml:space="preserve">Voz en off: riesgos prevalentes y clasificación.</w:t>
+              <w:t xml:space="preserve">14. Caso 2: respaldo normativo y viabilidad</w:t>
+            </w:r>
+          </w:p>
+        </w:tc>
+        <w:tc>
+          <w:tcPr>
+            <w:tcW w:type="dxa" w:w="850"/>
+            <w:tcBorders>
+              <w:top w:val="single" w:color="8EAADB" w:sz="4"/>
+              <w:left w:val="single" w:color="8EAADB" w:sz="4"/>
+              <w:bottom w:val="single" w:color="8EAADB" w:sz="4"/>
+              <w:right w:val="single" w:color="8EAADB" w:sz="4"/>
+            </w:tcBorders>
+            <w:tcMar>
+              <w:top w:type="dxa" w:w="35"/>
+              <w:left w:type="dxa" w:w="80"/>
+              <w:bottom w:type="dxa" w:w="35"/>
+              <w:right w:type="dxa" w:w="80"/>
+            </w:tcMar>
+            <w:vAlign w:val="center"/>
+          </w:tcPr>
+          <w:p>
+            <w:pPr>
+              <w:spacing w:after="20"/>
+            </w:pPr>
+            <w:r>
+              <w:rPr>
+                <w:rFonts w:ascii="Arial" w:cs="Arial" w:eastAsia="Arial" w:hAnsi="Arial"/>
+                <w:b w:val="false"/>
+                <w:bCs w:val="false"/>
+                <w:color w:val="000000"/>
+                <w:sz w:val="18"/>
+                <w:szCs w:val="18"/>
+              </w:rPr>
+              <w:t xml:space="preserve">4:20 – 4:40</w:t>
+            </w:r>
+          </w:p>
+        </w:tc>
+        <w:tc>
+          <w:tcPr>
+            <w:tcW w:type="dxa" w:w="2000"/>
+            <w:tcBorders>
+              <w:top w:val="single" w:color="8EAADB" w:sz="4"/>
+              <w:left w:val="single" w:color="8EAADB" w:sz="4"/>
+              <w:bottom w:val="single" w:color="8EAADB" w:sz="4"/>
+              <w:right w:val="single" w:color="8EAADB" w:sz="4"/>
+            </w:tcBorders>
+            <w:tcMar>
+              <w:top w:type="dxa" w:w="35"/>
+              <w:left w:type="dxa" w:w="80"/>
+              <w:bottom w:type="dxa" w:w="35"/>
+              <w:right w:type="dxa" w:w="80"/>
+            </w:tcMar>
+            <w:vAlign w:val="center"/>
+          </w:tcPr>
+          <w:p>
+            <w:pPr>
+              <w:spacing w:after="20"/>
+            </w:pPr>
+            <w:r>
+              <w:rPr>
+                <w:rFonts w:ascii="Arial" w:cs="Arial" w:eastAsia="Arial" w:hAnsi="Arial"/>
+                <w:b w:val="false"/>
+                <w:bCs w:val="false"/>
+                <w:color w:val="000000"/>
+                <w:sz w:val="18"/>
+                <w:szCs w:val="18"/>
+              </w:rPr>
+              <w:t xml:space="preserve">Tabla de normas y tarjetas de financiación, viabilidad y reto.</w:t>
+            </w:r>
+          </w:p>
+        </w:tc>
+        <w:tc>
+          <w:tcPr>
+            <w:tcW w:type="dxa" w:w="2050"/>
+            <w:tcBorders>
+              <w:top w:val="single" w:color="8EAADB" w:sz="4"/>
+              <w:left w:val="single" w:color="8EAADB" w:sz="4"/>
+              <w:bottom w:val="single" w:color="8EAADB" w:sz="4"/>
+              <w:right w:val="single" w:color="8EAADB" w:sz="4"/>
+            </w:tcBorders>
+            <w:tcMar>
+              <w:top w:type="dxa" w:w="35"/>
+              <w:left w:type="dxa" w:w="80"/>
+              <w:bottom w:type="dxa" w:w="35"/>
+              <w:right w:type="dxa" w:w="80"/>
+            </w:tcMar>
+            <w:vAlign w:val="center"/>
+          </w:tcPr>
+          <w:p>
+            <w:pPr>
+              <w:spacing w:after="20"/>
+            </w:pPr>
+            <w:r>
+              <w:rPr>
+                <w:rFonts w:ascii="Arial" w:cs="Arial" w:eastAsia="Arial" w:hAnsi="Arial"/>
+                <w:b w:val="false"/>
+                <w:bCs w:val="false"/>
+                <w:color w:val="000000"/>
+                <w:sz w:val="18"/>
+                <w:szCs w:val="18"/>
+              </w:rPr>
+              <w:t xml:space="preserve">Res. 3280 · Ley 1355 · Ley 2120 · Ley 1616 · Decreto 729 de 2025</w:t>
+            </w:r>
+          </w:p>
+        </w:tc>
+        <w:tc>
+          <w:tcPr>
+            <w:tcW w:type="dxa" w:w="1910"/>
+            <w:tcBorders>
+              <w:top w:val="single" w:color="8EAADB" w:sz="4"/>
+              <w:left w:val="single" w:color="8EAADB" w:sz="4"/>
+              <w:bottom w:val="single" w:color="8EAADB" w:sz="4"/>
+              <w:right w:val="single" w:color="8EAADB" w:sz="4"/>
+            </w:tcBorders>
+            <w:tcMar>
+              <w:top w:type="dxa" w:w="35"/>
+              <w:left w:type="dxa" w:w="80"/>
+              <w:bottom w:type="dxa" w:w="35"/>
+              <w:right w:type="dxa" w:w="80"/>
+            </w:tcMar>
+            <w:vAlign w:val="center"/>
+          </w:tcPr>
+          <w:p>
+            <w:pPr>
+              <w:spacing w:after="20"/>
+            </w:pPr>
+            <w:r>
+              <w:rPr>
+                <w:rFonts w:ascii="Arial" w:cs="Arial" w:eastAsia="Arial" w:hAnsi="Arial"/>
+                <w:b w:val="false"/>
+                <w:bCs w:val="false"/>
+                <w:color w:val="000000"/>
+                <w:sz w:val="18"/>
+                <w:szCs w:val="18"/>
+              </w:rPr>
+              <w:t xml:space="preserve">Voz en off. Música: dinámica y juvenil.</w:t>
             </w:r>
           </w:p>
         </w:tc>
@@ -10655,7 +10655,7 @@
         </w:trPr>
         <w:tc>
           <w:tcPr>
-            <w:tcW w:type="dxa" w:w="1250"/>
+            <w:tcW w:type="dxa" w:w="1500"/>
             <w:tcBorders>
               <w:top w:val="single" w:color="8EAADB" w:sz="4"/>
               <w:left w:val="single" w:color="8EAADB" w:sz="4"/>
@@ -10684,143 +10684,143 @@
                 <w:sz w:val="18"/>
                 <w:szCs w:val="18"/>
               </w:rPr>
-              <w:t xml:space="preserve">15. Caso 3: la actividad</w:t>
-            </w:r>
-          </w:p>
-        </w:tc>
-        <w:tc>
-          <w:tcPr>
-            <w:tcW w:type="dxa" w:w="900"/>
-            <w:tcBorders>
-              <w:top w:val="single" w:color="8EAADB" w:sz="4"/>
-              <w:left w:val="single" w:color="8EAADB" w:sz="4"/>
-              <w:bottom w:val="single" w:color="8EAADB" w:sz="4"/>
-              <w:right w:val="single" w:color="8EAADB" w:sz="4"/>
-            </w:tcBorders>
-            <w:tcMar>
-              <w:top w:type="dxa" w:w="35"/>
-              <w:left w:type="dxa" w:w="80"/>
-              <w:bottom w:type="dxa" w:w="35"/>
-              <w:right w:type="dxa" w:w="80"/>
-            </w:tcMar>
-            <w:vAlign w:val="center"/>
-          </w:tcPr>
-          <w:p>
-            <w:pPr>
-              <w:spacing w:after="20"/>
-            </w:pPr>
-            <w:r>
-              <w:rPr>
-                <w:rFonts w:ascii="Arial" w:cs="Arial" w:eastAsia="Arial" w:hAnsi="Arial"/>
-                <w:b w:val="false"/>
-                <w:bCs w:val="false"/>
-                <w:color w:val="000000"/>
-                <w:sz w:val="18"/>
-                <w:szCs w:val="18"/>
-              </w:rPr>
-              <w:t xml:space="preserve">5:15 – 5:40</w:t>
-            </w:r>
-          </w:p>
-        </w:tc>
-        <w:tc>
-          <w:tcPr>
-            <w:tcW w:type="dxa" w:w="2100"/>
-            <w:tcBorders>
-              <w:top w:val="single" w:color="8EAADB" w:sz="4"/>
-              <w:left w:val="single" w:color="8EAADB" w:sz="4"/>
-              <w:bottom w:val="single" w:color="8EAADB" w:sz="4"/>
-              <w:right w:val="single" w:color="8EAADB" w:sz="4"/>
-            </w:tcBorders>
-            <w:tcMar>
-              <w:top w:type="dxa" w:w="35"/>
-              <w:left w:type="dxa" w:w="80"/>
-              <w:bottom w:type="dxa" w:w="35"/>
-              <w:right w:type="dxa" w:w="80"/>
-            </w:tcMar>
-            <w:vAlign w:val="center"/>
-          </w:tcPr>
-          <w:p>
-            <w:pPr>
-              <w:spacing w:after="20"/>
-            </w:pPr>
-            <w:r>
-              <w:rPr>
-                <w:rFonts w:ascii="Arial" w:cs="Arial" w:eastAsia="Arial" w:hAnsi="Arial"/>
-                <w:b w:val="false"/>
-                <w:bCs w:val="false"/>
-                <w:color w:val="000000"/>
-                <w:sz w:val="18"/>
-                <w:szCs w:val="18"/>
-              </w:rPr>
-              <w:t xml:space="preserve">Fotografía de adultos mayores haciendo ejercicio en grupo.</w:t>
-            </w:r>
-          </w:p>
-        </w:tc>
-        <w:tc>
-          <w:tcPr>
-            <w:tcW w:type="dxa" w:w="2100"/>
-            <w:tcBorders>
-              <w:top w:val="single" w:color="8EAADB" w:sz="4"/>
-              <w:left w:val="single" w:color="8EAADB" w:sz="4"/>
-              <w:bottom w:val="single" w:color="8EAADB" w:sz="4"/>
-              <w:right w:val="single" w:color="8EAADB" w:sz="4"/>
-            </w:tcBorders>
-            <w:tcMar>
-              <w:top w:type="dxa" w:w="35"/>
-              <w:left w:type="dxa" w:w="80"/>
-              <w:bottom w:type="dxa" w:w="35"/>
-              <w:right w:type="dxa" w:w="80"/>
-            </w:tcMar>
-            <w:vAlign w:val="center"/>
-          </w:tcPr>
-          <w:p>
-            <w:pPr>
-              <w:spacing w:after="20"/>
-            </w:pPr>
-            <w:r>
-              <w:rPr>
-                <w:rFonts w:ascii="Arial" w:cs="Arial" w:eastAsia="Arial" w:hAnsi="Arial"/>
-                <w:b w:val="false"/>
-                <w:bCs w:val="false"/>
-                <w:color w:val="000000"/>
-                <w:sz w:val="18"/>
-                <w:szCs w:val="18"/>
-              </w:rPr>
-              <w:t xml:space="preserve">“Envejecer con salud” · prevención secundaria y terciaria</w:t>
-            </w:r>
-          </w:p>
-        </w:tc>
-        <w:tc>
-          <w:tcPr>
-            <w:tcW w:type="dxa" w:w="1960"/>
-            <w:tcBorders>
-              <w:top w:val="single" w:color="8EAADB" w:sz="4"/>
-              <w:left w:val="single" w:color="8EAADB" w:sz="4"/>
-              <w:bottom w:val="single" w:color="8EAADB" w:sz="4"/>
-              <w:right w:val="single" w:color="8EAADB" w:sz="4"/>
-            </w:tcBorders>
-            <w:tcMar>
-              <w:top w:type="dxa" w:w="35"/>
-              <w:left w:type="dxa" w:w="80"/>
-              <w:bottom w:type="dxa" w:w="35"/>
-              <w:right w:type="dxa" w:w="80"/>
-            </w:tcMar>
-            <w:vAlign w:val="center"/>
-          </w:tcPr>
-          <w:p>
-            <w:pPr>
-              <w:spacing w:after="20"/>
-            </w:pPr>
-            <w:r>
-              <w:rPr>
-                <w:rFonts w:ascii="Arial" w:cs="Arial" w:eastAsia="Arial" w:hAnsi="Arial"/>
-                <w:b w:val="false"/>
-                <w:bCs w:val="false"/>
-                <w:color w:val="000000"/>
-                <w:sz w:val="18"/>
-                <w:szCs w:val="18"/>
-              </w:rPr>
-              <w:t xml:space="preserve">Voz en off: nombre, nivel, población y objetivo.</w:t>
+              <w:t xml:space="preserve">15. Caso 3: población y necesidades</w:t>
+            </w:r>
+          </w:p>
+        </w:tc>
+        <w:tc>
+          <w:tcPr>
+            <w:tcW w:type="dxa" w:w="850"/>
+            <w:tcBorders>
+              <w:top w:val="single" w:color="8EAADB" w:sz="4"/>
+              <w:left w:val="single" w:color="8EAADB" w:sz="4"/>
+              <w:bottom w:val="single" w:color="8EAADB" w:sz="4"/>
+              <w:right w:val="single" w:color="8EAADB" w:sz="4"/>
+            </w:tcBorders>
+            <w:tcMar>
+              <w:top w:type="dxa" w:w="35"/>
+              <w:left w:type="dxa" w:w="80"/>
+              <w:bottom w:type="dxa" w:w="35"/>
+              <w:right w:type="dxa" w:w="80"/>
+            </w:tcMar>
+            <w:vAlign w:val="center"/>
+          </w:tcPr>
+          <w:p>
+            <w:pPr>
+              <w:spacing w:after="20"/>
+            </w:pPr>
+            <w:r>
+              <w:rPr>
+                <w:rFonts w:ascii="Arial" w:cs="Arial" w:eastAsia="Arial" w:hAnsi="Arial"/>
+                <w:b w:val="false"/>
+                <w:bCs w:val="false"/>
+                <w:color w:val="000000"/>
+                <w:sz w:val="18"/>
+                <w:szCs w:val="18"/>
+              </w:rPr>
+              <w:t xml:space="preserve">4:40 – 5:05</w:t>
+            </w:r>
+          </w:p>
+        </w:tc>
+        <w:tc>
+          <w:tcPr>
+            <w:tcW w:type="dxa" w:w="2000"/>
+            <w:tcBorders>
+              <w:top w:val="single" w:color="8EAADB" w:sz="4"/>
+              <w:left w:val="single" w:color="8EAADB" w:sz="4"/>
+              <w:bottom w:val="single" w:color="8EAADB" w:sz="4"/>
+              <w:right w:val="single" w:color="8EAADB" w:sz="4"/>
+            </w:tcBorders>
+            <w:tcMar>
+              <w:top w:type="dxa" w:w="35"/>
+              <w:left w:type="dxa" w:w="80"/>
+              <w:bottom w:type="dxa" w:w="35"/>
+              <w:right w:type="dxa" w:w="80"/>
+            </w:tcMar>
+            <w:vAlign w:val="center"/>
+          </w:tcPr>
+          <w:p>
+            <w:pPr>
+              <w:spacing w:after="20"/>
+            </w:pPr>
+            <w:r>
+              <w:rPr>
+                <w:rFonts w:ascii="Arial" w:cs="Arial" w:eastAsia="Arial" w:hAnsi="Arial"/>
+                <w:b w:val="false"/>
+                <w:bCs w:val="false"/>
+                <w:color w:val="000000"/>
+                <w:sz w:val="18"/>
+                <w:szCs w:val="18"/>
+              </w:rPr>
+              <w:t xml:space="preserve">Adulto mayor solo en su casa o en el barrio.</w:t>
+            </w:r>
+          </w:p>
+        </w:tc>
+        <w:tc>
+          <w:tcPr>
+            <w:tcW w:type="dxa" w:w="2050"/>
+            <w:tcBorders>
+              <w:top w:val="single" w:color="8EAADB" w:sz="4"/>
+              <w:left w:val="single" w:color="8EAADB" w:sz="4"/>
+              <w:bottom w:val="single" w:color="8EAADB" w:sz="4"/>
+              <w:right w:val="single" w:color="8EAADB" w:sz="4"/>
+            </w:tcBorders>
+            <w:tcMar>
+              <w:top w:type="dxa" w:w="35"/>
+              <w:left w:type="dxa" w:w="80"/>
+              <w:bottom w:type="dxa" w:w="35"/>
+              <w:right w:type="dxa" w:w="80"/>
+            </w:tcMar>
+            <w:vAlign w:val="center"/>
+          </w:tcPr>
+          <w:p>
+            <w:pPr>
+              <w:spacing w:after="20"/>
+            </w:pPr>
+            <w:r>
+              <w:rPr>
+                <w:rFonts w:ascii="Arial" w:cs="Arial" w:eastAsia="Arial" w:hAnsi="Arial"/>
+                <w:b w:val="false"/>
+                <w:bCs w:val="false"/>
+                <w:color w:val="000000"/>
+                <w:sz w:val="18"/>
+                <w:szCs w:val="18"/>
+              </w:rPr>
+              <w:t xml:space="preserve">Salud · Nutrición · Higiene y entorno · Prevención</w:t>
+            </w:r>
+          </w:p>
+        </w:tc>
+        <w:tc>
+          <w:tcPr>
+            <w:tcW w:type="dxa" w:w="1910"/>
+            <w:tcBorders>
+              <w:top w:val="single" w:color="8EAADB" w:sz="4"/>
+              <w:left w:val="single" w:color="8EAADB" w:sz="4"/>
+              <w:bottom w:val="single" w:color="8EAADB" w:sz="4"/>
+              <w:right w:val="single" w:color="8EAADB" w:sz="4"/>
+            </w:tcBorders>
+            <w:tcMar>
+              <w:top w:type="dxa" w:w="35"/>
+              <w:left w:type="dxa" w:w="80"/>
+              <w:bottom w:type="dxa" w:w="35"/>
+              <w:right w:type="dxa" w:w="80"/>
+            </w:tcMar>
+            <w:vAlign w:val="center"/>
+          </w:tcPr>
+          <w:p>
+            <w:pPr>
+              <w:spacing w:after="20"/>
+            </w:pPr>
+            <w:r>
+              <w:rPr>
+                <w:rFonts w:ascii="Arial" w:cs="Arial" w:eastAsia="Arial" w:hAnsi="Arial"/>
+                <w:b w:val="false"/>
+                <w:bCs w:val="false"/>
+                <w:color w:val="000000"/>
+                <w:sz w:val="18"/>
+                <w:szCs w:val="18"/>
+              </w:rPr>
+              <w:t xml:space="preserve">Voz en off. Música: cálida (piano).</w:t>
             </w:r>
           </w:p>
         </w:tc>
@@ -10865,7 +10865,7 @@
         </w:trPr>
         <w:tc>
           <w:tcPr>
-            <w:tcW w:type="dxa" w:w="1250"/>
+            <w:tcW w:type="dxa" w:w="1500"/>
             <w:tcBorders>
               <w:top w:val="single" w:color="8EAADB" w:sz="4"/>
               <w:left w:val="single" w:color="8EAADB" w:sz="4"/>
@@ -10894,143 +10894,143 @@
                 <w:sz w:val="18"/>
                 <w:szCs w:val="18"/>
               </w:rPr>
-              <w:t xml:space="preserve">16. Caso 3: acciones y recursos</w:t>
-            </w:r>
-          </w:p>
-        </w:tc>
-        <w:tc>
-          <w:tcPr>
-            <w:tcW w:type="dxa" w:w="900"/>
-            <w:tcBorders>
-              <w:top w:val="single" w:color="8EAADB" w:sz="4"/>
-              <w:left w:val="single" w:color="8EAADB" w:sz="4"/>
-              <w:bottom w:val="single" w:color="8EAADB" w:sz="4"/>
-              <w:right w:val="single" w:color="8EAADB" w:sz="4"/>
-            </w:tcBorders>
-            <w:tcMar>
-              <w:top w:type="dxa" w:w="35"/>
-              <w:left w:type="dxa" w:w="80"/>
-              <w:bottom w:type="dxa" w:w="35"/>
-              <w:right w:type="dxa" w:w="80"/>
-            </w:tcMar>
-            <w:vAlign w:val="center"/>
-          </w:tcPr>
-          <w:p>
-            <w:pPr>
-              <w:spacing w:after="20"/>
-            </w:pPr>
-            <w:r>
-              <w:rPr>
-                <w:rFonts w:ascii="Arial" w:cs="Arial" w:eastAsia="Arial" w:hAnsi="Arial"/>
-                <w:b w:val="false"/>
-                <w:bCs w:val="false"/>
-                <w:color w:val="000000"/>
-                <w:sz w:val="18"/>
-                <w:szCs w:val="18"/>
-              </w:rPr>
-              <w:t xml:space="preserve">5:40 – 6:05</w:t>
-            </w:r>
-          </w:p>
-        </w:tc>
-        <w:tc>
-          <w:tcPr>
-            <w:tcW w:type="dxa" w:w="2100"/>
-            <w:tcBorders>
-              <w:top w:val="single" w:color="8EAADB" w:sz="4"/>
-              <w:left w:val="single" w:color="8EAADB" w:sz="4"/>
-              <w:bottom w:val="single" w:color="8EAADB" w:sz="4"/>
-              <w:right w:val="single" w:color="8EAADB" w:sz="4"/>
-            </w:tcBorders>
-            <w:tcMar>
-              <w:top w:type="dxa" w:w="35"/>
-              <w:left w:type="dxa" w:w="80"/>
-              <w:bottom w:type="dxa" w:w="35"/>
-              <w:right w:type="dxa" w:w="80"/>
-            </w:tcMar>
-            <w:vAlign w:val="center"/>
-          </w:tcPr>
-          <w:p>
-            <w:pPr>
-              <w:spacing w:after="20"/>
-            </w:pPr>
-            <w:r>
-              <w:rPr>
-                <w:rFonts w:ascii="Arial" w:cs="Arial" w:eastAsia="Arial" w:hAnsi="Arial"/>
-                <w:b w:val="false"/>
-                <w:bCs w:val="false"/>
-                <w:color w:val="000000"/>
-                <w:sz w:val="18"/>
-                <w:szCs w:val="18"/>
-              </w:rPr>
-              <w:t xml:space="preserve">Tarjetas: control, ejercicio, alimentación, compartir saberes y visitas.</w:t>
-            </w:r>
-          </w:p>
-        </w:tc>
-        <w:tc>
-          <w:tcPr>
-            <w:tcW w:type="dxa" w:w="2100"/>
-            <w:tcBorders>
-              <w:top w:val="single" w:color="8EAADB" w:sz="4"/>
-              <w:left w:val="single" w:color="8EAADB" w:sz="4"/>
-              <w:bottom w:val="single" w:color="8EAADB" w:sz="4"/>
-              <w:right w:val="single" w:color="8EAADB" w:sz="4"/>
-            </w:tcBorders>
-            <w:tcMar>
-              <w:top w:type="dxa" w:w="35"/>
-              <w:left w:type="dxa" w:w="80"/>
-              <w:bottom w:type="dxa" w:w="35"/>
-              <w:right w:type="dxa" w:w="80"/>
-            </w:tcMar>
-            <w:vAlign w:val="center"/>
-          </w:tcPr>
-          <w:p>
-            <w:pPr>
-              <w:spacing w:after="20"/>
-            </w:pPr>
-            <w:r>
-              <w:rPr>
-                <w:rFonts w:ascii="Arial" w:cs="Arial" w:eastAsia="Arial" w:hAnsi="Arial"/>
-                <w:b w:val="false"/>
-                <w:bCs w:val="false"/>
-                <w:color w:val="000000"/>
-                <w:sz w:val="18"/>
-                <w:szCs w:val="18"/>
-              </w:rPr>
-              <w:t xml:space="preserve">Encuentros semanales · Centro Vida · Decreto 681 de 2022</w:t>
-            </w:r>
-          </w:p>
-        </w:tc>
-        <w:tc>
-          <w:tcPr>
-            <w:tcW w:type="dxa" w:w="1960"/>
-            <w:tcBorders>
-              <w:top w:val="single" w:color="8EAADB" w:sz="4"/>
-              <w:left w:val="single" w:color="8EAADB" w:sz="4"/>
-              <w:bottom w:val="single" w:color="8EAADB" w:sz="4"/>
-              <w:right w:val="single" w:color="8EAADB" w:sz="4"/>
-            </w:tcBorders>
-            <w:tcMar>
-              <w:top w:type="dxa" w:w="35"/>
-              <w:left w:type="dxa" w:w="80"/>
-              <w:bottom w:type="dxa" w:w="35"/>
-              <w:right w:type="dxa" w:w="80"/>
-            </w:tcMar>
-            <w:vAlign w:val="center"/>
-          </w:tcPr>
-          <w:p>
-            <w:pPr>
-              <w:spacing w:after="20"/>
-            </w:pPr>
-            <w:r>
-              <w:rPr>
-                <w:rFonts w:ascii="Arial" w:cs="Arial" w:eastAsia="Arial" w:hAnsi="Arial"/>
-                <w:b w:val="false"/>
-                <w:bCs w:val="false"/>
-                <w:color w:val="000000"/>
-                <w:sz w:val="18"/>
-                <w:szCs w:val="18"/>
-              </w:rPr>
-              <w:t xml:space="preserve">Voz en off: acciones, recursos y normas.</w:t>
+              <w:t xml:space="preserve">16. Caso 3: riesgos</w:t>
+            </w:r>
+          </w:p>
+        </w:tc>
+        <w:tc>
+          <w:tcPr>
+            <w:tcW w:type="dxa" w:w="850"/>
+            <w:tcBorders>
+              <w:top w:val="single" w:color="8EAADB" w:sz="4"/>
+              <w:left w:val="single" w:color="8EAADB" w:sz="4"/>
+              <w:bottom w:val="single" w:color="8EAADB" w:sz="4"/>
+              <w:right w:val="single" w:color="8EAADB" w:sz="4"/>
+            </w:tcBorders>
+            <w:tcMar>
+              <w:top w:type="dxa" w:w="35"/>
+              <w:left w:type="dxa" w:w="80"/>
+              <w:bottom w:type="dxa" w:w="35"/>
+              <w:right w:type="dxa" w:w="80"/>
+            </w:tcMar>
+            <w:vAlign w:val="center"/>
+          </w:tcPr>
+          <w:p>
+            <w:pPr>
+              <w:spacing w:after="20"/>
+            </w:pPr>
+            <w:r>
+              <w:rPr>
+                <w:rFonts w:ascii="Arial" w:cs="Arial" w:eastAsia="Arial" w:hAnsi="Arial"/>
+                <w:b w:val="false"/>
+                <w:bCs w:val="false"/>
+                <w:color w:val="000000"/>
+                <w:sz w:val="18"/>
+                <w:szCs w:val="18"/>
+              </w:rPr>
+              <w:t xml:space="preserve">5:05 – 5:25</w:t>
+            </w:r>
+          </w:p>
+        </w:tc>
+        <w:tc>
+          <w:tcPr>
+            <w:tcW w:type="dxa" w:w="2000"/>
+            <w:tcBorders>
+              <w:top w:val="single" w:color="8EAADB" w:sz="4"/>
+              <w:left w:val="single" w:color="8EAADB" w:sz="4"/>
+              <w:bottom w:val="single" w:color="8EAADB" w:sz="4"/>
+              <w:right w:val="single" w:color="8EAADB" w:sz="4"/>
+            </w:tcBorders>
+            <w:tcMar>
+              <w:top w:type="dxa" w:w="35"/>
+              <w:left w:type="dxa" w:w="80"/>
+              <w:bottom w:type="dxa" w:w="35"/>
+              <w:right w:type="dxa" w:w="80"/>
+            </w:tcMar>
+            <w:vAlign w:val="center"/>
+          </w:tcPr>
+          <w:p>
+            <w:pPr>
+              <w:spacing w:after="20"/>
+            </w:pPr>
+            <w:r>
+              <w:rPr>
+                <w:rFonts w:ascii="Arial" w:cs="Arial" w:eastAsia="Arial" w:hAnsi="Arial"/>
+                <w:b w:val="false"/>
+                <w:bCs w:val="false"/>
+                <w:color w:val="000000"/>
+                <w:sz w:val="18"/>
+                <w:szCs w:val="18"/>
+              </w:rPr>
+              <w:t xml:space="preserve">Adulto mayor caminando con bastón.</w:t>
+            </w:r>
+          </w:p>
+        </w:tc>
+        <w:tc>
+          <w:tcPr>
+            <w:tcW w:type="dxa" w:w="2050"/>
+            <w:tcBorders>
+              <w:top w:val="single" w:color="8EAADB" w:sz="4"/>
+              <w:left w:val="single" w:color="8EAADB" w:sz="4"/>
+              <w:bottom w:val="single" w:color="8EAADB" w:sz="4"/>
+              <w:right w:val="single" w:color="8EAADB" w:sz="4"/>
+            </w:tcBorders>
+            <w:tcMar>
+              <w:top w:type="dxa" w:w="35"/>
+              <w:left w:type="dxa" w:w="80"/>
+              <w:bottom w:type="dxa" w:w="35"/>
+              <w:right w:type="dxa" w:w="80"/>
+            </w:tcMar>
+            <w:vAlign w:val="center"/>
+          </w:tcPr>
+          <w:p>
+            <w:pPr>
+              <w:spacing w:after="20"/>
+            </w:pPr>
+            <w:r>
+              <w:rPr>
+                <w:rFonts w:ascii="Arial" w:cs="Arial" w:eastAsia="Arial" w:hAnsi="Arial"/>
+                <w:b w:val="false"/>
+                <w:bCs w:val="false"/>
+                <w:color w:val="000000"/>
+                <w:sz w:val="18"/>
+                <w:szCs w:val="18"/>
+              </w:rPr>
+              <w:t xml:space="preserve">Riesgo cardiovascular, de caídas y psicosocial · prioridad alta</w:t>
+            </w:r>
+          </w:p>
+        </w:tc>
+        <w:tc>
+          <w:tcPr>
+            <w:tcW w:type="dxa" w:w="1910"/>
+            <w:tcBorders>
+              <w:top w:val="single" w:color="8EAADB" w:sz="4"/>
+              <w:left w:val="single" w:color="8EAADB" w:sz="4"/>
+              <w:bottom w:val="single" w:color="8EAADB" w:sz="4"/>
+              <w:right w:val="single" w:color="8EAADB" w:sz="4"/>
+            </w:tcBorders>
+            <w:tcMar>
+              <w:top w:type="dxa" w:w="35"/>
+              <w:left w:type="dxa" w:w="80"/>
+              <w:bottom w:type="dxa" w:w="35"/>
+              <w:right w:type="dxa" w:w="80"/>
+            </w:tcMar>
+            <w:vAlign w:val="center"/>
+          </w:tcPr>
+          <w:p>
+            <w:pPr>
+              <w:spacing w:after="20"/>
+            </w:pPr>
+            <w:r>
+              <w:rPr>
+                <w:rFonts w:ascii="Arial" w:cs="Arial" w:eastAsia="Arial" w:hAnsi="Arial"/>
+                <w:b w:val="false"/>
+                <w:bCs w:val="false"/>
+                <w:color w:val="000000"/>
+                <w:sz w:val="18"/>
+                <w:szCs w:val="18"/>
+              </w:rPr>
+              <w:t xml:space="preserve">Voz en off. Música: cálida (piano).</w:t>
             </w:r>
           </w:p>
         </w:tc>
@@ -11064,7 +11064,7 @@
                 <w:sz w:val="18"/>
                 <w:szCs w:val="18"/>
               </w:rPr>
-              <w:t xml:space="preserve">25 s</w:t>
+              <w:t xml:space="preserve">20 s</w:t>
             </w:r>
           </w:p>
         </w:tc>
@@ -11075,7 +11075,7 @@
         </w:trPr>
         <w:tc>
           <w:tcPr>
-            <w:tcW w:type="dxa" w:w="1250"/>
+            <w:tcW w:type="dxa" w:w="1500"/>
             <w:tcBorders>
               <w:top w:val="single" w:color="8EAADB" w:sz="4"/>
               <w:left w:val="single" w:color="8EAADB" w:sz="4"/>
@@ -11104,143 +11104,143 @@
                 <w:sz w:val="18"/>
                 <w:szCs w:val="18"/>
               </w:rPr>
-              <w:t xml:space="preserve">17. Beneficios para todos</w:t>
-            </w:r>
-          </w:p>
-        </w:tc>
-        <w:tc>
-          <w:tcPr>
-            <w:tcW w:type="dxa" w:w="900"/>
-            <w:tcBorders>
-              <w:top w:val="single" w:color="8EAADB" w:sz="4"/>
-              <w:left w:val="single" w:color="8EAADB" w:sz="4"/>
-              <w:bottom w:val="single" w:color="8EAADB" w:sz="4"/>
-              <w:right w:val="single" w:color="8EAADB" w:sz="4"/>
-            </w:tcBorders>
-            <w:tcMar>
-              <w:top w:type="dxa" w:w="35"/>
-              <w:left w:type="dxa" w:w="80"/>
-              <w:bottom w:type="dxa" w:w="35"/>
-              <w:right w:type="dxa" w:w="80"/>
-            </w:tcMar>
-            <w:vAlign w:val="center"/>
-          </w:tcPr>
-          <w:p>
-            <w:pPr>
-              <w:spacing w:after="20"/>
-            </w:pPr>
-            <w:r>
-              <w:rPr>
-                <w:rFonts w:ascii="Arial" w:cs="Arial" w:eastAsia="Arial" w:hAnsi="Arial"/>
-                <w:b w:val="false"/>
-                <w:bCs w:val="false"/>
-                <w:color w:val="000000"/>
-                <w:sz w:val="18"/>
-                <w:szCs w:val="18"/>
-              </w:rPr>
-              <w:t xml:space="preserve">6:05 – 6:25</w:t>
-            </w:r>
-          </w:p>
-        </w:tc>
-        <w:tc>
-          <w:tcPr>
-            <w:tcW w:type="dxa" w:w="2100"/>
-            <w:tcBorders>
-              <w:top w:val="single" w:color="8EAADB" w:sz="4"/>
-              <w:left w:val="single" w:color="8EAADB" w:sz="4"/>
-              <w:bottom w:val="single" w:color="8EAADB" w:sz="4"/>
-              <w:right w:val="single" w:color="8EAADB" w:sz="4"/>
-            </w:tcBorders>
-            <w:tcMar>
-              <w:top w:type="dxa" w:w="35"/>
-              <w:left w:type="dxa" w:w="80"/>
-              <w:bottom w:type="dxa" w:w="35"/>
-              <w:right w:type="dxa" w:w="80"/>
-            </w:tcMar>
-            <w:vAlign w:val="center"/>
-          </w:tcPr>
-          <w:p>
-            <w:pPr>
-              <w:spacing w:after="20"/>
-            </w:pPr>
-            <w:r>
-              <w:rPr>
-                <w:rFonts w:ascii="Arial" w:cs="Arial" w:eastAsia="Arial" w:hAnsi="Arial"/>
-                <w:b w:val="false"/>
-                <w:bCs w:val="false"/>
-                <w:color w:val="000000"/>
-                <w:sz w:val="18"/>
-                <w:szCs w:val="18"/>
-              </w:rPr>
-              <w:t xml:space="preserve">Gráfico de balanza: prevención frente a costos de la enfermedad.</w:t>
-            </w:r>
-          </w:p>
-        </w:tc>
-        <w:tc>
-          <w:tcPr>
-            <w:tcW w:type="dxa" w:w="2100"/>
-            <w:tcBorders>
-              <w:top w:val="single" w:color="8EAADB" w:sz="4"/>
-              <w:left w:val="single" w:color="8EAADB" w:sz="4"/>
-              <w:bottom w:val="single" w:color="8EAADB" w:sz="4"/>
-              <w:right w:val="single" w:color="8EAADB" w:sz="4"/>
-            </w:tcBorders>
-            <w:tcMar>
-              <w:top w:type="dxa" w:w="35"/>
-              <w:left w:type="dxa" w:w="80"/>
-              <w:bottom w:type="dxa" w:w="35"/>
-              <w:right w:type="dxa" w:w="80"/>
-            </w:tcMar>
-            <w:vAlign w:val="center"/>
-          </w:tcPr>
-          <w:p>
-            <w:pPr>
-              <w:spacing w:after="20"/>
-            </w:pPr>
-            <w:r>
-              <w:rPr>
-                <w:rFonts w:ascii="Arial" w:cs="Arial" w:eastAsia="Arial" w:hAnsi="Arial"/>
-                <w:b w:val="false"/>
-                <w:bCs w:val="false"/>
-                <w:color w:val="000000"/>
-                <w:sz w:val="18"/>
-                <w:szCs w:val="18"/>
-              </w:rPr>
-              <w:t xml:space="preserve">Menos costos · más calidad de vida</w:t>
-            </w:r>
-          </w:p>
-        </w:tc>
-        <w:tc>
-          <w:tcPr>
-            <w:tcW w:type="dxa" w:w="1960"/>
-            <w:tcBorders>
-              <w:top w:val="single" w:color="8EAADB" w:sz="4"/>
-              <w:left w:val="single" w:color="8EAADB" w:sz="4"/>
-              <w:bottom w:val="single" w:color="8EAADB" w:sz="4"/>
-              <w:right w:val="single" w:color="8EAADB" w:sz="4"/>
-            </w:tcBorders>
-            <w:tcMar>
-              <w:top w:type="dxa" w:w="35"/>
-              <w:left w:type="dxa" w:w="80"/>
-              <w:bottom w:type="dxa" w:w="35"/>
-              <w:right w:type="dxa" w:w="80"/>
-            </w:tcMar>
-            <w:vAlign w:val="center"/>
-          </w:tcPr>
-          <w:p>
-            <w:pPr>
-              <w:spacing w:after="20"/>
-            </w:pPr>
-            <w:r>
-              <w:rPr>
-                <w:rFonts w:ascii="Arial" w:cs="Arial" w:eastAsia="Arial" w:hAnsi="Arial"/>
-                <w:b w:val="false"/>
-                <w:bCs w:val="false"/>
-                <w:color w:val="000000"/>
-                <w:sz w:val="18"/>
-                <w:szCs w:val="18"/>
-              </w:rPr>
-              <w:t xml:space="preserve">Voz en off: respuesta a la primera pregunta orientadora.</w:t>
+              <w:t xml:space="preserve">17. Caso 3: la actividad</w:t>
+            </w:r>
+          </w:p>
+        </w:tc>
+        <w:tc>
+          <w:tcPr>
+            <w:tcW w:type="dxa" w:w="850"/>
+            <w:tcBorders>
+              <w:top w:val="single" w:color="8EAADB" w:sz="4"/>
+              <w:left w:val="single" w:color="8EAADB" w:sz="4"/>
+              <w:bottom w:val="single" w:color="8EAADB" w:sz="4"/>
+              <w:right w:val="single" w:color="8EAADB" w:sz="4"/>
+            </w:tcBorders>
+            <w:tcMar>
+              <w:top w:type="dxa" w:w="35"/>
+              <w:left w:type="dxa" w:w="80"/>
+              <w:bottom w:type="dxa" w:w="35"/>
+              <w:right w:type="dxa" w:w="80"/>
+            </w:tcMar>
+            <w:vAlign w:val="center"/>
+          </w:tcPr>
+          <w:p>
+            <w:pPr>
+              <w:spacing w:after="20"/>
+            </w:pPr>
+            <w:r>
+              <w:rPr>
+                <w:rFonts w:ascii="Arial" w:cs="Arial" w:eastAsia="Arial" w:hAnsi="Arial"/>
+                <w:b w:val="false"/>
+                <w:bCs w:val="false"/>
+                <w:color w:val="000000"/>
+                <w:sz w:val="18"/>
+                <w:szCs w:val="18"/>
+              </w:rPr>
+              <w:t xml:space="preserve">5:25 – 5:45</w:t>
+            </w:r>
+          </w:p>
+        </w:tc>
+        <w:tc>
+          <w:tcPr>
+            <w:tcW w:type="dxa" w:w="2000"/>
+            <w:tcBorders>
+              <w:top w:val="single" w:color="8EAADB" w:sz="4"/>
+              <w:left w:val="single" w:color="8EAADB" w:sz="4"/>
+              <w:bottom w:val="single" w:color="8EAADB" w:sz="4"/>
+              <w:right w:val="single" w:color="8EAADB" w:sz="4"/>
+            </w:tcBorders>
+            <w:tcMar>
+              <w:top w:type="dxa" w:w="35"/>
+              <w:left w:type="dxa" w:w="80"/>
+              <w:bottom w:type="dxa" w:w="35"/>
+              <w:right w:type="dxa" w:w="80"/>
+            </w:tcMar>
+            <w:vAlign w:val="center"/>
+          </w:tcPr>
+          <w:p>
+            <w:pPr>
+              <w:spacing w:after="20"/>
+            </w:pPr>
+            <w:r>
+              <w:rPr>
+                <w:rFonts w:ascii="Arial" w:cs="Arial" w:eastAsia="Arial" w:hAnsi="Arial"/>
+                <w:b w:val="false"/>
+                <w:bCs w:val="false"/>
+                <w:color w:val="000000"/>
+                <w:sz w:val="18"/>
+                <w:szCs w:val="18"/>
+              </w:rPr>
+              <w:t xml:space="preserve">Adultos mayores haciendo ejercicio en grupo.</w:t>
+            </w:r>
+          </w:p>
+        </w:tc>
+        <w:tc>
+          <w:tcPr>
+            <w:tcW w:type="dxa" w:w="2050"/>
+            <w:tcBorders>
+              <w:top w:val="single" w:color="8EAADB" w:sz="4"/>
+              <w:left w:val="single" w:color="8EAADB" w:sz="4"/>
+              <w:bottom w:val="single" w:color="8EAADB" w:sz="4"/>
+              <w:right w:val="single" w:color="8EAADB" w:sz="4"/>
+            </w:tcBorders>
+            <w:tcMar>
+              <w:top w:type="dxa" w:w="35"/>
+              <w:left w:type="dxa" w:w="80"/>
+              <w:bottom w:type="dxa" w:w="35"/>
+              <w:right w:type="dxa" w:w="80"/>
+            </w:tcMar>
+            <w:vAlign w:val="center"/>
+          </w:tcPr>
+          <w:p>
+            <w:pPr>
+              <w:spacing w:after="20"/>
+            </w:pPr>
+            <w:r>
+              <w:rPr>
+                <w:rFonts w:ascii="Arial" w:cs="Arial" w:eastAsia="Arial" w:hAnsi="Arial"/>
+                <w:b w:val="false"/>
+                <w:bCs w:val="false"/>
+                <w:color w:val="000000"/>
+                <w:sz w:val="18"/>
+                <w:szCs w:val="18"/>
+              </w:rPr>
+              <w:t xml:space="preserve">“Envejecer con salud” · prevención secundaria y terciaria</w:t>
+            </w:r>
+          </w:p>
+        </w:tc>
+        <w:tc>
+          <w:tcPr>
+            <w:tcW w:type="dxa" w:w="1910"/>
+            <w:tcBorders>
+              <w:top w:val="single" w:color="8EAADB" w:sz="4"/>
+              <w:left w:val="single" w:color="8EAADB" w:sz="4"/>
+              <w:bottom w:val="single" w:color="8EAADB" w:sz="4"/>
+              <w:right w:val="single" w:color="8EAADB" w:sz="4"/>
+            </w:tcBorders>
+            <w:tcMar>
+              <w:top w:type="dxa" w:w="35"/>
+              <w:left w:type="dxa" w:w="80"/>
+              <w:bottom w:type="dxa" w:w="35"/>
+              <w:right w:type="dxa" w:w="80"/>
+            </w:tcMar>
+            <w:vAlign w:val="center"/>
+          </w:tcPr>
+          <w:p>
+            <w:pPr>
+              <w:spacing w:after="20"/>
+            </w:pPr>
+            <w:r>
+              <w:rPr>
+                <w:rFonts w:ascii="Arial" w:cs="Arial" w:eastAsia="Arial" w:hAnsi="Arial"/>
+                <w:b w:val="false"/>
+                <w:bCs w:val="false"/>
+                <w:color w:val="000000"/>
+                <w:sz w:val="18"/>
+                <w:szCs w:val="18"/>
+              </w:rPr>
+              <w:t xml:space="preserve">Voz en off. Música: cálida (piano).</w:t>
             </w:r>
           </w:p>
         </w:tc>
@@ -11285,7 +11285,7 @@
         </w:trPr>
         <w:tc>
           <w:tcPr>
-            <w:tcW w:type="dxa" w:w="1250"/>
+            <w:tcW w:type="dxa" w:w="1500"/>
             <w:tcBorders>
               <w:top w:val="single" w:color="8EAADB" w:sz="4"/>
               <w:left w:val="single" w:color="8EAADB" w:sz="4"/>
@@ -11314,143 +11314,143 @@
                 <w:sz w:val="18"/>
                 <w:szCs w:val="18"/>
               </w:rPr>
-              <w:t xml:space="preserve">18. Beneficios del sistema</w:t>
-            </w:r>
-          </w:p>
-        </w:tc>
-        <w:tc>
-          <w:tcPr>
-            <w:tcW w:type="dxa" w:w="900"/>
-            <w:tcBorders>
-              <w:top w:val="single" w:color="8EAADB" w:sz="4"/>
-              <w:left w:val="single" w:color="8EAADB" w:sz="4"/>
-              <w:bottom w:val="single" w:color="8EAADB" w:sz="4"/>
-              <w:right w:val="single" w:color="8EAADB" w:sz="4"/>
-            </w:tcBorders>
-            <w:tcMar>
-              <w:top w:type="dxa" w:w="35"/>
-              <w:left w:type="dxa" w:w="80"/>
-              <w:bottom w:type="dxa" w:w="35"/>
-              <w:right w:type="dxa" w:w="80"/>
-            </w:tcMar>
-            <w:vAlign w:val="center"/>
-          </w:tcPr>
-          <w:p>
-            <w:pPr>
-              <w:spacing w:after="20"/>
-            </w:pPr>
-            <w:r>
-              <w:rPr>
-                <w:rFonts w:ascii="Arial" w:cs="Arial" w:eastAsia="Arial" w:hAnsi="Arial"/>
-                <w:b w:val="false"/>
-                <w:bCs w:val="false"/>
-                <w:color w:val="000000"/>
-                <w:sz w:val="18"/>
-                <w:szCs w:val="18"/>
-              </w:rPr>
-              <w:t xml:space="preserve">6:25 – 6:45</w:t>
-            </w:r>
-          </w:p>
-        </w:tc>
-        <w:tc>
-          <w:tcPr>
-            <w:tcW w:type="dxa" w:w="2100"/>
-            <w:tcBorders>
-              <w:top w:val="single" w:color="8EAADB" w:sz="4"/>
-              <w:left w:val="single" w:color="8EAADB" w:sz="4"/>
-              <w:bottom w:val="single" w:color="8EAADB" w:sz="4"/>
-              <w:right w:val="single" w:color="8EAADB" w:sz="4"/>
-            </w:tcBorders>
-            <w:tcMar>
-              <w:top w:type="dxa" w:w="35"/>
-              <w:left w:type="dxa" w:w="80"/>
-              <w:bottom w:type="dxa" w:w="35"/>
-              <w:right w:type="dxa" w:w="80"/>
-            </w:tcMar>
-            <w:vAlign w:val="center"/>
-          </w:tcPr>
-          <w:p>
-            <w:pPr>
-              <w:spacing w:after="20"/>
-            </w:pPr>
-            <w:r>
-              <w:rPr>
-                <w:rFonts w:ascii="Arial" w:cs="Arial" w:eastAsia="Arial" w:hAnsi="Arial"/>
-                <w:b w:val="false"/>
-                <w:bCs w:val="false"/>
-                <w:color w:val="000000"/>
-                <w:sz w:val="18"/>
-                <w:szCs w:val="18"/>
-              </w:rPr>
-              <w:t xml:space="preserve">Íconos: ruta de promoción, sin copagos, PIC y vacunación.</w:t>
-            </w:r>
-          </w:p>
-        </w:tc>
-        <w:tc>
-          <w:tcPr>
-            <w:tcW w:type="dxa" w:w="2100"/>
-            <w:tcBorders>
-              <w:top w:val="single" w:color="8EAADB" w:sz="4"/>
-              <w:left w:val="single" w:color="8EAADB" w:sz="4"/>
-              <w:bottom w:val="single" w:color="8EAADB" w:sz="4"/>
-              <w:right w:val="single" w:color="8EAADB" w:sz="4"/>
-            </w:tcBorders>
-            <w:tcMar>
-              <w:top w:type="dxa" w:w="35"/>
-              <w:left w:type="dxa" w:w="80"/>
-              <w:bottom w:type="dxa" w:w="35"/>
-              <w:right w:type="dxa" w:w="80"/>
-            </w:tcMar>
-            <w:vAlign w:val="center"/>
-          </w:tcPr>
-          <w:p>
-            <w:pPr>
-              <w:spacing w:after="20"/>
-            </w:pPr>
-            <w:r>
-              <w:rPr>
-                <w:rFonts w:ascii="Arial" w:cs="Arial" w:eastAsia="Arial" w:hAnsi="Arial"/>
-                <w:b w:val="false"/>
-                <w:bCs w:val="false"/>
-                <w:color w:val="000000"/>
-                <w:sz w:val="18"/>
-                <w:szCs w:val="18"/>
-              </w:rPr>
-              <w:t xml:space="preserve">Lo que el sistema colombiano garantiza</w:t>
-            </w:r>
-          </w:p>
-        </w:tc>
-        <w:tc>
-          <w:tcPr>
-            <w:tcW w:type="dxa" w:w="1960"/>
-            <w:tcBorders>
-              <w:top w:val="single" w:color="8EAADB" w:sz="4"/>
-              <w:left w:val="single" w:color="8EAADB" w:sz="4"/>
-              <w:bottom w:val="single" w:color="8EAADB" w:sz="4"/>
-              <w:right w:val="single" w:color="8EAADB" w:sz="4"/>
-            </w:tcBorders>
-            <w:tcMar>
-              <w:top w:type="dxa" w:w="35"/>
-              <w:left w:type="dxa" w:w="80"/>
-              <w:bottom w:type="dxa" w:w="35"/>
-              <w:right w:type="dxa" w:w="80"/>
-            </w:tcMar>
-            <w:vAlign w:val="center"/>
-          </w:tcPr>
-          <w:p>
-            <w:pPr>
-              <w:spacing w:after="20"/>
-            </w:pPr>
-            <w:r>
-              <w:rPr>
-                <w:rFonts w:ascii="Arial" w:cs="Arial" w:eastAsia="Arial" w:hAnsi="Arial"/>
-                <w:b w:val="false"/>
-                <w:bCs w:val="false"/>
-                <w:color w:val="000000"/>
-                <w:sz w:val="18"/>
-                <w:szCs w:val="18"/>
-              </w:rPr>
-              <w:t xml:space="preserve">Voz en off: respuesta a la segunda pregunta orientadora.</w:t>
+              <w:t xml:space="preserve">18. Caso 3: ¿cómo se hace?</w:t>
+            </w:r>
+          </w:p>
+        </w:tc>
+        <w:tc>
+          <w:tcPr>
+            <w:tcW w:type="dxa" w:w="850"/>
+            <w:tcBorders>
+              <w:top w:val="single" w:color="8EAADB" w:sz="4"/>
+              <w:left w:val="single" w:color="8EAADB" w:sz="4"/>
+              <w:bottom w:val="single" w:color="8EAADB" w:sz="4"/>
+              <w:right w:val="single" w:color="8EAADB" w:sz="4"/>
+            </w:tcBorders>
+            <w:tcMar>
+              <w:top w:type="dxa" w:w="35"/>
+              <w:left w:type="dxa" w:w="80"/>
+              <w:bottom w:type="dxa" w:w="35"/>
+              <w:right w:type="dxa" w:w="80"/>
+            </w:tcMar>
+            <w:vAlign w:val="center"/>
+          </w:tcPr>
+          <w:p>
+            <w:pPr>
+              <w:spacing w:after="20"/>
+            </w:pPr>
+            <w:r>
+              <w:rPr>
+                <w:rFonts w:ascii="Arial" w:cs="Arial" w:eastAsia="Arial" w:hAnsi="Arial"/>
+                <w:b w:val="false"/>
+                <w:bCs w:val="false"/>
+                <w:color w:val="000000"/>
+                <w:sz w:val="18"/>
+                <w:szCs w:val="18"/>
+              </w:rPr>
+              <w:t xml:space="preserve">5:45 – 6:05</w:t>
+            </w:r>
+          </w:p>
+        </w:tc>
+        <w:tc>
+          <w:tcPr>
+            <w:tcW w:type="dxa" w:w="2000"/>
+            <w:tcBorders>
+              <w:top w:val="single" w:color="8EAADB" w:sz="4"/>
+              <w:left w:val="single" w:color="8EAADB" w:sz="4"/>
+              <w:bottom w:val="single" w:color="8EAADB" w:sz="4"/>
+              <w:right w:val="single" w:color="8EAADB" w:sz="4"/>
+            </w:tcBorders>
+            <w:tcMar>
+              <w:top w:type="dxa" w:w="35"/>
+              <w:left w:type="dxa" w:w="80"/>
+              <w:bottom w:type="dxa" w:w="35"/>
+              <w:right w:type="dxa" w:w="80"/>
+            </w:tcMar>
+            <w:vAlign w:val="center"/>
+          </w:tcPr>
+          <w:p>
+            <w:pPr>
+              <w:spacing w:after="20"/>
+            </w:pPr>
+            <w:r>
+              <w:rPr>
+                <w:rFonts w:ascii="Arial" w:cs="Arial" w:eastAsia="Arial" w:hAnsi="Arial"/>
+                <w:b w:val="false"/>
+                <w:bCs w:val="false"/>
+                <w:color w:val="000000"/>
+                <w:sz w:val="18"/>
+                <w:szCs w:val="18"/>
+              </w:rPr>
+              <w:t xml:space="preserve">Flechas de las tres estaciones y diagrama de actores.</w:t>
+            </w:r>
+          </w:p>
+        </w:tc>
+        <w:tc>
+          <w:tcPr>
+            <w:tcW w:type="dxa" w:w="2050"/>
+            <w:tcBorders>
+              <w:top w:val="single" w:color="8EAADB" w:sz="4"/>
+              <w:left w:val="single" w:color="8EAADB" w:sz="4"/>
+              <w:bottom w:val="single" w:color="8EAADB" w:sz="4"/>
+              <w:right w:val="single" w:color="8EAADB" w:sz="4"/>
+            </w:tcBorders>
+            <w:tcMar>
+              <w:top w:type="dxa" w:w="35"/>
+              <w:left w:type="dxa" w:w="80"/>
+              <w:bottom w:type="dxa" w:w="35"/>
+              <w:right w:type="dxa" w:w="80"/>
+            </w:tcMar>
+            <w:vAlign w:val="center"/>
+          </w:tcPr>
+          <w:p>
+            <w:pPr>
+              <w:spacing w:after="20"/>
+            </w:pPr>
+            <w:r>
+              <w:rPr>
+                <w:rFonts w:ascii="Arial" w:cs="Arial" w:eastAsia="Arial" w:hAnsi="Arial"/>
+                <w:b w:val="false"/>
+                <w:bCs w:val="false"/>
+                <w:color w:val="000000"/>
+                <w:sz w:val="18"/>
+                <w:szCs w:val="18"/>
+              </w:rPr>
+              <w:t xml:space="preserve">Control y adherencia · Muévete seguro · Come bien y comparte</w:t>
+            </w:r>
+          </w:p>
+        </w:tc>
+        <w:tc>
+          <w:tcPr>
+            <w:tcW w:type="dxa" w:w="1910"/>
+            <w:tcBorders>
+              <w:top w:val="single" w:color="8EAADB" w:sz="4"/>
+              <w:left w:val="single" w:color="8EAADB" w:sz="4"/>
+              <w:bottom w:val="single" w:color="8EAADB" w:sz="4"/>
+              <w:right w:val="single" w:color="8EAADB" w:sz="4"/>
+            </w:tcBorders>
+            <w:tcMar>
+              <w:top w:type="dxa" w:w="35"/>
+              <w:left w:type="dxa" w:w="80"/>
+              <w:bottom w:type="dxa" w:w="35"/>
+              <w:right w:type="dxa" w:w="80"/>
+            </w:tcMar>
+            <w:vAlign w:val="center"/>
+          </w:tcPr>
+          <w:p>
+            <w:pPr>
+              <w:spacing w:after="20"/>
+            </w:pPr>
+            <w:r>
+              <w:rPr>
+                <w:rFonts w:ascii="Arial" w:cs="Arial" w:eastAsia="Arial" w:hAnsi="Arial"/>
+                <w:b w:val="false"/>
+                <w:bCs w:val="false"/>
+                <w:color w:val="000000"/>
+                <w:sz w:val="18"/>
+                <w:szCs w:val="18"/>
+              </w:rPr>
+              <w:t xml:space="preserve">Voz en off. Música: cálida (piano).</w:t>
             </w:r>
           </w:p>
         </w:tc>
@@ -11495,7 +11495,7 @@
         </w:trPr>
         <w:tc>
           <w:tcPr>
-            <w:tcW w:type="dxa" w:w="1250"/>
+            <w:tcW w:type="dxa" w:w="1500"/>
             <w:tcBorders>
               <w:top w:val="single" w:color="8EAADB" w:sz="4"/>
               <w:left w:val="single" w:color="8EAADB" w:sz="4"/>
@@ -11524,143 +11524,143 @@
                 <w:sz w:val="18"/>
                 <w:szCs w:val="18"/>
               </w:rPr>
-              <w:t xml:space="preserve">19. Cierre</w:t>
-            </w:r>
-          </w:p>
-        </w:tc>
-        <w:tc>
-          <w:tcPr>
-            <w:tcW w:type="dxa" w:w="900"/>
-            <w:tcBorders>
-              <w:top w:val="single" w:color="8EAADB" w:sz="4"/>
-              <w:left w:val="single" w:color="8EAADB" w:sz="4"/>
-              <w:bottom w:val="single" w:color="8EAADB" w:sz="4"/>
-              <w:right w:val="single" w:color="8EAADB" w:sz="4"/>
-            </w:tcBorders>
-            <w:tcMar>
-              <w:top w:type="dxa" w:w="35"/>
-              <w:left w:type="dxa" w:w="80"/>
-              <w:bottom w:type="dxa" w:w="35"/>
-              <w:right w:type="dxa" w:w="80"/>
-            </w:tcMar>
-            <w:vAlign w:val="center"/>
-          </w:tcPr>
-          <w:p>
-            <w:pPr>
-              <w:spacing w:after="20"/>
-            </w:pPr>
-            <w:r>
-              <w:rPr>
-                <w:rFonts w:ascii="Arial" w:cs="Arial" w:eastAsia="Arial" w:hAnsi="Arial"/>
-                <w:b w:val="false"/>
-                <w:bCs w:val="false"/>
-                <w:color w:val="000000"/>
-                <w:sz w:val="18"/>
-                <w:szCs w:val="18"/>
-              </w:rPr>
-              <w:t xml:space="preserve">6:45 – 7:05</w:t>
-            </w:r>
-          </w:p>
-        </w:tc>
-        <w:tc>
-          <w:tcPr>
-            <w:tcW w:type="dxa" w:w="2100"/>
-            <w:tcBorders>
-              <w:top w:val="single" w:color="8EAADB" w:sz="4"/>
-              <w:left w:val="single" w:color="8EAADB" w:sz="4"/>
-              <w:bottom w:val="single" w:color="8EAADB" w:sz="4"/>
-              <w:right w:val="single" w:color="8EAADB" w:sz="4"/>
-            </w:tcBorders>
-            <w:tcMar>
-              <w:top w:type="dxa" w:w="35"/>
-              <w:left w:type="dxa" w:w="80"/>
-              <w:bottom w:type="dxa" w:w="35"/>
-              <w:right w:type="dxa" w:w="80"/>
-            </w:tcMar>
-            <w:vAlign w:val="center"/>
-          </w:tcPr>
-          <w:p>
-            <w:pPr>
-              <w:spacing w:after="20"/>
-            </w:pPr>
-            <w:r>
-              <w:rPr>
-                <w:rFonts w:ascii="Arial" w:cs="Arial" w:eastAsia="Arial" w:hAnsi="Arial"/>
-                <w:b w:val="false"/>
-                <w:bCs w:val="false"/>
-                <w:color w:val="000000"/>
-                <w:sz w:val="18"/>
-                <w:szCs w:val="18"/>
-              </w:rPr>
-              <w:t xml:space="preserve">Fotografía de una comunidad unida.</w:t>
-            </w:r>
-          </w:p>
-        </w:tc>
-        <w:tc>
-          <w:tcPr>
-            <w:tcW w:type="dxa" w:w="2100"/>
-            <w:tcBorders>
-              <w:top w:val="single" w:color="8EAADB" w:sz="4"/>
-              <w:left w:val="single" w:color="8EAADB" w:sz="4"/>
-              <w:bottom w:val="single" w:color="8EAADB" w:sz="4"/>
-              <w:right w:val="single" w:color="8EAADB" w:sz="4"/>
-            </w:tcBorders>
-            <w:tcMar>
-              <w:top w:type="dxa" w:w="35"/>
-              <w:left w:type="dxa" w:w="80"/>
-              <w:bottom w:type="dxa" w:w="35"/>
-              <w:right w:type="dxa" w:w="80"/>
-            </w:tcMar>
-            <w:vAlign w:val="center"/>
-          </w:tcPr>
-          <w:p>
-            <w:pPr>
-              <w:spacing w:after="20"/>
-            </w:pPr>
-            <w:r>
-              <w:rPr>
-                <w:rFonts w:ascii="Arial" w:cs="Arial" w:eastAsia="Arial" w:hAnsi="Arial"/>
-                <w:b w:val="false"/>
-                <w:bCs w:val="false"/>
-                <w:color w:val="000000"/>
-                <w:sz w:val="18"/>
-                <w:szCs w:val="18"/>
-              </w:rPr>
-              <w:t xml:space="preserve">Prevenir es cuidar, y cuidar es tarea de todos</w:t>
-            </w:r>
-          </w:p>
-        </w:tc>
-        <w:tc>
-          <w:tcPr>
-            <w:tcW w:type="dxa" w:w="1960"/>
-            <w:tcBorders>
-              <w:top w:val="single" w:color="8EAADB" w:sz="4"/>
-              <w:left w:val="single" w:color="8EAADB" w:sz="4"/>
-              <w:bottom w:val="single" w:color="8EAADB" w:sz="4"/>
-              <w:right w:val="single" w:color="8EAADB" w:sz="4"/>
-            </w:tcBorders>
-            <w:tcMar>
-              <w:top w:type="dxa" w:w="35"/>
-              <w:left w:type="dxa" w:w="80"/>
-              <w:bottom w:type="dxa" w:w="35"/>
-              <w:right w:type="dxa" w:w="80"/>
-            </w:tcMar>
-            <w:vAlign w:val="center"/>
-          </w:tcPr>
-          <w:p>
-            <w:pPr>
-              <w:spacing w:after="20"/>
-            </w:pPr>
-            <w:r>
-              <w:rPr>
-                <w:rFonts w:ascii="Arial" w:cs="Arial" w:eastAsia="Arial" w:hAnsi="Arial"/>
-                <w:b w:val="false"/>
-                <w:bCs w:val="false"/>
-                <w:color w:val="000000"/>
-                <w:sz w:val="18"/>
-                <w:szCs w:val="18"/>
-              </w:rPr>
-              <w:t xml:space="preserve">Voz en off: reflexión final y llamado a la acción.</w:t>
+              <w:t xml:space="preserve">19. Caso 3: respaldo normativo y viabilidad</w:t>
+            </w:r>
+          </w:p>
+        </w:tc>
+        <w:tc>
+          <w:tcPr>
+            <w:tcW w:type="dxa" w:w="850"/>
+            <w:tcBorders>
+              <w:top w:val="single" w:color="8EAADB" w:sz="4"/>
+              <w:left w:val="single" w:color="8EAADB" w:sz="4"/>
+              <w:bottom w:val="single" w:color="8EAADB" w:sz="4"/>
+              <w:right w:val="single" w:color="8EAADB" w:sz="4"/>
+            </w:tcBorders>
+            <w:tcMar>
+              <w:top w:type="dxa" w:w="35"/>
+              <w:left w:type="dxa" w:w="80"/>
+              <w:bottom w:type="dxa" w:w="35"/>
+              <w:right w:type="dxa" w:w="80"/>
+            </w:tcMar>
+            <w:vAlign w:val="center"/>
+          </w:tcPr>
+          <w:p>
+            <w:pPr>
+              <w:spacing w:after="20"/>
+            </w:pPr>
+            <w:r>
+              <w:rPr>
+                <w:rFonts w:ascii="Arial" w:cs="Arial" w:eastAsia="Arial" w:hAnsi="Arial"/>
+                <w:b w:val="false"/>
+                <w:bCs w:val="false"/>
+                <w:color w:val="000000"/>
+                <w:sz w:val="18"/>
+                <w:szCs w:val="18"/>
+              </w:rPr>
+              <w:t xml:space="preserve">6:05 – 6:25</w:t>
+            </w:r>
+          </w:p>
+        </w:tc>
+        <w:tc>
+          <w:tcPr>
+            <w:tcW w:type="dxa" w:w="2000"/>
+            <w:tcBorders>
+              <w:top w:val="single" w:color="8EAADB" w:sz="4"/>
+              <w:left w:val="single" w:color="8EAADB" w:sz="4"/>
+              <w:bottom w:val="single" w:color="8EAADB" w:sz="4"/>
+              <w:right w:val="single" w:color="8EAADB" w:sz="4"/>
+            </w:tcBorders>
+            <w:tcMar>
+              <w:top w:type="dxa" w:w="35"/>
+              <w:left w:type="dxa" w:w="80"/>
+              <w:bottom w:type="dxa" w:w="35"/>
+              <w:right w:type="dxa" w:w="80"/>
+            </w:tcMar>
+            <w:vAlign w:val="center"/>
+          </w:tcPr>
+          <w:p>
+            <w:pPr>
+              <w:spacing w:after="20"/>
+            </w:pPr>
+            <w:r>
+              <w:rPr>
+                <w:rFonts w:ascii="Arial" w:cs="Arial" w:eastAsia="Arial" w:hAnsi="Arial"/>
+                <w:b w:val="false"/>
+                <w:bCs w:val="false"/>
+                <w:color w:val="000000"/>
+                <w:sz w:val="18"/>
+                <w:szCs w:val="18"/>
+              </w:rPr>
+              <w:t xml:space="preserve">Tabla de normas y tarjetas de financiación, viabilidad y reto.</w:t>
+            </w:r>
+          </w:p>
+        </w:tc>
+        <w:tc>
+          <w:tcPr>
+            <w:tcW w:type="dxa" w:w="2050"/>
+            <w:tcBorders>
+              <w:top w:val="single" w:color="8EAADB" w:sz="4"/>
+              <w:left w:val="single" w:color="8EAADB" w:sz="4"/>
+              <w:bottom w:val="single" w:color="8EAADB" w:sz="4"/>
+              <w:right w:val="single" w:color="8EAADB" w:sz="4"/>
+            </w:tcBorders>
+            <w:tcMar>
+              <w:top w:type="dxa" w:w="35"/>
+              <w:left w:type="dxa" w:w="80"/>
+              <w:bottom w:type="dxa" w:w="35"/>
+              <w:right w:type="dxa" w:w="80"/>
+            </w:tcMar>
+            <w:vAlign w:val="center"/>
+          </w:tcPr>
+          <w:p>
+            <w:pPr>
+              <w:spacing w:after="20"/>
+            </w:pPr>
+            <w:r>
+              <w:rPr>
+                <w:rFonts w:ascii="Arial" w:cs="Arial" w:eastAsia="Arial" w:hAnsi="Arial"/>
+                <w:b w:val="false"/>
+                <w:bCs w:val="false"/>
+                <w:color w:val="000000"/>
+                <w:sz w:val="18"/>
+                <w:szCs w:val="18"/>
+              </w:rPr>
+              <w:t xml:space="preserve">Res. 3280 · Ley 1251 · Ley 1276 · Decreto 681 de 2022</w:t>
+            </w:r>
+          </w:p>
+        </w:tc>
+        <w:tc>
+          <w:tcPr>
+            <w:tcW w:type="dxa" w:w="1910"/>
+            <w:tcBorders>
+              <w:top w:val="single" w:color="8EAADB" w:sz="4"/>
+              <w:left w:val="single" w:color="8EAADB" w:sz="4"/>
+              <w:bottom w:val="single" w:color="8EAADB" w:sz="4"/>
+              <w:right w:val="single" w:color="8EAADB" w:sz="4"/>
+            </w:tcBorders>
+            <w:tcMar>
+              <w:top w:type="dxa" w:w="35"/>
+              <w:left w:type="dxa" w:w="80"/>
+              <w:bottom w:type="dxa" w:w="35"/>
+              <w:right w:type="dxa" w:w="80"/>
+            </w:tcMar>
+            <w:vAlign w:val="center"/>
+          </w:tcPr>
+          <w:p>
+            <w:pPr>
+              <w:spacing w:after="20"/>
+            </w:pPr>
+            <w:r>
+              <w:rPr>
+                <w:rFonts w:ascii="Arial" w:cs="Arial" w:eastAsia="Arial" w:hAnsi="Arial"/>
+                <w:b w:val="false"/>
+                <w:bCs w:val="false"/>
+                <w:color w:val="000000"/>
+                <w:sz w:val="18"/>
+                <w:szCs w:val="18"/>
+              </w:rPr>
+              <w:t xml:space="preserve">Voz en off. Música: cálida (piano).</w:t>
             </w:r>
           </w:p>
         </w:tc>
@@ -11705,7 +11705,7 @@
         </w:trPr>
         <w:tc>
           <w:tcPr>
-            <w:tcW w:type="dxa" w:w="1250"/>
+            <w:tcW w:type="dxa" w:w="1500"/>
             <w:tcBorders>
               <w:top w:val="single" w:color="8EAADB" w:sz="4"/>
               <w:left w:val="single" w:color="8EAADB" w:sz="4"/>
@@ -11734,143 +11734,143 @@
                 <w:sz w:val="18"/>
                 <w:szCs w:val="18"/>
               </w:rPr>
-              <w:t xml:space="preserve">20. Referencias</w:t>
-            </w:r>
-          </w:p>
-        </w:tc>
-        <w:tc>
-          <w:tcPr>
-            <w:tcW w:type="dxa" w:w="900"/>
-            <w:tcBorders>
-              <w:top w:val="single" w:color="8EAADB" w:sz="4"/>
-              <w:left w:val="single" w:color="8EAADB" w:sz="4"/>
-              <w:bottom w:val="single" w:color="8EAADB" w:sz="4"/>
-              <w:right w:val="single" w:color="8EAADB" w:sz="4"/>
-            </w:tcBorders>
-            <w:tcMar>
-              <w:top w:type="dxa" w:w="35"/>
-              <w:left w:type="dxa" w:w="80"/>
-              <w:bottom w:type="dxa" w:w="35"/>
-              <w:right w:type="dxa" w:w="80"/>
-            </w:tcMar>
-            <w:vAlign w:val="center"/>
-          </w:tcPr>
-          <w:p>
-            <w:pPr>
-              <w:spacing w:after="20"/>
-            </w:pPr>
-            <w:r>
-              <w:rPr>
-                <w:rFonts w:ascii="Arial" w:cs="Arial" w:eastAsia="Arial" w:hAnsi="Arial"/>
-                <w:b w:val="false"/>
-                <w:bCs w:val="false"/>
-                <w:color w:val="000000"/>
-                <w:sz w:val="18"/>
-                <w:szCs w:val="18"/>
-              </w:rPr>
-              <w:t xml:space="preserve">7:05 – 7:15</w:t>
-            </w:r>
-          </w:p>
-        </w:tc>
-        <w:tc>
-          <w:tcPr>
-            <w:tcW w:type="dxa" w:w="2100"/>
-            <w:tcBorders>
-              <w:top w:val="single" w:color="8EAADB" w:sz="4"/>
-              <w:left w:val="single" w:color="8EAADB" w:sz="4"/>
-              <w:bottom w:val="single" w:color="8EAADB" w:sz="4"/>
-              <w:right w:val="single" w:color="8EAADB" w:sz="4"/>
-            </w:tcBorders>
-            <w:tcMar>
-              <w:top w:type="dxa" w:w="35"/>
-              <w:left w:type="dxa" w:w="80"/>
-              <w:bottom w:type="dxa" w:w="35"/>
-              <w:right w:type="dxa" w:w="80"/>
-            </w:tcMar>
-            <w:vAlign w:val="center"/>
-          </w:tcPr>
-          <w:p>
-            <w:pPr>
-              <w:spacing w:after="20"/>
-            </w:pPr>
-            <w:r>
-              <w:rPr>
-                <w:rFonts w:ascii="Arial" w:cs="Arial" w:eastAsia="Arial" w:hAnsi="Arial"/>
-                <w:b w:val="false"/>
-                <w:bCs w:val="false"/>
-                <w:color w:val="000000"/>
-                <w:sz w:val="18"/>
-                <w:szCs w:val="18"/>
-              </w:rPr>
-              <w:t xml:space="preserve">Lista de referencias.</w:t>
-            </w:r>
-          </w:p>
-        </w:tc>
-        <w:tc>
-          <w:tcPr>
-            <w:tcW w:type="dxa" w:w="2100"/>
-            <w:tcBorders>
-              <w:top w:val="single" w:color="8EAADB" w:sz="4"/>
-              <w:left w:val="single" w:color="8EAADB" w:sz="4"/>
-              <w:bottom w:val="single" w:color="8EAADB" w:sz="4"/>
-              <w:right w:val="single" w:color="8EAADB" w:sz="4"/>
-            </w:tcBorders>
-            <w:tcMar>
-              <w:top w:type="dxa" w:w="35"/>
-              <w:left w:type="dxa" w:w="80"/>
-              <w:bottom w:type="dxa" w:w="35"/>
-              <w:right w:type="dxa" w:w="80"/>
-            </w:tcMar>
-            <w:vAlign w:val="center"/>
-          </w:tcPr>
-          <w:p>
-            <w:pPr>
-              <w:spacing w:after="20"/>
-            </w:pPr>
-            <w:r>
-              <w:rPr>
-                <w:rFonts w:ascii="Arial" w:cs="Arial" w:eastAsia="Arial" w:hAnsi="Arial"/>
-                <w:b w:val="false"/>
-                <w:bCs w:val="false"/>
-                <w:color w:val="000000"/>
-                <w:sz w:val="18"/>
-                <w:szCs w:val="18"/>
-              </w:rPr>
-              <w:t xml:space="preserve">Referencias</w:t>
-            </w:r>
-          </w:p>
-        </w:tc>
-        <w:tc>
-          <w:tcPr>
-            <w:tcW w:type="dxa" w:w="1960"/>
-            <w:tcBorders>
-              <w:top w:val="single" w:color="8EAADB" w:sz="4"/>
-              <w:left w:val="single" w:color="8EAADB" w:sz="4"/>
-              <w:bottom w:val="single" w:color="8EAADB" w:sz="4"/>
-              <w:right w:val="single" w:color="8EAADB" w:sz="4"/>
-            </w:tcBorders>
-            <w:tcMar>
-              <w:top w:type="dxa" w:w="35"/>
-              <w:left w:type="dxa" w:w="80"/>
-              <w:bottom w:type="dxa" w:w="35"/>
-              <w:right w:type="dxa" w:w="80"/>
-            </w:tcMar>
-            <w:vAlign w:val="center"/>
-          </w:tcPr>
-          <w:p>
-            <w:pPr>
-              <w:spacing w:after="20"/>
-            </w:pPr>
-            <w:r>
-              <w:rPr>
-                <w:rFonts w:ascii="Arial" w:cs="Arial" w:eastAsia="Arial" w:hAnsi="Arial"/>
-                <w:b w:val="false"/>
-                <w:bCs w:val="false"/>
-                <w:color w:val="000000"/>
-                <w:sz w:val="18"/>
-                <w:szCs w:val="18"/>
-              </w:rPr>
-              <w:t xml:space="preserve">Música suave.</w:t>
+              <w:t xml:space="preserve">20. Beneficios para todos</w:t>
+            </w:r>
+          </w:p>
+        </w:tc>
+        <w:tc>
+          <w:tcPr>
+            <w:tcW w:type="dxa" w:w="850"/>
+            <w:tcBorders>
+              <w:top w:val="single" w:color="8EAADB" w:sz="4"/>
+              <w:left w:val="single" w:color="8EAADB" w:sz="4"/>
+              <w:bottom w:val="single" w:color="8EAADB" w:sz="4"/>
+              <w:right w:val="single" w:color="8EAADB" w:sz="4"/>
+            </w:tcBorders>
+            <w:tcMar>
+              <w:top w:type="dxa" w:w="35"/>
+              <w:left w:type="dxa" w:w="80"/>
+              <w:bottom w:type="dxa" w:w="35"/>
+              <w:right w:type="dxa" w:w="80"/>
+            </w:tcMar>
+            <w:vAlign w:val="center"/>
+          </w:tcPr>
+          <w:p>
+            <w:pPr>
+              <w:spacing w:after="20"/>
+            </w:pPr>
+            <w:r>
+              <w:rPr>
+                <w:rFonts w:ascii="Arial" w:cs="Arial" w:eastAsia="Arial" w:hAnsi="Arial"/>
+                <w:b w:val="false"/>
+                <w:bCs w:val="false"/>
+                <w:color w:val="000000"/>
+                <w:sz w:val="18"/>
+                <w:szCs w:val="18"/>
+              </w:rPr>
+              <w:t xml:space="preserve">6:25 – 6:45</w:t>
+            </w:r>
+          </w:p>
+        </w:tc>
+        <w:tc>
+          <w:tcPr>
+            <w:tcW w:type="dxa" w:w="2000"/>
+            <w:tcBorders>
+              <w:top w:val="single" w:color="8EAADB" w:sz="4"/>
+              <w:left w:val="single" w:color="8EAADB" w:sz="4"/>
+              <w:bottom w:val="single" w:color="8EAADB" w:sz="4"/>
+              <w:right w:val="single" w:color="8EAADB" w:sz="4"/>
+            </w:tcBorders>
+            <w:tcMar>
+              <w:top w:type="dxa" w:w="35"/>
+              <w:left w:type="dxa" w:w="80"/>
+              <w:bottom w:type="dxa" w:w="35"/>
+              <w:right w:type="dxa" w:w="80"/>
+            </w:tcMar>
+            <w:vAlign w:val="center"/>
+          </w:tcPr>
+          <w:p>
+            <w:pPr>
+              <w:spacing w:after="20"/>
+            </w:pPr>
+            <w:r>
+              <w:rPr>
+                <w:rFonts w:ascii="Arial" w:cs="Arial" w:eastAsia="Arial" w:hAnsi="Arial"/>
+                <w:b w:val="false"/>
+                <w:bCs w:val="false"/>
+                <w:color w:val="000000"/>
+                <w:sz w:val="18"/>
+                <w:szCs w:val="18"/>
+              </w:rPr>
+              <w:t xml:space="preserve">Balanza: prevenir frente a tratar tarde.</w:t>
+            </w:r>
+          </w:p>
+        </w:tc>
+        <w:tc>
+          <w:tcPr>
+            <w:tcW w:type="dxa" w:w="2050"/>
+            <w:tcBorders>
+              <w:top w:val="single" w:color="8EAADB" w:sz="4"/>
+              <w:left w:val="single" w:color="8EAADB" w:sz="4"/>
+              <w:bottom w:val="single" w:color="8EAADB" w:sz="4"/>
+              <w:right w:val="single" w:color="8EAADB" w:sz="4"/>
+            </w:tcBorders>
+            <w:tcMar>
+              <w:top w:type="dxa" w:w="35"/>
+              <w:left w:type="dxa" w:w="80"/>
+              <w:bottom w:type="dxa" w:w="35"/>
+              <w:right w:type="dxa" w:w="80"/>
+            </w:tcMar>
+            <w:vAlign w:val="center"/>
+          </w:tcPr>
+          <w:p>
+            <w:pPr>
+              <w:spacing w:after="20"/>
+            </w:pPr>
+            <w:r>
+              <w:rPr>
+                <w:rFonts w:ascii="Arial" w:cs="Arial" w:eastAsia="Arial" w:hAnsi="Arial"/>
+                <w:b w:val="false"/>
+                <w:bCs w:val="false"/>
+                <w:color w:val="000000"/>
+                <w:sz w:val="18"/>
+                <w:szCs w:val="18"/>
+              </w:rPr>
+              <w:t xml:space="preserve">¿Cuáles son los beneficios para todos?</w:t>
+            </w:r>
+          </w:p>
+        </w:tc>
+        <w:tc>
+          <w:tcPr>
+            <w:tcW w:type="dxa" w:w="1910"/>
+            <w:tcBorders>
+              <w:top w:val="single" w:color="8EAADB" w:sz="4"/>
+              <w:left w:val="single" w:color="8EAADB" w:sz="4"/>
+              <w:bottom w:val="single" w:color="8EAADB" w:sz="4"/>
+              <w:right w:val="single" w:color="8EAADB" w:sz="4"/>
+            </w:tcBorders>
+            <w:tcMar>
+              <w:top w:type="dxa" w:w="35"/>
+              <w:left w:type="dxa" w:w="80"/>
+              <w:bottom w:type="dxa" w:w="35"/>
+              <w:right w:type="dxa" w:w="80"/>
+            </w:tcMar>
+            <w:vAlign w:val="center"/>
+          </w:tcPr>
+          <w:p>
+            <w:pPr>
+              <w:spacing w:after="20"/>
+            </w:pPr>
+            <w:r>
+              <w:rPr>
+                <w:rFonts w:ascii="Arial" w:cs="Arial" w:eastAsia="Arial" w:hAnsi="Arial"/>
+                <w:b w:val="false"/>
+                <w:bCs w:val="false"/>
+                <w:color w:val="000000"/>
+                <w:sz w:val="18"/>
+                <w:szCs w:val="18"/>
+              </w:rPr>
+              <w:t xml:space="preserve">Voz en off. Música: suave.</w:t>
             </w:r>
           </w:p>
         </w:tc>
@@ -11904,7 +11904,7 @@
                 <w:sz w:val="18"/>
                 <w:szCs w:val="18"/>
               </w:rPr>
-              <w:t xml:space="preserve">10 s</w:t>
+              <w:t xml:space="preserve">20 s</w:t>
             </w:r>
           </w:p>
         </w:tc>
@@ -11915,7 +11915,7 @@
         </w:trPr>
         <w:tc>
           <w:tcPr>
-            <w:tcW w:type="dxa" w:w="1250"/>
+            <w:tcW w:type="dxa" w:w="1500"/>
             <w:tcBorders>
               <w:top w:val="single" w:color="8EAADB" w:sz="4"/>
               <w:left w:val="single" w:color="8EAADB" w:sz="4"/>
@@ -11944,47 +11944,677 @@
                 <w:sz w:val="18"/>
                 <w:szCs w:val="18"/>
               </w:rPr>
-              <w:t xml:space="preserve">21. Créditos</w:t>
-            </w:r>
-          </w:p>
-        </w:tc>
-        <w:tc>
-          <w:tcPr>
-            <w:tcW w:type="dxa" w:w="900"/>
-            <w:tcBorders>
-              <w:top w:val="single" w:color="8EAADB" w:sz="4"/>
-              <w:left w:val="single" w:color="8EAADB" w:sz="4"/>
-              <w:bottom w:val="single" w:color="8EAADB" w:sz="4"/>
-              <w:right w:val="single" w:color="8EAADB" w:sz="4"/>
-            </w:tcBorders>
-            <w:tcMar>
-              <w:top w:type="dxa" w:w="35"/>
-              <w:left w:type="dxa" w:w="80"/>
-              <w:bottom w:type="dxa" w:w="35"/>
-              <w:right w:type="dxa" w:w="80"/>
-            </w:tcMar>
-            <w:vAlign w:val="center"/>
-          </w:tcPr>
-          <w:p>
-            <w:pPr>
-              <w:spacing w:after="20"/>
-            </w:pPr>
-            <w:r>
-              <w:rPr>
-                <w:rFonts w:ascii="Arial" w:cs="Arial" w:eastAsia="Arial" w:hAnsi="Arial"/>
-                <w:b w:val="false"/>
-                <w:bCs w:val="false"/>
-                <w:color w:val="000000"/>
-                <w:sz w:val="18"/>
-                <w:szCs w:val="18"/>
-              </w:rPr>
-              <w:t xml:space="preserve">7:15 – 7:25</w:t>
-            </w:r>
-          </w:p>
-        </w:tc>
-        <w:tc>
-          <w:tcPr>
-            <w:tcW w:type="dxa" w:w="2100"/>
+              <w:t xml:space="preserve">21. Beneficios del sistema</w:t>
+            </w:r>
+          </w:p>
+        </w:tc>
+        <w:tc>
+          <w:tcPr>
+            <w:tcW w:type="dxa" w:w="850"/>
+            <w:tcBorders>
+              <w:top w:val="single" w:color="8EAADB" w:sz="4"/>
+              <w:left w:val="single" w:color="8EAADB" w:sz="4"/>
+              <w:bottom w:val="single" w:color="8EAADB" w:sz="4"/>
+              <w:right w:val="single" w:color="8EAADB" w:sz="4"/>
+            </w:tcBorders>
+            <w:tcMar>
+              <w:top w:type="dxa" w:w="35"/>
+              <w:left w:type="dxa" w:w="80"/>
+              <w:bottom w:type="dxa" w:w="35"/>
+              <w:right w:type="dxa" w:w="80"/>
+            </w:tcMar>
+            <w:vAlign w:val="center"/>
+          </w:tcPr>
+          <w:p>
+            <w:pPr>
+              <w:spacing w:after="20"/>
+            </w:pPr>
+            <w:r>
+              <w:rPr>
+                <w:rFonts w:ascii="Arial" w:cs="Arial" w:eastAsia="Arial" w:hAnsi="Arial"/>
+                <w:b w:val="false"/>
+                <w:bCs w:val="false"/>
+                <w:color w:val="000000"/>
+                <w:sz w:val="18"/>
+                <w:szCs w:val="18"/>
+              </w:rPr>
+              <w:t xml:space="preserve">6:45 – 7:05</w:t>
+            </w:r>
+          </w:p>
+        </w:tc>
+        <w:tc>
+          <w:tcPr>
+            <w:tcW w:type="dxa" w:w="2000"/>
+            <w:tcBorders>
+              <w:top w:val="single" w:color="8EAADB" w:sz="4"/>
+              <w:left w:val="single" w:color="8EAADB" w:sz="4"/>
+              <w:bottom w:val="single" w:color="8EAADB" w:sz="4"/>
+              <w:right w:val="single" w:color="8EAADB" w:sz="4"/>
+            </w:tcBorders>
+            <w:tcMar>
+              <w:top w:type="dxa" w:w="35"/>
+              <w:left w:type="dxa" w:w="80"/>
+              <w:bottom w:type="dxa" w:w="35"/>
+              <w:right w:type="dxa" w:w="80"/>
+            </w:tcMar>
+            <w:vAlign w:val="center"/>
+          </w:tcPr>
+          <w:p>
+            <w:pPr>
+              <w:spacing w:after="20"/>
+            </w:pPr>
+            <w:r>
+              <w:rPr>
+                <w:rFonts w:ascii="Arial" w:cs="Arial" w:eastAsia="Arial" w:hAnsi="Arial"/>
+                <w:b w:val="false"/>
+                <w:bCs w:val="false"/>
+                <w:color w:val="000000"/>
+                <w:sz w:val="18"/>
+                <w:szCs w:val="18"/>
+              </w:rPr>
+              <w:t xml:space="preserve">Cuatro tarjetas de colores.</w:t>
+            </w:r>
+          </w:p>
+        </w:tc>
+        <w:tc>
+          <w:tcPr>
+            <w:tcW w:type="dxa" w:w="2050"/>
+            <w:tcBorders>
+              <w:top w:val="single" w:color="8EAADB" w:sz="4"/>
+              <w:left w:val="single" w:color="8EAADB" w:sz="4"/>
+              <w:bottom w:val="single" w:color="8EAADB" w:sz="4"/>
+              <w:right w:val="single" w:color="8EAADB" w:sz="4"/>
+            </w:tcBorders>
+            <w:tcMar>
+              <w:top w:type="dxa" w:w="35"/>
+              <w:left w:type="dxa" w:w="80"/>
+              <w:bottom w:type="dxa" w:w="35"/>
+              <w:right w:type="dxa" w:w="80"/>
+            </w:tcMar>
+            <w:vAlign w:val="center"/>
+          </w:tcPr>
+          <w:p>
+            <w:pPr>
+              <w:spacing w:after="20"/>
+            </w:pPr>
+            <w:r>
+              <w:rPr>
+                <w:rFonts w:ascii="Arial" w:cs="Arial" w:eastAsia="Arial" w:hAnsi="Arial"/>
+                <w:b w:val="false"/>
+                <w:bCs w:val="false"/>
+                <w:color w:val="000000"/>
+                <w:sz w:val="18"/>
+                <w:szCs w:val="18"/>
+              </w:rPr>
+              <w:t xml:space="preserve">Lo que el sistema colombiano garantiza</w:t>
+            </w:r>
+          </w:p>
+        </w:tc>
+        <w:tc>
+          <w:tcPr>
+            <w:tcW w:type="dxa" w:w="1910"/>
+            <w:tcBorders>
+              <w:top w:val="single" w:color="8EAADB" w:sz="4"/>
+              <w:left w:val="single" w:color="8EAADB" w:sz="4"/>
+              <w:bottom w:val="single" w:color="8EAADB" w:sz="4"/>
+              <w:right w:val="single" w:color="8EAADB" w:sz="4"/>
+            </w:tcBorders>
+            <w:tcMar>
+              <w:top w:type="dxa" w:w="35"/>
+              <w:left w:type="dxa" w:w="80"/>
+              <w:bottom w:type="dxa" w:w="35"/>
+              <w:right w:type="dxa" w:w="80"/>
+            </w:tcMar>
+            <w:vAlign w:val="center"/>
+          </w:tcPr>
+          <w:p>
+            <w:pPr>
+              <w:spacing w:after="20"/>
+            </w:pPr>
+            <w:r>
+              <w:rPr>
+                <w:rFonts w:ascii="Arial" w:cs="Arial" w:eastAsia="Arial" w:hAnsi="Arial"/>
+                <w:b w:val="false"/>
+                <w:bCs w:val="false"/>
+                <w:color w:val="000000"/>
+                <w:sz w:val="18"/>
+                <w:szCs w:val="18"/>
+              </w:rPr>
+              <w:t xml:space="preserve">Voz en off. Música: suave.</w:t>
+            </w:r>
+          </w:p>
+        </w:tc>
+        <w:tc>
+          <w:tcPr>
+            <w:tcW w:type="dxa" w:w="1050"/>
+            <w:tcBorders>
+              <w:top w:val="single" w:color="8EAADB" w:sz="4"/>
+              <w:left w:val="single" w:color="8EAADB" w:sz="4"/>
+              <w:bottom w:val="single" w:color="8EAADB" w:sz="4"/>
+              <w:right w:val="single" w:color="8EAADB" w:sz="4"/>
+            </w:tcBorders>
+            <w:tcMar>
+              <w:top w:type="dxa" w:w="35"/>
+              <w:left w:type="dxa" w:w="80"/>
+              <w:bottom w:type="dxa" w:w="35"/>
+              <w:right w:type="dxa" w:w="80"/>
+            </w:tcMar>
+            <w:vAlign w:val="center"/>
+          </w:tcPr>
+          <w:p>
+            <w:pPr>
+              <w:spacing w:after="20"/>
+            </w:pPr>
+            <w:r>
+              <w:rPr>
+                <w:rFonts w:ascii="Arial" w:cs="Arial" w:eastAsia="Arial" w:hAnsi="Arial"/>
+                <w:b w:val="false"/>
+                <w:bCs w:val="false"/>
+                <w:color w:val="000000"/>
+                <w:sz w:val="18"/>
+                <w:szCs w:val="18"/>
+              </w:rPr>
+              <w:t xml:space="preserve">20 s</w:t>
+            </w:r>
+          </w:p>
+        </w:tc>
+      </w:tr>
+      <w:tr>
+        <w:trPr>
+          <w:tblHeader w:val="false"/>
+        </w:trPr>
+        <w:tc>
+          <w:tcPr>
+            <w:tcW w:type="dxa" w:w="1500"/>
+            <w:tcBorders>
+              <w:top w:val="single" w:color="8EAADB" w:sz="4"/>
+              <w:left w:val="single" w:color="8EAADB" w:sz="4"/>
+              <w:bottom w:val="single" w:color="8EAADB" w:sz="4"/>
+              <w:right w:val="single" w:color="8EAADB" w:sz="4"/>
+            </w:tcBorders>
+            <w:shd w:fill="DEEAF6" w:color="auto" w:val="clear"/>
+            <w:tcMar>
+              <w:top w:type="dxa" w:w="35"/>
+              <w:left w:type="dxa" w:w="80"/>
+              <w:bottom w:type="dxa" w:w="35"/>
+              <w:right w:type="dxa" w:w="80"/>
+            </w:tcMar>
+            <w:vAlign w:val="center"/>
+          </w:tcPr>
+          <w:p>
+            <w:pPr>
+              <w:spacing w:after="20"/>
+            </w:pPr>
+            <w:r>
+              <w:rPr>
+                <w:rFonts w:ascii="Arial" w:cs="Arial" w:eastAsia="Arial" w:hAnsi="Arial"/>
+                <w:b/>
+                <w:bCs/>
+                <w:color w:val="000000"/>
+                <w:sz w:val="18"/>
+                <w:szCs w:val="18"/>
+              </w:rPr>
+              <w:t xml:space="preserve">22. Cierre</w:t>
+            </w:r>
+          </w:p>
+        </w:tc>
+        <w:tc>
+          <w:tcPr>
+            <w:tcW w:type="dxa" w:w="850"/>
+            <w:tcBorders>
+              <w:top w:val="single" w:color="8EAADB" w:sz="4"/>
+              <w:left w:val="single" w:color="8EAADB" w:sz="4"/>
+              <w:bottom w:val="single" w:color="8EAADB" w:sz="4"/>
+              <w:right w:val="single" w:color="8EAADB" w:sz="4"/>
+            </w:tcBorders>
+            <w:tcMar>
+              <w:top w:type="dxa" w:w="35"/>
+              <w:left w:type="dxa" w:w="80"/>
+              <w:bottom w:type="dxa" w:w="35"/>
+              <w:right w:type="dxa" w:w="80"/>
+            </w:tcMar>
+            <w:vAlign w:val="center"/>
+          </w:tcPr>
+          <w:p>
+            <w:pPr>
+              <w:spacing w:after="20"/>
+            </w:pPr>
+            <w:r>
+              <w:rPr>
+                <w:rFonts w:ascii="Arial" w:cs="Arial" w:eastAsia="Arial" w:hAnsi="Arial"/>
+                <w:b w:val="false"/>
+                <w:bCs w:val="false"/>
+                <w:color w:val="000000"/>
+                <w:sz w:val="18"/>
+                <w:szCs w:val="18"/>
+              </w:rPr>
+              <w:t xml:space="preserve">7:05 – 7:25</w:t>
+            </w:r>
+          </w:p>
+        </w:tc>
+        <w:tc>
+          <w:tcPr>
+            <w:tcW w:type="dxa" w:w="2000"/>
+            <w:tcBorders>
+              <w:top w:val="single" w:color="8EAADB" w:sz="4"/>
+              <w:left w:val="single" w:color="8EAADB" w:sz="4"/>
+              <w:bottom w:val="single" w:color="8EAADB" w:sz="4"/>
+              <w:right w:val="single" w:color="8EAADB" w:sz="4"/>
+            </w:tcBorders>
+            <w:tcMar>
+              <w:top w:type="dxa" w:w="35"/>
+              <w:left w:type="dxa" w:w="80"/>
+              <w:bottom w:type="dxa" w:w="35"/>
+              <w:right w:type="dxa" w:w="80"/>
+            </w:tcMar>
+            <w:vAlign w:val="center"/>
+          </w:tcPr>
+          <w:p>
+            <w:pPr>
+              <w:spacing w:after="20"/>
+            </w:pPr>
+            <w:r>
+              <w:rPr>
+                <w:rFonts w:ascii="Arial" w:cs="Arial" w:eastAsia="Arial" w:hAnsi="Arial"/>
+                <w:b w:val="false"/>
+                <w:bCs w:val="false"/>
+                <w:color w:val="000000"/>
+                <w:sz w:val="18"/>
+                <w:szCs w:val="18"/>
+              </w:rPr>
+              <w:t xml:space="preserve">Manos unidas o comunidad reunida.</w:t>
+            </w:r>
+          </w:p>
+        </w:tc>
+        <w:tc>
+          <w:tcPr>
+            <w:tcW w:type="dxa" w:w="2050"/>
+            <w:tcBorders>
+              <w:top w:val="single" w:color="8EAADB" w:sz="4"/>
+              <w:left w:val="single" w:color="8EAADB" w:sz="4"/>
+              <w:bottom w:val="single" w:color="8EAADB" w:sz="4"/>
+              <w:right w:val="single" w:color="8EAADB" w:sz="4"/>
+            </w:tcBorders>
+            <w:tcMar>
+              <w:top w:type="dxa" w:w="35"/>
+              <w:left w:type="dxa" w:w="80"/>
+              <w:bottom w:type="dxa" w:w="35"/>
+              <w:right w:type="dxa" w:w="80"/>
+            </w:tcMar>
+            <w:vAlign w:val="center"/>
+          </w:tcPr>
+          <w:p>
+            <w:pPr>
+              <w:spacing w:after="20"/>
+            </w:pPr>
+            <w:r>
+              <w:rPr>
+                <w:rFonts w:ascii="Arial" w:cs="Arial" w:eastAsia="Arial" w:hAnsi="Arial"/>
+                <w:b w:val="false"/>
+                <w:bCs w:val="false"/>
+                <w:color w:val="000000"/>
+                <w:sz w:val="18"/>
+                <w:szCs w:val="18"/>
+              </w:rPr>
+              <w:t xml:space="preserve">Prevenir es cuidar, y cuidar es tarea de todos</w:t>
+            </w:r>
+          </w:p>
+        </w:tc>
+        <w:tc>
+          <w:tcPr>
+            <w:tcW w:type="dxa" w:w="1910"/>
+            <w:tcBorders>
+              <w:top w:val="single" w:color="8EAADB" w:sz="4"/>
+              <w:left w:val="single" w:color="8EAADB" w:sz="4"/>
+              <w:bottom w:val="single" w:color="8EAADB" w:sz="4"/>
+              <w:right w:val="single" w:color="8EAADB" w:sz="4"/>
+            </w:tcBorders>
+            <w:tcMar>
+              <w:top w:type="dxa" w:w="35"/>
+              <w:left w:type="dxa" w:w="80"/>
+              <w:bottom w:type="dxa" w:w="35"/>
+              <w:right w:type="dxa" w:w="80"/>
+            </w:tcMar>
+            <w:vAlign w:val="center"/>
+          </w:tcPr>
+          <w:p>
+            <w:pPr>
+              <w:spacing w:after="20"/>
+            </w:pPr>
+            <w:r>
+              <w:rPr>
+                <w:rFonts w:ascii="Arial" w:cs="Arial" w:eastAsia="Arial" w:hAnsi="Arial"/>
+                <w:b w:val="false"/>
+                <w:bCs w:val="false"/>
+                <w:color w:val="000000"/>
+                <w:sz w:val="18"/>
+                <w:szCs w:val="18"/>
+              </w:rPr>
+              <w:t xml:space="preserve">Voz en off. Música: cálida, en crescendo.</w:t>
+            </w:r>
+          </w:p>
+        </w:tc>
+        <w:tc>
+          <w:tcPr>
+            <w:tcW w:type="dxa" w:w="1050"/>
+            <w:tcBorders>
+              <w:top w:val="single" w:color="8EAADB" w:sz="4"/>
+              <w:left w:val="single" w:color="8EAADB" w:sz="4"/>
+              <w:bottom w:val="single" w:color="8EAADB" w:sz="4"/>
+              <w:right w:val="single" w:color="8EAADB" w:sz="4"/>
+            </w:tcBorders>
+            <w:tcMar>
+              <w:top w:type="dxa" w:w="35"/>
+              <w:left w:type="dxa" w:w="80"/>
+              <w:bottom w:type="dxa" w:w="35"/>
+              <w:right w:type="dxa" w:w="80"/>
+            </w:tcMar>
+            <w:vAlign w:val="center"/>
+          </w:tcPr>
+          <w:p>
+            <w:pPr>
+              <w:spacing w:after="20"/>
+            </w:pPr>
+            <w:r>
+              <w:rPr>
+                <w:rFonts w:ascii="Arial" w:cs="Arial" w:eastAsia="Arial" w:hAnsi="Arial"/>
+                <w:b w:val="false"/>
+                <w:bCs w:val="false"/>
+                <w:color w:val="000000"/>
+                <w:sz w:val="18"/>
+                <w:szCs w:val="18"/>
+              </w:rPr>
+              <w:t xml:space="preserve">20 s</w:t>
+            </w:r>
+          </w:p>
+        </w:tc>
+      </w:tr>
+      <w:tr>
+        <w:trPr>
+          <w:tblHeader w:val="false"/>
+        </w:trPr>
+        <w:tc>
+          <w:tcPr>
+            <w:tcW w:type="dxa" w:w="1500"/>
+            <w:tcBorders>
+              <w:top w:val="single" w:color="8EAADB" w:sz="4"/>
+              <w:left w:val="single" w:color="8EAADB" w:sz="4"/>
+              <w:bottom w:val="single" w:color="8EAADB" w:sz="4"/>
+              <w:right w:val="single" w:color="8EAADB" w:sz="4"/>
+            </w:tcBorders>
+            <w:shd w:fill="DEEAF6" w:color="auto" w:val="clear"/>
+            <w:tcMar>
+              <w:top w:type="dxa" w:w="35"/>
+              <w:left w:type="dxa" w:w="80"/>
+              <w:bottom w:type="dxa" w:w="35"/>
+              <w:right w:type="dxa" w:w="80"/>
+            </w:tcMar>
+            <w:vAlign w:val="center"/>
+          </w:tcPr>
+          <w:p>
+            <w:pPr>
+              <w:spacing w:after="20"/>
+            </w:pPr>
+            <w:r>
+              <w:rPr>
+                <w:rFonts w:ascii="Arial" w:cs="Arial" w:eastAsia="Arial" w:hAnsi="Arial"/>
+                <w:b/>
+                <w:bCs/>
+                <w:color w:val="000000"/>
+                <w:sz w:val="18"/>
+                <w:szCs w:val="18"/>
+              </w:rPr>
+              <w:t xml:space="preserve">23. Referencias</w:t>
+            </w:r>
+          </w:p>
+        </w:tc>
+        <w:tc>
+          <w:tcPr>
+            <w:tcW w:type="dxa" w:w="850"/>
+            <w:tcBorders>
+              <w:top w:val="single" w:color="8EAADB" w:sz="4"/>
+              <w:left w:val="single" w:color="8EAADB" w:sz="4"/>
+              <w:bottom w:val="single" w:color="8EAADB" w:sz="4"/>
+              <w:right w:val="single" w:color="8EAADB" w:sz="4"/>
+            </w:tcBorders>
+            <w:tcMar>
+              <w:top w:type="dxa" w:w="35"/>
+              <w:left w:type="dxa" w:w="80"/>
+              <w:bottom w:type="dxa" w:w="35"/>
+              <w:right w:type="dxa" w:w="80"/>
+            </w:tcMar>
+            <w:vAlign w:val="center"/>
+          </w:tcPr>
+          <w:p>
+            <w:pPr>
+              <w:spacing w:after="20"/>
+            </w:pPr>
+            <w:r>
+              <w:rPr>
+                <w:rFonts w:ascii="Arial" w:cs="Arial" w:eastAsia="Arial" w:hAnsi="Arial"/>
+                <w:b w:val="false"/>
+                <w:bCs w:val="false"/>
+                <w:color w:val="000000"/>
+                <w:sz w:val="18"/>
+                <w:szCs w:val="18"/>
+              </w:rPr>
+              <w:t xml:space="preserve">7:25 – 7:35</w:t>
+            </w:r>
+          </w:p>
+        </w:tc>
+        <w:tc>
+          <w:tcPr>
+            <w:tcW w:type="dxa" w:w="2000"/>
+            <w:tcBorders>
+              <w:top w:val="single" w:color="8EAADB" w:sz="4"/>
+              <w:left w:val="single" w:color="8EAADB" w:sz="4"/>
+              <w:bottom w:val="single" w:color="8EAADB" w:sz="4"/>
+              <w:right w:val="single" w:color="8EAADB" w:sz="4"/>
+            </w:tcBorders>
+            <w:tcMar>
+              <w:top w:type="dxa" w:w="35"/>
+              <w:left w:type="dxa" w:w="80"/>
+              <w:bottom w:type="dxa" w:w="35"/>
+              <w:right w:type="dxa" w:w="80"/>
+            </w:tcMar>
+            <w:vAlign w:val="center"/>
+          </w:tcPr>
+          <w:p>
+            <w:pPr>
+              <w:spacing w:after="20"/>
+            </w:pPr>
+            <w:r>
+              <w:rPr>
+                <w:rFonts w:ascii="Arial" w:cs="Arial" w:eastAsia="Arial" w:hAnsi="Arial"/>
+                <w:b w:val="false"/>
+                <w:bCs w:val="false"/>
+                <w:color w:val="000000"/>
+                <w:sz w:val="18"/>
+                <w:szCs w:val="18"/>
+              </w:rPr>
+              <w:t xml:space="preserve">Lista de referencias.</w:t>
+            </w:r>
+          </w:p>
+        </w:tc>
+        <w:tc>
+          <w:tcPr>
+            <w:tcW w:type="dxa" w:w="2050"/>
+            <w:tcBorders>
+              <w:top w:val="single" w:color="8EAADB" w:sz="4"/>
+              <w:left w:val="single" w:color="8EAADB" w:sz="4"/>
+              <w:bottom w:val="single" w:color="8EAADB" w:sz="4"/>
+              <w:right w:val="single" w:color="8EAADB" w:sz="4"/>
+            </w:tcBorders>
+            <w:tcMar>
+              <w:top w:type="dxa" w:w="35"/>
+              <w:left w:type="dxa" w:w="80"/>
+              <w:bottom w:type="dxa" w:w="35"/>
+              <w:right w:type="dxa" w:w="80"/>
+            </w:tcMar>
+            <w:vAlign w:val="center"/>
+          </w:tcPr>
+          <w:p>
+            <w:pPr>
+              <w:spacing w:after="20"/>
+            </w:pPr>
+            <w:r>
+              <w:rPr>
+                <w:rFonts w:ascii="Arial" w:cs="Arial" w:eastAsia="Arial" w:hAnsi="Arial"/>
+                <w:b w:val="false"/>
+                <w:bCs w:val="false"/>
+                <w:color w:val="000000"/>
+                <w:sz w:val="18"/>
+                <w:szCs w:val="18"/>
+              </w:rPr>
+              <w:t xml:space="preserve">Referencias</w:t>
+            </w:r>
+          </w:p>
+        </w:tc>
+        <w:tc>
+          <w:tcPr>
+            <w:tcW w:type="dxa" w:w="1910"/>
+            <w:tcBorders>
+              <w:top w:val="single" w:color="8EAADB" w:sz="4"/>
+              <w:left w:val="single" w:color="8EAADB" w:sz="4"/>
+              <w:bottom w:val="single" w:color="8EAADB" w:sz="4"/>
+              <w:right w:val="single" w:color="8EAADB" w:sz="4"/>
+            </w:tcBorders>
+            <w:tcMar>
+              <w:top w:type="dxa" w:w="35"/>
+              <w:left w:type="dxa" w:w="80"/>
+              <w:bottom w:type="dxa" w:w="35"/>
+              <w:right w:type="dxa" w:w="80"/>
+            </w:tcMar>
+            <w:vAlign w:val="center"/>
+          </w:tcPr>
+          <w:p>
+            <w:pPr>
+              <w:spacing w:after="20"/>
+            </w:pPr>
+            <w:r>
+              <w:rPr>
+                <w:rFonts w:ascii="Arial" w:cs="Arial" w:eastAsia="Arial" w:hAnsi="Arial"/>
+                <w:b w:val="false"/>
+                <w:bCs w:val="false"/>
+                <w:color w:val="000000"/>
+                <w:sz w:val="18"/>
+                <w:szCs w:val="18"/>
+              </w:rPr>
+              <w:t xml:space="preserve">Sin voz. Música: suave.</w:t>
+            </w:r>
+          </w:p>
+        </w:tc>
+        <w:tc>
+          <w:tcPr>
+            <w:tcW w:type="dxa" w:w="1050"/>
+            <w:tcBorders>
+              <w:top w:val="single" w:color="8EAADB" w:sz="4"/>
+              <w:left w:val="single" w:color="8EAADB" w:sz="4"/>
+              <w:bottom w:val="single" w:color="8EAADB" w:sz="4"/>
+              <w:right w:val="single" w:color="8EAADB" w:sz="4"/>
+            </w:tcBorders>
+            <w:tcMar>
+              <w:top w:type="dxa" w:w="35"/>
+              <w:left w:type="dxa" w:w="80"/>
+              <w:bottom w:type="dxa" w:w="35"/>
+              <w:right w:type="dxa" w:w="80"/>
+            </w:tcMar>
+            <w:vAlign w:val="center"/>
+          </w:tcPr>
+          <w:p>
+            <w:pPr>
+              <w:spacing w:after="20"/>
+            </w:pPr>
+            <w:r>
+              <w:rPr>
+                <w:rFonts w:ascii="Arial" w:cs="Arial" w:eastAsia="Arial" w:hAnsi="Arial"/>
+                <w:b w:val="false"/>
+                <w:bCs w:val="false"/>
+                <w:color w:val="000000"/>
+                <w:sz w:val="18"/>
+                <w:szCs w:val="18"/>
+              </w:rPr>
+              <w:t xml:space="preserve">10 s</w:t>
+            </w:r>
+          </w:p>
+        </w:tc>
+      </w:tr>
+      <w:tr>
+        <w:trPr>
+          <w:tblHeader w:val="false"/>
+        </w:trPr>
+        <w:tc>
+          <w:tcPr>
+            <w:tcW w:type="dxa" w:w="1500"/>
+            <w:tcBorders>
+              <w:top w:val="single" w:color="8EAADB" w:sz="4"/>
+              <w:left w:val="single" w:color="8EAADB" w:sz="4"/>
+              <w:bottom w:val="single" w:color="8EAADB" w:sz="4"/>
+              <w:right w:val="single" w:color="8EAADB" w:sz="4"/>
+            </w:tcBorders>
+            <w:shd w:fill="DEEAF6" w:color="auto" w:val="clear"/>
+            <w:tcMar>
+              <w:top w:type="dxa" w:w="35"/>
+              <w:left w:type="dxa" w:w="80"/>
+              <w:bottom w:type="dxa" w:w="35"/>
+              <w:right w:type="dxa" w:w="80"/>
+            </w:tcMar>
+            <w:vAlign w:val="center"/>
+          </w:tcPr>
+          <w:p>
+            <w:pPr>
+              <w:spacing w:after="20"/>
+            </w:pPr>
+            <w:r>
+              <w:rPr>
+                <w:rFonts w:ascii="Arial" w:cs="Arial" w:eastAsia="Arial" w:hAnsi="Arial"/>
+                <w:b/>
+                <w:bCs/>
+                <w:color w:val="000000"/>
+                <w:sz w:val="18"/>
+                <w:szCs w:val="18"/>
+              </w:rPr>
+              <w:t xml:space="preserve">24. Créditos</w:t>
+            </w:r>
+          </w:p>
+        </w:tc>
+        <w:tc>
+          <w:tcPr>
+            <w:tcW w:type="dxa" w:w="850"/>
+            <w:tcBorders>
+              <w:top w:val="single" w:color="8EAADB" w:sz="4"/>
+              <w:left w:val="single" w:color="8EAADB" w:sz="4"/>
+              <w:bottom w:val="single" w:color="8EAADB" w:sz="4"/>
+              <w:right w:val="single" w:color="8EAADB" w:sz="4"/>
+            </w:tcBorders>
+            <w:tcMar>
+              <w:top w:type="dxa" w:w="35"/>
+              <w:left w:type="dxa" w:w="80"/>
+              <w:bottom w:type="dxa" w:w="35"/>
+              <w:right w:type="dxa" w:w="80"/>
+            </w:tcMar>
+            <w:vAlign w:val="center"/>
+          </w:tcPr>
+          <w:p>
+            <w:pPr>
+              <w:spacing w:after="20"/>
+            </w:pPr>
+            <w:r>
+              <w:rPr>
+                <w:rFonts w:ascii="Arial" w:cs="Arial" w:eastAsia="Arial" w:hAnsi="Arial"/>
+                <w:b w:val="false"/>
+                <w:bCs w:val="false"/>
+                <w:color w:val="000000"/>
+                <w:sz w:val="18"/>
+                <w:szCs w:val="18"/>
+              </w:rPr>
+              <w:t xml:space="preserve">7:35 – 7:45</w:t>
+            </w:r>
+          </w:p>
+        </w:tc>
+        <w:tc>
+          <w:tcPr>
+            <w:tcW w:type="dxa" w:w="2000"/>
             <w:tcBorders>
               <w:top w:val="single" w:color="8EAADB" w:sz="4"/>
               <w:left w:val="single" w:color="8EAADB" w:sz="4"/>
@@ -12018,69 +12648,69 @@
         </w:tc>
         <w:tc>
           <w:tcPr>
-            <w:tcW w:type="dxa" w:w="2100"/>
-            <w:tcBorders>
-              <w:top w:val="single" w:color="8EAADB" w:sz="4"/>
-              <w:left w:val="single" w:color="8EAADB" w:sz="4"/>
-              <w:bottom w:val="single" w:color="8EAADB" w:sz="4"/>
-              <w:right w:val="single" w:color="8EAADB" w:sz="4"/>
-            </w:tcBorders>
-            <w:tcMar>
-              <w:top w:type="dxa" w:w="35"/>
-              <w:left w:type="dxa" w:w="80"/>
-              <w:bottom w:type="dxa" w:w="35"/>
-              <w:right w:type="dxa" w:w="80"/>
-            </w:tcMar>
-            <w:vAlign w:val="center"/>
-          </w:tcPr>
-          <w:p>
-            <w:pPr>
-              <w:spacing w:after="20"/>
-            </w:pPr>
-            <w:r>
-              <w:rPr>
-                <w:rFonts w:ascii="Arial" w:cs="Arial" w:eastAsia="Arial" w:hAnsi="Arial"/>
-                <w:b w:val="false"/>
-                <w:bCs w:val="false"/>
-                <w:color w:val="000000"/>
-                <w:sz w:val="18"/>
-                <w:szCs w:val="18"/>
-              </w:rPr>
-              <w:t xml:space="preserve">Autora, imágenes, música, curso y docente</w:t>
-            </w:r>
-          </w:p>
-        </w:tc>
-        <w:tc>
-          <w:tcPr>
-            <w:tcW w:type="dxa" w:w="1960"/>
-            <w:tcBorders>
-              <w:top w:val="single" w:color="8EAADB" w:sz="4"/>
-              <w:left w:val="single" w:color="8EAADB" w:sz="4"/>
-              <w:bottom w:val="single" w:color="8EAADB" w:sz="4"/>
-              <w:right w:val="single" w:color="8EAADB" w:sz="4"/>
-            </w:tcBorders>
-            <w:tcMar>
-              <w:top w:type="dxa" w:w="35"/>
-              <w:left w:type="dxa" w:w="80"/>
-              <w:bottom w:type="dxa" w:w="35"/>
-              <w:right w:type="dxa" w:w="80"/>
-            </w:tcMar>
-            <w:vAlign w:val="center"/>
-          </w:tcPr>
-          <w:p>
-            <w:pPr>
-              <w:spacing w:after="20"/>
-            </w:pPr>
-            <w:r>
-              <w:rPr>
-                <w:rFonts w:ascii="Arial" w:cs="Arial" w:eastAsia="Arial" w:hAnsi="Arial"/>
-                <w:b w:val="false"/>
-                <w:bCs w:val="false"/>
-                <w:color w:val="000000"/>
-                <w:sz w:val="18"/>
-                <w:szCs w:val="18"/>
-              </w:rPr>
-              <w:t xml:space="preserve">La música se desvanece.</w:t>
+            <w:tcW w:type="dxa" w:w="2050"/>
+            <w:tcBorders>
+              <w:top w:val="single" w:color="8EAADB" w:sz="4"/>
+              <w:left w:val="single" w:color="8EAADB" w:sz="4"/>
+              <w:bottom w:val="single" w:color="8EAADB" w:sz="4"/>
+              <w:right w:val="single" w:color="8EAADB" w:sz="4"/>
+            </w:tcBorders>
+            <w:tcMar>
+              <w:top w:type="dxa" w:w="35"/>
+              <w:left w:type="dxa" w:w="80"/>
+              <w:bottom w:type="dxa" w:w="35"/>
+              <w:right w:type="dxa" w:w="80"/>
+            </w:tcMar>
+            <w:vAlign w:val="center"/>
+          </w:tcPr>
+          <w:p>
+            <w:pPr>
+              <w:spacing w:after="20"/>
+            </w:pPr>
+            <w:r>
+              <w:rPr>
+                <w:rFonts w:ascii="Arial" w:cs="Arial" w:eastAsia="Arial" w:hAnsi="Arial"/>
+                <w:b w:val="false"/>
+                <w:bCs w:val="false"/>
+                <w:color w:val="000000"/>
+                <w:sz w:val="18"/>
+                <w:szCs w:val="18"/>
+              </w:rPr>
+              <w:t xml:space="preserve">Autora, curso, imágenes y música</w:t>
+            </w:r>
+          </w:p>
+        </w:tc>
+        <w:tc>
+          <w:tcPr>
+            <w:tcW w:type="dxa" w:w="1910"/>
+            <w:tcBorders>
+              <w:top w:val="single" w:color="8EAADB" w:sz="4"/>
+              <w:left w:val="single" w:color="8EAADB" w:sz="4"/>
+              <w:bottom w:val="single" w:color="8EAADB" w:sz="4"/>
+              <w:right w:val="single" w:color="8EAADB" w:sz="4"/>
+            </w:tcBorders>
+            <w:tcMar>
+              <w:top w:type="dxa" w:w="35"/>
+              <w:left w:type="dxa" w:w="80"/>
+              <w:bottom w:type="dxa" w:w="35"/>
+              <w:right w:type="dxa" w:w="80"/>
+            </w:tcMar>
+            <w:vAlign w:val="center"/>
+          </w:tcPr>
+          <w:p>
+            <w:pPr>
+              <w:spacing w:after="20"/>
+            </w:pPr>
+            <w:r>
+              <w:rPr>
+                <w:rFonts w:ascii="Arial" w:cs="Arial" w:eastAsia="Arial" w:hAnsi="Arial"/>
+                <w:b w:val="false"/>
+                <w:bCs w:val="false"/>
+                <w:color w:val="000000"/>
+                <w:sz w:val="18"/>
+                <w:szCs w:val="18"/>
+              </w:rPr>
+              <w:t xml:space="preserve">Sin voz. Música: se desvanece.</w:t>
             </w:r>
           </w:p>
         </w:tc>

--- a/Actividades/Semana8_Video_Prevencion_Individuos_Poblaciones.docx
+++ b/Actividades/Semana8_Video_Prevencion_Individuos_Poblaciones.docx
@@ -7403,7 +7403,7 @@
           <w:sz w:val="22"/>
           <w:szCs w:val="22"/>
         </w:rPr>
-        <w:t xml:space="preserve">7 minutos y 45 segundos (24 escenas). </w:t>
+        <w:t xml:space="preserve">7 minutos y 50 segundos (24 escenas). </w:t>
       </w:r>
       <w:r>
         <w:rPr>
@@ -7988,7 +7988,7 @@
                 <w:sz w:val="18"/>
                 <w:szCs w:val="18"/>
               </w:rPr>
-              <w:t xml:space="preserve">0:10 – 0:30</w:t>
+              <w:t xml:space="preserve">0:10 – 0:35</w:t>
             </w:r>
           </w:p>
         </w:tc>
@@ -8056,7 +8056,7 @@
                 <w:sz w:val="18"/>
                 <w:szCs w:val="18"/>
               </w:rPr>
-              <w:t xml:space="preserve">Tres contextos, tres propuestas</w:t>
+              <w:t xml:space="preserve">Tres contextos, tres propuestas · dirigido a la comunidad y a los equipos de salud</w:t>
             </w:r>
           </w:p>
         </w:tc>
@@ -8124,7 +8124,7 @@
                 <w:sz w:val="18"/>
                 <w:szCs w:val="18"/>
               </w:rPr>
-              <w:t xml:space="preserve">20 s</w:t>
+              <w:t xml:space="preserve">25 s</w:t>
             </w:r>
           </w:p>
         </w:tc>
@@ -8198,7 +8198,7 @@
                 <w:sz w:val="18"/>
                 <w:szCs w:val="18"/>
               </w:rPr>
-              <w:t xml:space="preserve">0:30 – 0:50</w:t>
+              <w:t xml:space="preserve">0:35 – 0:55</w:t>
             </w:r>
           </w:p>
         </w:tc>
@@ -8408,7 +8408,7 @@
                 <w:sz w:val="18"/>
                 <w:szCs w:val="18"/>
               </w:rPr>
-              <w:t xml:space="preserve">0:50 – 1:10</w:t>
+              <w:t xml:space="preserve">0:55 – 1:15</w:t>
             </w:r>
           </w:p>
         </w:tc>
@@ -8618,7 +8618,7 @@
                 <w:sz w:val="18"/>
                 <w:szCs w:val="18"/>
               </w:rPr>
-              <w:t xml:space="preserve">1:10 – 1:35</w:t>
+              <w:t xml:space="preserve">1:15 – 1:40</w:t>
             </w:r>
           </w:p>
         </w:tc>
@@ -8828,7 +8828,7 @@
                 <w:sz w:val="18"/>
                 <w:szCs w:val="18"/>
               </w:rPr>
-              <w:t xml:space="preserve">1:35 – 1:55</w:t>
+              <w:t xml:space="preserve">1:40 – 2:00</w:t>
             </w:r>
           </w:p>
         </w:tc>
@@ -9038,7 +9038,7 @@
                 <w:sz w:val="18"/>
                 <w:szCs w:val="18"/>
               </w:rPr>
-              <w:t xml:space="preserve">1:55 – 2:15</w:t>
+              <w:t xml:space="preserve">2:00 – 2:20</w:t>
             </w:r>
           </w:p>
         </w:tc>
@@ -9248,7 +9248,7 @@
                 <w:sz w:val="18"/>
                 <w:szCs w:val="18"/>
               </w:rPr>
-              <w:t xml:space="preserve">2:15 – 2:35</w:t>
+              <w:t xml:space="preserve">2:20 – 2:40</w:t>
             </w:r>
           </w:p>
         </w:tc>
@@ -9458,7 +9458,7 @@
                 <w:sz w:val="18"/>
                 <w:szCs w:val="18"/>
               </w:rPr>
-              <w:t xml:space="preserve">2:35 – 2:55</w:t>
+              <w:t xml:space="preserve">2:40 – 3:00</w:t>
             </w:r>
           </w:p>
         </w:tc>
@@ -9668,7 +9668,7 @@
                 <w:sz w:val="18"/>
                 <w:szCs w:val="18"/>
               </w:rPr>
-              <w:t xml:space="preserve">2:55 – 3:20</w:t>
+              <w:t xml:space="preserve">3:00 – 3:25</w:t>
             </w:r>
           </w:p>
         </w:tc>
@@ -9878,7 +9878,7 @@
                 <w:sz w:val="18"/>
                 <w:szCs w:val="18"/>
               </w:rPr>
-              <w:t xml:space="preserve">3:20 – 3:40</w:t>
+              <w:t xml:space="preserve">3:25 – 3:45</w:t>
             </w:r>
           </w:p>
         </w:tc>
@@ -10088,7 +10088,7 @@
                 <w:sz w:val="18"/>
                 <w:szCs w:val="18"/>
               </w:rPr>
-              <w:t xml:space="preserve">3:40 – 4:00</w:t>
+              <w:t xml:space="preserve">3:45 – 4:05</w:t>
             </w:r>
           </w:p>
         </w:tc>
@@ -10298,7 +10298,7 @@
                 <w:sz w:val="18"/>
                 <w:szCs w:val="18"/>
               </w:rPr>
-              <w:t xml:space="preserve">4:00 – 4:20</w:t>
+              <w:t xml:space="preserve">4:05 – 4:25</w:t>
             </w:r>
           </w:p>
         </w:tc>
@@ -10508,7 +10508,7 @@
                 <w:sz w:val="18"/>
                 <w:szCs w:val="18"/>
               </w:rPr>
-              <w:t xml:space="preserve">4:20 – 4:40</w:t>
+              <w:t xml:space="preserve">4:25 – 4:45</w:t>
             </w:r>
           </w:p>
         </w:tc>
@@ -10718,7 +10718,7 @@
                 <w:sz w:val="18"/>
                 <w:szCs w:val="18"/>
               </w:rPr>
-              <w:t xml:space="preserve">4:40 – 5:05</w:t>
+              <w:t xml:space="preserve">4:45 – 5:10</w:t>
             </w:r>
           </w:p>
         </w:tc>
@@ -10928,7 +10928,7 @@
                 <w:sz w:val="18"/>
                 <w:szCs w:val="18"/>
               </w:rPr>
-              <w:t xml:space="preserve">5:05 – 5:25</w:t>
+              <w:t xml:space="preserve">5:10 – 5:30</w:t>
             </w:r>
           </w:p>
         </w:tc>
@@ -11138,7 +11138,7 @@
                 <w:sz w:val="18"/>
                 <w:szCs w:val="18"/>
               </w:rPr>
-              <w:t xml:space="preserve">5:25 – 5:45</w:t>
+              <w:t xml:space="preserve">5:30 – 5:50</w:t>
             </w:r>
           </w:p>
         </w:tc>
@@ -11348,7 +11348,7 @@
                 <w:sz w:val="18"/>
                 <w:szCs w:val="18"/>
               </w:rPr>
-              <w:t xml:space="preserve">5:45 – 6:05</w:t>
+              <w:t xml:space="preserve">5:50 – 6:10</w:t>
             </w:r>
           </w:p>
         </w:tc>
@@ -11558,7 +11558,7 @@
                 <w:sz w:val="18"/>
                 <w:szCs w:val="18"/>
               </w:rPr>
-              <w:t xml:space="preserve">6:05 – 6:25</w:t>
+              <w:t xml:space="preserve">6:10 – 6:30</w:t>
             </w:r>
           </w:p>
         </w:tc>
@@ -11768,7 +11768,7 @@
                 <w:sz w:val="18"/>
                 <w:szCs w:val="18"/>
               </w:rPr>
-              <w:t xml:space="preserve">6:25 – 6:45</w:t>
+              <w:t xml:space="preserve">6:30 – 6:50</w:t>
             </w:r>
           </w:p>
         </w:tc>
@@ -11978,7 +11978,7 @@
                 <w:sz w:val="18"/>
                 <w:szCs w:val="18"/>
               </w:rPr>
-              <w:t xml:space="preserve">6:45 – 7:05</w:t>
+              <w:t xml:space="preserve">6:50 – 7:10</w:t>
             </w:r>
           </w:p>
         </w:tc>
@@ -12188,7 +12188,7 @@
                 <w:sz w:val="18"/>
                 <w:szCs w:val="18"/>
               </w:rPr>
-              <w:t xml:space="preserve">7:05 – 7:25</w:t>
+              <w:t xml:space="preserve">7:10 – 7:30</w:t>
             </w:r>
           </w:p>
         </w:tc>
@@ -12256,7 +12256,7 @@
                 <w:sz w:val="18"/>
                 <w:szCs w:val="18"/>
               </w:rPr>
-              <w:t xml:space="preserve">Prevenir es cuidar, y cuidar es tarea de todos</w:t>
+              <w:t xml:space="preserve">Adelantarse a la enfermedad también es cuidar</w:t>
             </w:r>
           </w:p>
         </w:tc>
@@ -12398,7 +12398,7 @@
                 <w:sz w:val="18"/>
                 <w:szCs w:val="18"/>
               </w:rPr>
-              <w:t xml:space="preserve">7:25 – 7:35</w:t>
+              <w:t xml:space="preserve">7:30 – 7:40</w:t>
             </w:r>
           </w:p>
         </w:tc>
@@ -12608,7 +12608,7 @@
                 <w:sz w:val="18"/>
                 <w:szCs w:val="18"/>
               </w:rPr>
-              <w:t xml:space="preserve">7:35 – 7:45</w:t>
+              <w:t xml:space="preserve">7:40 – 7:50</w:t>
             </w:r>
           </w:p>
         </w:tc>
